--- a/pr-preview/pr-224/model-validation-handout-tracked-changes.docx
+++ b/pr-preview/pr-224/model-validation-handout-tracked-changes.docx
@@ -16,7 +16,7 @@
       </w:pPr>
       <w:del w:id="1" w:author="PR Preview" w:date="2026-01-01T00:00:00Z">
         <w:r>
-          <w:delText xml:space="preserve">Last modified: 2026-10-15 15:19:11 (PDT)</w:delText>
+          <w:delText xml:space="preserve">Last modified: 2026-10-16 02:59:55 (PDT)</w:delText>
         </w:r>
       </w:del>
     </w:p>
@@ -26,7 +26,7 @@
       </w:pPr>
       <w:ins w:id="2" w:author="PR Preview" w:date="2026-01-01T00:00:00Z">
         <w:r>
-          <w:t xml:space="preserve">Last modified: 2026-10-15 15:28:39 (PDT)</w:t>
+          <w:t xml:space="preserve">Last modified: 2026-10-16 03:12:26 (PDT)</w:t>
         </w:r>
       </w:ins>
     </w:p>
@@ -119,16 +119,21 @@
         </m:r>
         <m:sSub>
           <m:e>
-            <m:acc>
-              <m:accPr>
-                <m:chr m:val="̃"/>
-              </m:accPr>
+            <m:limLow>
               <m:e>
                 <m:r>
                   <m:t>x</m:t>
                 </m:r>
               </m:e>
-            </m:acc>
+              <m:lim>
+                <m:r>
+                  <m:rPr>
+                    <m:sty m:val="p"/>
+                  </m:rPr>
+                  <m:t>∼</m:t>
+                </m:r>
+              </m:lim>
+            </m:limLow>
           </m:e>
           <m:sub>
             <m:r>
@@ -176,16 +181,21 @@
       <m:oMath>
         <m:sSub>
           <m:e>
-            <m:acc>
-              <m:accPr>
-                <m:chr m:val="̃"/>
-              </m:accPr>
+            <m:limLow>
               <m:e>
                 <m:r>
                   <m:t>x</m:t>
                 </m:r>
               </m:e>
-            </m:acc>
+              <m:lim>
+                <m:r>
+                  <m:rPr>
+                    <m:sty m:val="p"/>
+                  </m:rPr>
+                  <m:t>∼</m:t>
+                </m:r>
+              </m:lim>
+            </m:limLow>
           </m:e>
           <m:sub>
             <m:r>
@@ -285,16 +295,21 @@
               </m:r>
               <m:sSub>
                 <m:e>
-                  <m:acc>
-                    <m:accPr>
-                      <m:chr m:val="̃"/>
-                    </m:accPr>
+                  <m:limLow>
                     <m:e>
                       <m:r>
                         <m:t>x</m:t>
                       </m:r>
                     </m:e>
-                  </m:acc>
+                    <m:lim>
+                      <m:r>
+                        <m:rPr>
+                          <m:sty m:val="p"/>
+                        </m:rPr>
+                        <m:t>∼</m:t>
+                      </m:r>
+                    </m:lim>
+                  </m:limLow>
                 </m:e>
                 <m:sub>
                   <m:r>
@@ -597,16 +612,21 @@
       <m:oMath>
         <m:sSub>
           <m:e>
-            <m:acc>
-              <m:accPr>
-                <m:chr m:val="̃"/>
-              </m:accPr>
+            <m:limLow>
               <m:e>
                 <m:r>
                   <m:t>x</m:t>
                 </m:r>
               </m:e>
-            </m:acc>
+              <m:lim>
+                <m:r>
+                  <m:rPr>
+                    <m:sty m:val="p"/>
+                  </m:rPr>
+                  <m:t>∼</m:t>
+                </m:r>
+              </m:lim>
+            </m:limLow>
           </m:e>
           <m:sub>
             <m:r>
@@ -691,16 +711,21 @@
                       <m:e>
                         <m:sSub>
                           <m:e>
-                            <m:acc>
-                              <m:accPr>
-                                <m:chr m:val="̃"/>
-                              </m:accPr>
+                            <m:limLow>
                               <m:e>
                                 <m:r>
                                   <m:t>x</m:t>
                                 </m:r>
                               </m:e>
-                            </m:acc>
+                              <m:lim>
+                                <m:r>
+                                  <m:rPr>
+                                    <m:sty m:val="p"/>
+                                  </m:rPr>
+                                  <m:t>∼</m:t>
+                                </m:r>
+                              </m:lim>
+                            </m:limLow>
                           </m:e>
                           <m:sub>
                             <m:r>
@@ -736,16 +761,21 @@
                       <m:e>
                         <m:sSub>
                           <m:e>
-                            <m:acc>
-                              <m:accPr>
-                                <m:chr m:val="̃"/>
-                              </m:accPr>
+                            <m:limLow>
                               <m:e>
                                 <m:r>
                                   <m:t>x</m:t>
                                 </m:r>
                               </m:e>
-                            </m:acc>
+                              <m:lim>
+                                <m:r>
+                                  <m:rPr>
+                                    <m:sty m:val="p"/>
+                                  </m:rPr>
+                                  <m:t>∼</m:t>
+                                </m:r>
+                              </m:lim>
+                            </m:limLow>
                           </m:e>
                           <m:sub>
                             <m:r>
@@ -829,16 +859,21 @@
         <w:t xml:space="preserve"> </w:t>
       </w:r>
       <m:oMath>
-        <m:acc>
-          <m:accPr>
-            <m:chr m:val="̃"/>
-          </m:accPr>
+        <m:limLow>
           <m:e>
             <m:r>
               <m:t>y</m:t>
             </m:r>
           </m:e>
-        </m:acc>
+          <m:lim>
+            <m:r>
+              <m:rPr>
+                <m:sty m:val="p"/>
+              </m:rPr>
+              <m:t>∼</m:t>
+            </m:r>
+          </m:lim>
+        </m:limLow>
       </m:oMath>
       <w:r>
         <w:t xml:space="preserve"> </w:t>
@@ -920,16 +955,21 @@
           <m:jc m:val="center"/>
         </m:oMathParaPr>
         <m:oMath>
-          <m:acc>
-            <m:accPr>
-              <m:chr m:val="̃"/>
-            </m:accPr>
+          <m:limLow>
             <m:e>
               <m:r>
                 <m:t>y</m:t>
               </m:r>
             </m:e>
-          </m:acc>
+            <m:lim>
+              <m:r>
+                <m:rPr>
+                  <m:sty m:val="p"/>
+                </m:rPr>
+                <m:t>∼</m:t>
+              </m:r>
+            </m:lim>
+          </m:limLow>
           <m:r>
             <m:rPr>
               <m:sty m:val="p"/>
@@ -1548,7 +1588,7 @@
     </w:p>
     <w:bookmarkEnd w:id="16"/>
     <w:bookmarkEnd w:id="17"/>
-    <w:bookmarkStart w:id="41" w:name="sec-prediction-rules"/>
+    <w:bookmarkStart w:id="44" w:name="sec-prediction-rules"/>
     <w:p>
       <w:pPr>
         <w:pStyle w:val="Heading2"/>
@@ -2246,16 +2286,21 @@
               </m:r>
               <m:sSub>
                 <m:e>
-                  <m:acc>
-                    <m:accPr>
-                      <m:chr m:val="̃"/>
-                    </m:accPr>
+                  <m:limLow>
                     <m:e>
                       <m:r>
                         <m:t>x</m:t>
                       </m:r>
                     </m:e>
-                  </m:acc>
+                    <m:lim>
+                      <m:r>
+                        <m:rPr>
+                          <m:sty m:val="p"/>
+                        </m:rPr>
+                        <m:t>∼</m:t>
+                      </m:r>
+                    </m:lim>
+                  </m:limLow>
                 </m:e>
                 <m:sub>
                   <m:r>
@@ -2730,7 +2775,7 @@
       <w:bookmarkEnd w:id="25"/>
     </w:p>
     <w:bookmarkEnd w:id="26"/>
-    <w:bookmarkStart w:id="29" w:name="def-generalization-error"/>
+    <w:bookmarkStart w:id="28" w:name="def-new-observation"/>
     <w:p>
       <w:pPr>
         <w:pStyle w:val="FirstParagraph"/>
@@ -2740,7 +2785,752 @@
           <w:b/>
           <w:bCs/>
         </w:rPr>
-        <w:t xml:space="preserve">Definition 7 (Generalization error)</w:t>
+        <w:t xml:space="preserve">Definition 7 (New observation)</w:t>
+      </w:r>
+      <w:r>
+        <w:t xml:space="preserve"> </w:t>
+      </w:r>
+      <w:r>
+        <w:t xml:space="preserve">A</w:t>
+      </w:r>
+      <w:r>
+        <w:t xml:space="preserve"> </w:t>
+      </w:r>
+      <w:r>
+        <w:rPr>
+          <w:b/>
+          <w:bCs/>
+        </w:rPr>
+        <w:t xml:space="preserve">new observation</w:t>
+      </w:r>
+      <w:r>
+        <w:t xml:space="preserve"> </w:t>
+      </w:r>
+      <w:r>
+        <w:t xml:space="preserve">is a pair</w:t>
+      </w:r>
+      <w:r>
+        <w:t xml:space="preserve"> </w:t>
+      </w:r>
+      <m:oMath>
+        <m:r>
+          <m:rPr>
+            <m:sty m:val="p"/>
+          </m:rPr>
+          <m:t>(</m:t>
+        </m:r>
+        <m:sSub>
+          <m:e>
+            <m:r>
+              <m:t>X</m:t>
+            </m:r>
+          </m:e>
+          <m:sub>
+            <m:r>
+              <m:rPr>
+                <m:sty m:val="p"/>
+              </m:rPr>
+              <m:t>*</m:t>
+            </m:r>
+          </m:sub>
+        </m:sSub>
+        <m:r>
+          <m:rPr>
+            <m:sty m:val="p"/>
+          </m:rPr>
+          <m:t>,</m:t>
+        </m:r>
+        <m:sSub>
+          <m:e>
+            <m:r>
+              <m:t>Y</m:t>
+            </m:r>
+          </m:e>
+          <m:sub>
+            <m:r>
+              <m:rPr>
+                <m:sty m:val="p"/>
+              </m:rPr>
+              <m:t>*</m:t>
+            </m:r>
+          </m:sub>
+        </m:sSub>
+        <m:r>
+          <m:rPr>
+            <m:sty m:val="p"/>
+          </m:rPr>
+          <m:t>)</m:t>
+        </m:r>
+      </m:oMath>
+      <w:r>
+        <w:t xml:space="preserve"> </w:t>
+      </w:r>
+      <w:r>
+        <w:t xml:space="preserve">of a covariate value and an outcome</w:t>
+      </w:r>
+      <w:r>
+        <w:t xml:space="preserve"> </w:t>
+      </w:r>
+      <w:r>
+        <w:t xml:space="preserve">drawn from the same population as the observations of a</w:t>
+      </w:r>
+      <w:r>
+        <w:t xml:space="preserve"> </w:t>
+      </w:r>
+      <w:hyperlink w:anchor="def-training-set">
+        <w:r>
+          <w:rPr>
+            <w:rStyle w:val="Hyperlink"/>
+          </w:rPr>
+          <w:t xml:space="preserve">training set</w:t>
+        </w:r>
+      </w:hyperlink>
+      <w:r>
+        <w:t xml:space="preserve"> </w:t>
+      </w:r>
+      <m:oMath>
+        <m:sSub>
+          <m:e>
+            <m:r>
+              <m:rPr>
+                <m:scr m:val="script"/>
+                <m:sty m:val="p"/>
+              </m:rPr>
+              <m:t>D</m:t>
+            </m:r>
+          </m:e>
+          <m:sub>
+            <m:r>
+              <m:rPr>
+                <m:nor/>
+                <m:sty m:val="p"/>
+              </m:rPr>
+              <m:t>train</m:t>
+            </m:r>
+          </m:sub>
+        </m:sSub>
+      </m:oMath>
+      <w:r>
+        <w:t xml:space="preserve">,</w:t>
+      </w:r>
+      <w:r>
+        <w:t xml:space="preserve"> </w:t>
+      </w:r>
+      <w:hyperlink r:id="rId27">
+        <w:r>
+          <w:rPr>
+            <w:rStyle w:val="Hyperlink"/>
+          </w:rPr>
+          <w:t xml:space="preserve">statistically independent</w:t>
+        </w:r>
+      </w:hyperlink>
+      <w:r>
+        <w:t xml:space="preserve"> </w:t>
+      </w:r>
+      <w:r>
+        <w:t xml:space="preserve">of</w:t>
+      </w:r>
+      <w:r>
+        <w:t xml:space="preserve"> </w:t>
+      </w:r>
+      <m:oMath>
+        <m:sSub>
+          <m:e>
+            <m:r>
+              <m:rPr>
+                <m:scr m:val="script"/>
+                <m:sty m:val="p"/>
+              </m:rPr>
+              <m:t>D</m:t>
+            </m:r>
+          </m:e>
+          <m:sub>
+            <m:r>
+              <m:rPr>
+                <m:nor/>
+                <m:sty m:val="p"/>
+              </m:rPr>
+              <m:t>train</m:t>
+            </m:r>
+          </m:sub>
+        </m:sSub>
+      </m:oMath>
+      <w:r>
+        <w:t xml:space="preserve">.</w:t>
+      </w:r>
+      <w:r>
+        <w:t xml:space="preserve"> </w:t>
+      </w:r>
+      <w:r>
+        <w:t xml:space="preserve">The subscript</w:t>
+      </w:r>
+      <w:r>
+        <w:t xml:space="preserve"> </w:t>
+      </w:r>
+      <m:oMath>
+        <m:r>
+          <m:rPr>
+            <m:sty m:val="p"/>
+          </m:rPr>
+          <m:t>*</m:t>
+        </m:r>
+      </m:oMath>
+      <w:r>
+        <w:t xml:space="preserve"> </w:t>
+      </w:r>
+      <w:r>
+        <w:t xml:space="preserve">marks a quantity of the new observation,</w:t>
+      </w:r>
+      <w:r>
+        <w:t xml:space="preserve"> </w:t>
+      </w:r>
+      <w:r>
+        <w:t xml:space="preserve">as in</w:t>
+      </w:r>
+      <w:r>
+        <w:t xml:space="preserve"> </w:t>
+      </w:r>
+      <m:oMath>
+        <m:sSub>
+          <m:e>
+            <m:r>
+              <m:t>X</m:t>
+            </m:r>
+          </m:e>
+          <m:sub>
+            <m:r>
+              <m:rPr>
+                <m:sty m:val="p"/>
+              </m:rPr>
+              <m:t>*</m:t>
+            </m:r>
+          </m:sub>
+        </m:sSub>
+      </m:oMath>
+      <w:r>
+        <w:t xml:space="preserve"> </w:t>
+      </w:r>
+      <w:r>
+        <w:t xml:space="preserve">and</w:t>
+      </w:r>
+      <w:r>
+        <w:t xml:space="preserve"> </w:t>
+      </w:r>
+      <m:oMath>
+        <m:sSub>
+          <m:e>
+            <m:r>
+              <m:t>Y</m:t>
+            </m:r>
+          </m:e>
+          <m:sub>
+            <m:r>
+              <m:rPr>
+                <m:sty m:val="p"/>
+              </m:rPr>
+              <m:t>*</m:t>
+            </m:r>
+          </m:sub>
+        </m:sSub>
+      </m:oMath>
+      <w:r>
+        <w:t xml:space="preserve">,</w:t>
+      </w:r>
+      <w:r>
+        <w:t xml:space="preserve"> </w:t>
+      </w:r>
+      <w:r>
+        <w:t xml:space="preserve">and distinguishes it from the indexed observations</w:t>
+      </w:r>
+      <w:r>
+        <w:t xml:space="preserve"> </w:t>
+      </w:r>
+      <m:oMath>
+        <m:r>
+          <m:rPr>
+            <m:sty m:val="p"/>
+          </m:rPr>
+          <m:t>(</m:t>
+        </m:r>
+        <m:sSub>
+          <m:e>
+            <m:limLow>
+              <m:e>
+                <m:r>
+                  <m:t>x</m:t>
+                </m:r>
+              </m:e>
+              <m:lim>
+                <m:r>
+                  <m:rPr>
+                    <m:sty m:val="p"/>
+                  </m:rPr>
+                  <m:t>∼</m:t>
+                </m:r>
+              </m:lim>
+            </m:limLow>
+          </m:e>
+          <m:sub>
+            <m:r>
+              <m:t>i</m:t>
+            </m:r>
+          </m:sub>
+        </m:sSub>
+        <m:r>
+          <m:rPr>
+            <m:sty m:val="p"/>
+          </m:rPr>
+          <m:t>,</m:t>
+        </m:r>
+        <m:sSub>
+          <m:e>
+            <m:r>
+              <m:t>y</m:t>
+            </m:r>
+          </m:e>
+          <m:sub>
+            <m:r>
+              <m:t>i</m:t>
+            </m:r>
+          </m:sub>
+        </m:sSub>
+        <m:r>
+          <m:rPr>
+            <m:sty m:val="p"/>
+          </m:rPr>
+          <m:t>)</m:t>
+        </m:r>
+      </m:oMath>
+      <w:r>
+        <w:t xml:space="preserve"> </w:t>
+      </w:r>
+      <w:r>
+        <w:t xml:space="preserve">of</w:t>
+      </w:r>
+      <w:r>
+        <w:t xml:space="preserve"> </w:t>
+      </w:r>
+      <m:oMath>
+        <m:sSub>
+          <m:e>
+            <m:r>
+              <m:rPr>
+                <m:scr m:val="script"/>
+                <m:sty m:val="p"/>
+              </m:rPr>
+              <m:t>D</m:t>
+            </m:r>
+          </m:e>
+          <m:sub>
+            <m:r>
+              <m:rPr>
+                <m:nor/>
+                <m:sty m:val="p"/>
+              </m:rPr>
+              <m:t>train</m:t>
+            </m:r>
+          </m:sub>
+        </m:sSub>
+      </m:oMath>
+      <w:r>
+        <w:t xml:space="preserve">.</w:t>
+      </w:r>
+    </w:p>
+    <w:bookmarkEnd w:id="28"/>
+    <w:bookmarkStart w:id="29" w:name="exm-new-observation"/>
+    <w:p>
+      <w:pPr>
+        <w:pStyle w:val="BodyText"/>
+      </w:pPr>
+      <w:r>
+        <w:rPr>
+          <w:b/>
+          <w:bCs/>
+        </w:rPr>
+        <w:t xml:space="preserve">Example 2 (A new observation for the first five cars)</w:t>
+      </w:r>
+      <w:r>
+        <w:t xml:space="preserve"> </w:t>
+      </w:r>
+      <w:r>
+        <w:t xml:space="preserve">Take the first five cars of</w:t>
+      </w:r>
+      <w:r>
+        <w:t xml:space="preserve"> </w:t>
+      </w:r>
+      <w:r>
+        <w:rPr>
+          <w:rStyle w:val="VerbatimChar"/>
+        </w:rPr>
+        <w:t xml:space="preserve">mtcars</w:t>
+      </w:r>
+      <w:r>
+        <w:t xml:space="preserve"> </w:t>
+      </w:r>
+      <w:r>
+        <w:t xml:space="preserve">as the</w:t>
+      </w:r>
+      <w:r>
+        <w:t xml:space="preserve"> </w:t>
+      </w:r>
+      <w:hyperlink w:anchor="def-training-set">
+        <w:r>
+          <w:rPr>
+            <w:rStyle w:val="Hyperlink"/>
+          </w:rPr>
+          <w:t xml:space="preserve">training set</w:t>
+        </w:r>
+      </w:hyperlink>
+      <w:r>
+        <w:t xml:space="preserve">,</w:t>
+      </w:r>
+      <w:r>
+        <w:t xml:space="preserve"> </w:t>
+      </w:r>
+      <w:r>
+        <w:t xml:space="preserve">with the gross horsepower</w:t>
+      </w:r>
+      <w:r>
+        <w:t xml:space="preserve"> </w:t>
+      </w:r>
+      <w:r>
+        <w:rPr>
+          <w:rStyle w:val="VerbatimChar"/>
+        </w:rPr>
+        <w:t xml:space="preserve">hp</w:t>
+      </w:r>
+      <w:r>
+        <w:t xml:space="preserve"> </w:t>
+      </w:r>
+      <w:r>
+        <w:t xml:space="preserve">and weight</w:t>
+      </w:r>
+      <w:r>
+        <w:t xml:space="preserve"> </w:t>
+      </w:r>
+      <w:r>
+        <w:rPr>
+          <w:rStyle w:val="VerbatimChar"/>
+        </w:rPr>
+        <w:t xml:space="preserve">wt</w:t>
+      </w:r>
+      <w:r>
+        <w:t xml:space="preserve"> </w:t>
+      </w:r>
+      <w:r>
+        <w:t xml:space="preserve">as the covariate values and the fuel economy</w:t>
+      </w:r>
+      <w:r>
+        <w:t xml:space="preserve"> </w:t>
+      </w:r>
+      <w:r>
+        <w:rPr>
+          <w:rStyle w:val="VerbatimChar"/>
+        </w:rPr>
+        <w:t xml:space="preserve">mpg</w:t>
+      </w:r>
+      <w:r>
+        <w:t xml:space="preserve"> </w:t>
+      </w:r>
+      <w:r>
+        <w:t xml:space="preserve">as the outcome,</w:t>
+      </w:r>
+      <w:r>
+        <w:t xml:space="preserve"> </w:t>
+      </w:r>
+      <w:r>
+        <w:t xml:space="preserve">as in</w:t>
+      </w:r>
+      <w:r>
+        <w:t xml:space="preserve"> </w:t>
+      </w:r>
+      <w:hyperlink w:anchor="exm-input-matrix">
+        <w:r>
+          <w:rPr>
+            <w:rStyle w:val="Hyperlink"/>
+          </w:rPr>
+          <w:t xml:space="preserve">Example 1</w:t>
+        </w:r>
+      </w:hyperlink>
+      <w:r>
+        <w:t xml:space="preserve">.</w:t>
+      </w:r>
+      <w:r>
+        <w:t xml:space="preserve"> </w:t>
+      </w:r>
+      <w:r>
+        <w:t xml:space="preserve">Treat the sixth car as a new observation:</w:t>
+      </w:r>
+      <w:r>
+        <w:t xml:space="preserve"> </w:t>
+      </w:r>
+      <w:r>
+        <w:t xml:space="preserve">a car from the same population that was not used to form the training set.</w:t>
+      </w:r>
+    </w:p>
+    <w:p>
+      <w:pPr>
+        <w:pStyle w:val="SourceCode"/>
+      </w:pPr>
+      <w:r>
+        <w:rPr>
+          <w:rStyle w:val="CommentTok"/>
+        </w:rPr>
+        <w:t xml:space="preserve"># the sixth car is not among the five training cars</w:t>
+      </w:r>
+      <w:r>
+        <w:br/>
+      </w:r>
+      <w:r>
+        <w:rPr>
+          <w:rStyle w:val="NormalTok"/>
+        </w:rPr>
+        <w:t xml:space="preserve">new_car </w:t>
+      </w:r>
+      <w:r>
+        <w:rPr>
+          <w:rStyle w:val="OtherTok"/>
+        </w:rPr>
+        <w:t xml:space="preserve">&lt;-</w:t>
+      </w:r>
+      <w:r>
+        <w:rPr>
+          <w:rStyle w:val="NormalTok"/>
+        </w:rPr>
+        <w:t xml:space="preserve"> mtcars </w:t>
+      </w:r>
+      <w:r>
+        <w:rPr>
+          <w:rStyle w:val="SpecialCharTok"/>
+        </w:rPr>
+        <w:t xml:space="preserve">|&gt;</w:t>
+      </w:r>
+      <w:r>
+        <w:br/>
+      </w:r>
+      <w:r>
+        <w:rPr>
+          <w:rStyle w:val="NormalTok"/>
+        </w:rPr>
+        <w:t xml:space="preserve">  dplyr</w:t>
+      </w:r>
+      <w:r>
+        <w:rPr>
+          <w:rStyle w:val="SpecialCharTok"/>
+        </w:rPr>
+        <w:t xml:space="preserve">::</w:t>
+      </w:r>
+      <w:r>
+        <w:rPr>
+          <w:rStyle w:val="FunctionTok"/>
+        </w:rPr>
+        <w:t xml:space="preserve">slice</w:t>
+      </w:r>
+      <w:r>
+        <w:rPr>
+          <w:rStyle w:val="NormalTok"/>
+        </w:rPr>
+        <w:t xml:space="preserve">(</w:t>
+      </w:r>
+      <w:r>
+        <w:rPr>
+          <w:rStyle w:val="DecValTok"/>
+        </w:rPr>
+        <w:t xml:space="preserve">6</w:t>
+      </w:r>
+      <w:r>
+        <w:rPr>
+          <w:rStyle w:val="NormalTok"/>
+        </w:rPr>
+        <w:t xml:space="preserve">) </w:t>
+      </w:r>
+      <w:r>
+        <w:rPr>
+          <w:rStyle w:val="SpecialCharTok"/>
+        </w:rPr>
+        <w:t xml:space="preserve">|&gt;</w:t>
+      </w:r>
+      <w:r>
+        <w:br/>
+      </w:r>
+      <w:r>
+        <w:rPr>
+          <w:rStyle w:val="NormalTok"/>
+        </w:rPr>
+        <w:t xml:space="preserve">  dplyr</w:t>
+      </w:r>
+      <w:r>
+        <w:rPr>
+          <w:rStyle w:val="SpecialCharTok"/>
+        </w:rPr>
+        <w:t xml:space="preserve">::</w:t>
+      </w:r>
+      <w:r>
+        <w:rPr>
+          <w:rStyle w:val="FunctionTok"/>
+        </w:rPr>
+        <w:t xml:space="preserve">select</w:t>
+      </w:r>
+      <w:r>
+        <w:rPr>
+          <w:rStyle w:val="NormalTok"/>
+        </w:rPr>
+        <w:t xml:space="preserve">(hp, wt, mpg)</w:t>
+      </w:r>
+      <w:r>
+        <w:br/>
+      </w:r>
+      <w:r>
+        <w:rPr>
+          <w:rStyle w:val="NormalTok"/>
+        </w:rPr>
+        <w:t xml:space="preserve">new_car</w:t>
+      </w:r>
+      <w:r>
+        <w:br/>
+      </w:r>
+      <w:r>
+        <w:rPr>
+          <w:rStyle w:val="CommentTok"/>
+        </w:rPr>
+        <w:t xml:space="preserve">#&gt; # A tibble: 1 × 3</w:t>
+      </w:r>
+      <w:r>
+        <w:br/>
+      </w:r>
+      <w:r>
+        <w:rPr>
+          <w:rStyle w:val="CommentTok"/>
+        </w:rPr>
+        <w:t xml:space="preserve">#&gt;      hp    wt   mpg</w:t>
+      </w:r>
+      <w:r>
+        <w:br/>
+      </w:r>
+      <w:r>
+        <w:rPr>
+          <w:rStyle w:val="CommentTok"/>
+        </w:rPr>
+        <w:t xml:space="preserve">#&gt;   &lt;dbl&gt; &lt;dbl&gt; &lt;dbl&gt;</w:t>
+      </w:r>
+      <w:r>
+        <w:br/>
+      </w:r>
+      <w:r>
+        <w:rPr>
+          <w:rStyle w:val="CommentTok"/>
+        </w:rPr>
+        <w:t xml:space="preserve">#&gt; 1   105  3.46  18.1</w:t>
+      </w:r>
+    </w:p>
+    <w:p>
+      <w:pPr>
+        <w:pStyle w:val="FirstParagraph"/>
+      </w:pPr>
+      <w:r>
+        <w:t xml:space="preserve">Its covariate value is</w:t>
+      </w:r>
+      <w:r>
+        <w:t xml:space="preserve"> </w:t>
+      </w:r>
+      <m:oMath>
+        <m:sSub>
+          <m:e>
+            <m:r>
+              <m:t>X</m:t>
+            </m:r>
+          </m:e>
+          <m:sub>
+            <m:r>
+              <m:rPr>
+                <m:sty m:val="p"/>
+              </m:rPr>
+              <m:t>*</m:t>
+            </m:r>
+          </m:sub>
+        </m:sSub>
+        <m:r>
+          <m:rPr>
+            <m:sty m:val="p"/>
+          </m:rPr>
+          <m:t>=</m:t>
+        </m:r>
+        <m:r>
+          <m:rPr>
+            <m:sty m:val="p"/>
+          </m:rPr>
+          <m:t>(</m:t>
+        </m:r>
+        <m:r>
+          <m:t>105</m:t>
+        </m:r>
+        <m:r>
+          <m:rPr>
+            <m:sty m:val="p"/>
+          </m:rPr>
+          <m:t>,</m:t>
+        </m:r>
+        <m:r>
+          <m:t>3.46</m:t>
+        </m:r>
+        <m:r>
+          <m:rPr>
+            <m:sty m:val="p"/>
+          </m:rPr>
+          <m:t>)</m:t>
+        </m:r>
+      </m:oMath>
+      <w:r>
+        <w:t xml:space="preserve"> </w:t>
+      </w:r>
+      <w:r>
+        <w:t xml:space="preserve">and its outcome is</w:t>
+      </w:r>
+      <w:r>
+        <w:t xml:space="preserve"> </w:t>
+      </w:r>
+      <m:oMath>
+        <m:sSub>
+          <m:e>
+            <m:r>
+              <m:t>Y</m:t>
+            </m:r>
+          </m:e>
+          <m:sub>
+            <m:r>
+              <m:rPr>
+                <m:sty m:val="p"/>
+              </m:rPr>
+              <m:t>*</m:t>
+            </m:r>
+          </m:sub>
+        </m:sSub>
+        <m:r>
+          <m:rPr>
+            <m:sty m:val="p"/>
+          </m:rPr>
+          <m:t>=</m:t>
+        </m:r>
+        <m:r>
+          <m:t>18.1</m:t>
+        </m:r>
+      </m:oMath>
+      <w:r>
+        <w:t xml:space="preserve">.</w:t>
+      </w:r>
+    </w:p>
+    <w:bookmarkEnd w:id="29"/>
+    <w:bookmarkStart w:id="32" w:name="def-generalization-error"/>
+    <w:p>
+      <w:pPr>
+        <w:pStyle w:val="BodyText"/>
+      </w:pPr>
+      <w:r>
+        <w:rPr>
+          <w:b/>
+          <w:bCs/>
+        </w:rPr>
+        <w:t xml:space="preserve">Definition 8 (Generalization error)</w:t>
       </w:r>
       <w:r>
         <w:t xml:space="preserve"> </w:t>
@@ -2841,7 +3631,7 @@
       <w:r>
         <w:t xml:space="preserve"> </w:t>
       </w:r>
-      <w:hyperlink r:id="rId27">
+      <w:hyperlink r:id="rId30">
         <w:r>
           <w:rPr>
             <w:rStyle w:val="Hyperlink"/>
@@ -2853,8 +3643,19 @@
         <w:t xml:space="preserve"> </w:t>
       </w:r>
       <w:r>
-        <w:t xml:space="preserve">on a new observation</w:t>
-      </w:r>
+        <w:t xml:space="preserve">on a</w:t>
+      </w:r>
+      <w:r>
+        <w:t xml:space="preserve"> </w:t>
+      </w:r>
+      <w:hyperlink w:anchor="def-new-observation">
+        <w:r>
+          <w:rPr>
+            <w:rStyle w:val="Hyperlink"/>
+          </w:rPr>
+          <w:t xml:space="preserve">new observation</w:t>
+        </w:r>
+      </w:hyperlink>
       <w:r>
         <w:t xml:space="preserve"> </w:t>
       </w:r>
@@ -2909,10 +3710,13 @@
         </m:r>
       </m:oMath>
       <w:r>
-        <w:t xml:space="preserve"> </w:t>
-      </w:r>
-      <w:r>
-        <w:t xml:space="preserve">drawn from the same population independently of</w:t>
+        <w:t xml:space="preserve">,</w:t>
+      </w:r>
+      <w:r>
+        <w:t xml:space="preserve"> </w:t>
+      </w:r>
+      <w:r>
+        <w:t xml:space="preserve">with</w:t>
       </w:r>
       <w:r>
         <w:t xml:space="preserve"> </w:t>
@@ -2940,40 +3744,6 @@
         </m:sSub>
       </m:oMath>
       <w:r>
-        <w:t xml:space="preserve">,</w:t>
-      </w:r>
-      <w:r>
-        <w:t xml:space="preserve"> </w:t>
-      </w:r>
-      <w:r>
-        <w:t xml:space="preserve">with</w:t>
-      </w:r>
-      <w:r>
-        <w:t xml:space="preserve"> </w:t>
-      </w:r>
-      <m:oMath>
-        <m:sSub>
-          <m:e>
-            <m:r>
-              <m:rPr>
-                <m:scr m:val="script"/>
-                <m:sty m:val="p"/>
-              </m:rPr>
-              <m:t>D</m:t>
-            </m:r>
-          </m:e>
-          <m:sub>
-            <m:r>
-              <m:rPr>
-                <m:nor/>
-                <m:sty m:val="p"/>
-              </m:rPr>
-              <m:t>train</m:t>
-            </m:r>
-          </m:sub>
-        </m:sSub>
-      </m:oMath>
-      <w:r>
         <w:t xml:space="preserve"> </w:t>
       </w:r>
       <w:r>
@@ -2984,7 +3754,7 @@
       <w:pPr>
         <w:pStyle w:val="BodyText"/>
       </w:pPr>
-      <w:bookmarkStart w:id="28" w:name="eq-generalization-error"/>
+      <w:bookmarkStart w:id="31" w:name="eq-generalization-error"/>
       <m:oMathPara>
         <m:oMathParaPr>
           <m:jc m:val="center"/>
@@ -3198,10 +3968,10 @@
           </m:r>
         </m:oMath>
       </m:oMathPara>
-      <w:bookmarkEnd w:id="28"/>
+      <w:bookmarkEnd w:id="31"/>
     </w:p>
-    <w:bookmarkEnd w:id="29"/>
-    <w:bookmarkStart w:id="30" w:name="rem-source-generalization-error"/>
+    <w:bookmarkEnd w:id="32"/>
+    <w:bookmarkStart w:id="33" w:name="rem-source-generalization-error"/>
     <w:p>
       <w:pPr>
         <w:pStyle w:val="FirstParagraph"/>
@@ -3241,8 +4011,8 @@
         <w:t xml:space="preserve">.</w:t>
       </w:r>
     </w:p>
-    <w:bookmarkEnd w:id="30"/>
-    <w:bookmarkStart w:id="32" w:name="def-held-out-set"/>
+    <w:bookmarkEnd w:id="33"/>
+    <w:bookmarkStart w:id="35" w:name="def-held-out-set"/>
     <w:p>
       <w:pPr>
         <w:pStyle w:val="BodyText"/>
@@ -3252,7 +4022,7 @@
           <w:b/>
           <w:bCs/>
         </w:rPr>
-        <w:t xml:space="preserve">Definition 8 (Held-out set (hold-out set))</w:t>
+        <w:t xml:space="preserve">Definition 9 (Held-out set (hold-out set))</w:t>
       </w:r>
       <w:r>
         <w:t xml:space="preserve"> </w:t>
@@ -3432,7 +4202,7 @@
       <w:pPr>
         <w:pStyle w:val="BodyText"/>
       </w:pPr>
-      <w:bookmarkStart w:id="31" w:name="eq-held-out-set"/>
+      <w:bookmarkStart w:id="34" w:name="eq-held-out-set"/>
       <m:oMathPara>
         <m:oMathParaPr>
           <m:jc m:val="center"/>
@@ -3630,10 +4400,10 @@
           </m:r>
         </m:oMath>
       </m:oMathPara>
-      <w:bookmarkEnd w:id="31"/>
+      <w:bookmarkEnd w:id="34"/>
     </w:p>
-    <w:bookmarkEnd w:id="32"/>
-    <w:bookmarkStart w:id="33" w:name="rem-source-held-out-set"/>
+    <w:bookmarkEnd w:id="35"/>
+    <w:bookmarkStart w:id="36" w:name="rem-source-held-out-set"/>
     <w:p>
       <w:pPr>
         <w:pStyle w:val="FirstParagraph"/>
@@ -3671,8 +4441,8 @@
         <w:t xml:space="preserve">.</w:t>
       </w:r>
     </w:p>
-    <w:bookmarkEnd w:id="33"/>
-    <w:bookmarkStart w:id="36" w:name="def-prediction-rmse"/>
+    <w:bookmarkEnd w:id="36"/>
+    <w:bookmarkStart w:id="39" w:name="def-prediction-rmse"/>
     <w:p>
       <w:pPr>
         <w:pStyle w:val="BodyText"/>
@@ -3682,7 +4452,7 @@
           <w:b/>
           <w:bCs/>
         </w:rPr>
-        <w:t xml:space="preserve">Definition 9 (Root mean squared error of predictions)</w:t>
+        <w:t xml:space="preserve">Definition 10 (Root mean squared error of predictions)</w:t>
       </w:r>
       <w:r>
         <w:t xml:space="preserve"> </w:t>
@@ -3829,7 +4599,7 @@
       <w:r>
         <w:t xml:space="preserve"> </w:t>
       </w:r>
-      <w:hyperlink r:id="rId34">
+      <w:hyperlink r:id="rId37">
         <w:r>
           <w:rPr>
             <w:rStyle w:val="Hyperlink"/>
@@ -3845,7 +4615,7 @@
       <w:pPr>
         <w:pStyle w:val="BodyText"/>
       </w:pPr>
-      <w:bookmarkStart w:id="35" w:name="eq-prediction-rmse"/>
+      <w:bookmarkStart w:id="38" w:name="eq-prediction-rmse"/>
       <m:oMathPara>
         <m:oMathParaPr>
           <m:jc m:val="center"/>
@@ -3968,10 +4738,10 @@
           </m:r>
         </m:oMath>
       </m:oMathPara>
-      <w:bookmarkEnd w:id="35"/>
+      <w:bookmarkEnd w:id="38"/>
     </w:p>
-    <w:bookmarkEnd w:id="36"/>
-    <w:bookmarkStart w:id="39" w:name="def-training-mse"/>
+    <w:bookmarkEnd w:id="39"/>
+    <w:bookmarkStart w:id="42" w:name="def-training-mse"/>
     <w:p>
       <w:pPr>
         <w:pStyle w:val="FirstParagraph"/>
@@ -3981,7 +4751,7 @@
           <w:b/>
           <w:bCs/>
         </w:rPr>
-        <w:t xml:space="preserve">Definition 10 (Training error)</w:t>
+        <w:t xml:space="preserve">Definition 11 (Training error)</w:t>
       </w:r>
       <w:r>
         <w:t xml:space="preserve"> </w:t>
@@ -4082,7 +4852,7 @@
       <w:r>
         <w:t xml:space="preserve"> </w:t>
       </w:r>
-      <w:hyperlink r:id="rId34">
+      <w:hyperlink r:id="rId37">
         <w:r>
           <w:rPr>
             <w:rStyle w:val="Hyperlink"/>
@@ -4099,7 +4869,7 @@
       <w:r>
         <w:t xml:space="preserve"> </w:t>
       </w:r>
-      <w:hyperlink r:id="rId37">
+      <w:hyperlink r:id="rId40">
         <w:r>
           <w:rPr>
             <w:rStyle w:val="Hyperlink"/>
@@ -4185,7 +4955,7 @@
       <w:pPr>
         <w:pStyle w:val="BodyText"/>
       </w:pPr>
-      <w:bookmarkStart w:id="38" w:name="eq-training-mse"/>
+      <w:bookmarkStart w:id="41" w:name="eq-training-mse"/>
       <m:oMathPara>
         <m:oMathParaPr>
           <m:jc m:val="center"/>
@@ -4355,10 +5125,10 @@
           </m:r>
         </m:oMath>
       </m:oMathPara>
-      <w:bookmarkEnd w:id="38"/>
+      <w:bookmarkEnd w:id="41"/>
     </w:p>
-    <w:bookmarkEnd w:id="39"/>
-    <w:bookmarkStart w:id="40" w:name="rem-source-training-mse"/>
+    <w:bookmarkEnd w:id="42"/>
+    <w:bookmarkStart w:id="43" w:name="rem-source-training-mse"/>
     <w:p>
       <w:pPr>
         <w:pStyle w:val="FirstParagraph"/>
@@ -4405,9 +5175,9 @@
         <w:t xml:space="preserve">and define it for any loss.</w:t>
       </w:r>
     </w:p>
-    <w:bookmarkEnd w:id="40"/>
-    <w:bookmarkEnd w:id="41"/>
-    <w:bookmarkStart w:id="46" w:name="overfitting"/>
+    <w:bookmarkEnd w:id="43"/>
+    <w:bookmarkEnd w:id="44"/>
+    <w:bookmarkStart w:id="49" w:name="overfitting"/>
     <w:p>
       <w:pPr>
         <w:pStyle w:val="Heading2"/>
@@ -4416,7 +5186,7 @@
         <w:t xml:space="preserve">3 Overfitting</w:t>
       </w:r>
     </w:p>
-    <w:bookmarkStart w:id="42" w:name="exr-overfitting"/>
+    <w:bookmarkStart w:id="45" w:name="exr-overfitting"/>
     <w:p>
       <w:pPr>
         <w:pStyle w:val="FirstParagraph"/>
@@ -4629,8 +5399,8 @@
         <w:t xml:space="preserve">improve predictions for the held-out cars?</w:t>
       </w:r>
     </w:p>
-    <w:bookmarkEnd w:id="42"/>
-    <w:bookmarkStart w:id="43" w:name="sol-overfitting"/>
+    <w:bookmarkEnd w:id="45"/>
+    <w:bookmarkStart w:id="46" w:name="sol-overfitting"/>
     <w:p>
       <w:pPr>
         <w:pStyle w:val="FirstParagraph"/>
@@ -5853,8 +6623,8 @@
         <w:t xml:space="preserve">there the held-out RMSE also falls.</w:t>
       </w:r>
     </w:p>
-    <w:bookmarkEnd w:id="43"/>
-    <w:bookmarkStart w:id="44" w:name="def-overfitting"/>
+    <w:bookmarkEnd w:id="46"/>
+    <w:bookmarkStart w:id="47" w:name="def-overfitting"/>
     <w:p>
       <w:pPr>
         <w:pStyle w:val="FirstParagraph"/>
@@ -5864,7 +6634,7 @@
           <w:b/>
           <w:bCs/>
         </w:rPr>
-        <w:t xml:space="preserve">Definition 11 (Overfitting)</w:t>
+        <w:t xml:space="preserve">Definition 12 (Overfitting)</w:t>
       </w:r>
       <w:r>
         <w:t xml:space="preserve"> </w:t>
@@ -5923,8 +6693,8 @@
         <w:t xml:space="preserve">but predicts poorly for new observations.</w:t>
       </w:r>
     </w:p>
-    <w:bookmarkEnd w:id="44"/>
-    <w:bookmarkStart w:id="45" w:name="exm-overfitting-polynomial-cars"/>
+    <w:bookmarkEnd w:id="47"/>
+    <w:bookmarkStart w:id="48" w:name="exm-overfitting-polynomial-cars"/>
     <w:p>
       <w:pPr>
         <w:pStyle w:val="BodyText"/>
@@ -5934,7 +6704,7 @@
           <w:b/>
           <w:bCs/>
         </w:rPr>
-        <w:t xml:space="preserve">Example 2 (Overfitting in polynomial fits to cars)</w:t>
+        <w:t xml:space="preserve">Example 3 (Overfitting in polynomial fits to cars)</w:t>
       </w:r>
       <w:r>
         <w:t xml:space="preserve"> </w:t>
@@ -5981,9 +6751,9 @@
         <w:t xml:space="preserve">it is the beginning of overfitting, not a dramatic case.</w:t>
       </w:r>
     </w:p>
-    <w:bookmarkEnd w:id="45"/>
-    <w:bookmarkEnd w:id="46"/>
-    <w:bookmarkStart w:id="104" w:name="sec-generalization-error"/>
+    <w:bookmarkEnd w:id="48"/>
+    <w:bookmarkEnd w:id="49"/>
+    <w:bookmarkStart w:id="107" w:name="sec-generalization-error"/>
     <w:p>
       <w:pPr>
         <w:pStyle w:val="Heading2"/>
@@ -5992,7 +6762,7 @@
         <w:t xml:space="preserve">4 Generalization error</w:t>
       </w:r>
     </w:p>
-    <w:bookmarkStart w:id="47" w:name="exr-generalization-error"/>
+    <w:bookmarkStart w:id="50" w:name="exr-generalization-error"/>
     <w:p>
       <w:pPr>
         <w:pStyle w:val="FirstParagraph"/>
@@ -6269,7 +7039,7 @@
       <w:r>
         <w:t xml:space="preserve"> </w:t>
       </w:r>
-      <w:hyperlink r:id="rId27">
+      <w:hyperlink r:id="rId30">
         <w:r>
           <w:rPr>
             <w:rStyle w:val="Hyperlink"/>
@@ -6420,8 +7190,8 @@
         <w:t xml:space="preserve">use in place of your expectation?</w:t>
       </w:r>
     </w:p>
-    <w:bookmarkEnd w:id="47"/>
-    <w:bookmarkStart w:id="48" w:name="sol-generalization-error"/>
+    <w:bookmarkEnd w:id="50"/>
+    <w:bookmarkStart w:id="51" w:name="sol-generalization-error"/>
     <w:p>
       <w:pPr>
         <w:pStyle w:val="FirstParagraph"/>
@@ -6992,8 +7762,8 @@
         <w:t xml:space="preserve">was chosen to fit them.</w:t>
       </w:r>
     </w:p>
-    <w:bookmarkEnd w:id="48"/>
-    <w:bookmarkStart w:id="50" w:name="def-expected-generalization-error"/>
+    <w:bookmarkEnd w:id="51"/>
+    <w:bookmarkStart w:id="53" w:name="def-expected-generalization-error"/>
     <w:p>
       <w:pPr>
         <w:pStyle w:val="FirstParagraph"/>
@@ -7003,7 +7773,7 @@
           <w:b/>
           <w:bCs/>
         </w:rPr>
-        <w:t xml:space="preserve">Definition 12 (Expected generalization error (expected prediction error, expected test error))</w:t>
+        <w:t xml:space="preserve">Definition 13 (Expected generalization error (expected prediction error, expected test error))</w:t>
       </w:r>
       <w:r>
         <w:t xml:space="preserve"> </w:t>
@@ -7221,7 +7991,7 @@
       <w:pPr>
         <w:pStyle w:val="BodyText"/>
       </w:pPr>
-      <w:bookmarkStart w:id="49" w:name="eq-expected-generalization-error"/>
+      <w:bookmarkStart w:id="52" w:name="eq-expected-generalization-error"/>
       <m:oMathPara>
         <m:oMathParaPr>
           <m:jc m:val="center"/>
@@ -7508,10 +8278,10 @@
           </m:r>
         </m:oMath>
       </m:oMathPara>
-      <w:bookmarkEnd w:id="49"/>
+      <w:bookmarkEnd w:id="52"/>
     </w:p>
-    <w:bookmarkEnd w:id="50"/>
-    <w:bookmarkStart w:id="51" w:name="rem-source-expected-generalization-error"/>
+    <w:bookmarkEnd w:id="53"/>
+    <w:bookmarkStart w:id="54" w:name="rem-source-expected-generalization-error"/>
     <w:p>
       <w:pPr>
         <w:pStyle w:val="FirstParagraph"/>
@@ -7596,8 +8366,8 @@
         <w:t xml:space="preserve">.</w:t>
       </w:r>
     </w:p>
-    <w:bookmarkEnd w:id="51"/>
-    <w:bookmarkStart w:id="53" w:name="def-mean-function"/>
+    <w:bookmarkEnd w:id="54"/>
+    <w:bookmarkStart w:id="56" w:name="def-mean-function"/>
     <w:p>
       <w:pPr>
         <w:pStyle w:val="BodyText"/>
@@ -7607,7 +8377,7 @@
           <w:b/>
           <w:bCs/>
         </w:rPr>
-        <w:t xml:space="preserve">Definition 13 (Mean function)</w:t>
+        <w:t xml:space="preserve">Definition 14 (Mean function)</w:t>
       </w:r>
       <w:r>
         <w:t xml:space="preserve"> </w:t>
@@ -7720,7 +8490,7 @@
       <w:pPr>
         <w:pStyle w:val="BodyText"/>
       </w:pPr>
-      <w:bookmarkStart w:id="52" w:name="eq-mean-function"/>
+      <w:bookmarkStart w:id="55" w:name="eq-mean-function"/>
       <m:oMathPara>
         <m:oMathParaPr>
           <m:jc m:val="center"/>
@@ -7832,10 +8602,10 @@
           </m:r>
         </m:oMath>
       </m:oMathPara>
-      <w:bookmarkEnd w:id="52"/>
+      <w:bookmarkEnd w:id="55"/>
     </w:p>
-    <w:bookmarkEnd w:id="53"/>
-    <w:bookmarkStart w:id="55" w:name="def-epe"/>
+    <w:bookmarkEnd w:id="56"/>
+    <w:bookmarkStart w:id="58" w:name="def-epe"/>
     <w:p>
       <w:pPr>
         <w:pStyle w:val="FirstParagraph"/>
@@ -7845,7 +8615,7 @@
           <w:b/>
           <w:bCs/>
         </w:rPr>
-        <w:t xml:space="preserve">Definition 14 (Expected squared prediction error at a covariate value)</w:t>
+        <w:t xml:space="preserve">Definition 15 (Expected squared prediction error at a covariate value)</w:t>
       </w:r>
       <w:r>
         <w:t xml:space="preserve"> </w:t>
@@ -7923,7 +8693,7 @@
       <w:r>
         <w:t xml:space="preserve"> </w:t>
       </w:r>
-      <w:hyperlink r:id="rId27">
+      <w:hyperlink r:id="rId30">
         <w:r>
           <w:rPr>
             <w:rStyle w:val="Hyperlink"/>
@@ -8167,7 +8937,7 @@
       <w:pPr>
         <w:pStyle w:val="BodyText"/>
       </w:pPr>
-      <w:bookmarkStart w:id="54" w:name="eq-epe"/>
+      <w:bookmarkStart w:id="57" w:name="eq-epe"/>
       <m:oMathPara>
         <m:oMathParaPr>
           <m:jc m:val="center"/>
@@ -8403,10 +9173,10 @@
           </m:r>
         </m:oMath>
       </m:oMathPara>
-      <w:bookmarkEnd w:id="54"/>
+      <w:bookmarkEnd w:id="57"/>
     </w:p>
-    <w:bookmarkEnd w:id="55"/>
-    <w:bookmarkStart w:id="56" w:name="rem-source-epe"/>
+    <w:bookmarkEnd w:id="58"/>
+    <w:bookmarkStart w:id="59" w:name="rem-source-epe"/>
     <w:p>
       <w:pPr>
         <w:pStyle w:val="FirstParagraph"/>
@@ -8466,8 +9236,8 @@
         <w:t xml:space="preserve">.</w:t>
       </w:r>
     </w:p>
-    <w:bookmarkEnd w:id="56"/>
-    <w:bookmarkStart w:id="57" w:name="exr-expected-error-epe"/>
+    <w:bookmarkEnd w:id="59"/>
+    <w:bookmarkStart w:id="60" w:name="exr-expected-error-epe"/>
     <w:p>
       <w:pPr>
         <w:pStyle w:val="BodyText"/>
@@ -8801,8 +9571,8 @@
         <w:t xml:space="preserve">.</w:t>
       </w:r>
     </w:p>
-    <w:bookmarkEnd w:id="57"/>
-    <w:bookmarkStart w:id="59" w:name="sol-expected-error-epe"/>
+    <w:bookmarkEnd w:id="60"/>
+    <w:bookmarkStart w:id="62" w:name="sol-expected-error-epe"/>
     <w:p>
       <w:pPr>
         <w:pStyle w:val="BodyText"/>
@@ -10016,7 +10786,7 @@
       <w:r>
         <w:t xml:space="preserve"> </w:t>
       </w:r>
-      <w:hyperlink r:id="rId58">
+      <w:hyperlink r:id="rId61">
         <w:r>
           <w:rPr>
             <w:rStyle w:val="Hyperlink"/>
@@ -10263,7 +11033,7 @@
           <w:rPr>
             <w:rStyle w:val="Hyperlink"/>
           </w:rPr>
-          <w:t xml:space="preserve">Definition 14</w:t>
+          <w:t xml:space="preserve">Definition 15</w:t>
         </w:r>
       </w:hyperlink>
       <w:r>
@@ -10273,8 +11043,8 @@
         <w:t xml:space="preserve">requires.</w:t>
       </w:r>
     </w:p>
-    <w:bookmarkEnd w:id="59"/>
-    <w:bookmarkStart w:id="61" w:name="thm-expected-error-epe"/>
+    <w:bookmarkEnd w:id="62"/>
+    <w:bookmarkStart w:id="64" w:name="thm-expected-error-epe"/>
     <w:p>
       <w:pPr>
         <w:pStyle w:val="BodyText"/>
@@ -10494,7 +11264,7 @@
       <w:pPr>
         <w:pStyle w:val="BodyText"/>
       </w:pPr>
-      <w:bookmarkStart w:id="60" w:name="eq-expected-error-epe"/>
+      <w:bookmarkStart w:id="63" w:name="eq-expected-error-epe"/>
       <m:oMathPara>
         <m:oMathParaPr>
           <m:jc m:val="center"/>
@@ -10639,9 +11409,9 @@
           </m:r>
         </m:oMath>
       </m:oMathPara>
-      <w:bookmarkEnd w:id="60"/>
+      <w:bookmarkEnd w:id="63"/>
     </w:p>
-    <w:bookmarkEnd w:id="61"/>
+    <w:bookmarkEnd w:id="64"/>
     <w:p>
       <w:pPr>
         <w:pStyle w:val="FirstParagraph"/>
@@ -10674,7 +11444,7 @@
         <w:t xml:space="preserve">.</w:t>
       </w:r>
     </w:p>
-    <w:bookmarkStart w:id="63" w:name="def-average-fit"/>
+    <w:bookmarkStart w:id="66" w:name="def-average-fit"/>
     <w:p>
       <w:pPr>
         <w:pStyle w:val="BodyText"/>
@@ -10684,7 +11454,7 @@
           <w:b/>
           <w:bCs/>
         </w:rPr>
-        <w:t xml:space="preserve">Definition 15 (Average fit)</w:t>
+        <w:t xml:space="preserve">Definition 16 (Average fit)</w:t>
       </w:r>
       <w:r>
         <w:t xml:space="preserve"> </w:t>
@@ -10885,7 +11655,7 @@
       <w:pPr>
         <w:pStyle w:val="BodyText"/>
       </w:pPr>
-      <w:bookmarkStart w:id="62" w:name="eq-average-fit"/>
+      <w:bookmarkStart w:id="65" w:name="eq-average-fit"/>
       <m:oMathPara>
         <m:oMathParaPr>
           <m:jc m:val="center"/>
@@ -11035,9 +11805,9 @@
           </m:r>
         </m:oMath>
       </m:oMathPara>
-      <w:bookmarkEnd w:id="62"/>
+      <w:bookmarkEnd w:id="65"/>
     </w:p>
-    <w:bookmarkEnd w:id="63"/>
+    <w:bookmarkEnd w:id="66"/>
     <w:p>
       <w:pPr>
         <w:pStyle w:val="FirstParagraph"/>
@@ -11091,7 +11861,7 @@
         <w:t xml:space="preserve">and from each other.</w:t>
       </w:r>
     </w:p>
-    <w:bookmarkStart w:id="64" w:name="exm-average-fit"/>
+    <w:bookmarkStart w:id="67" w:name="exm-average-fit"/>
     <w:p>
       <w:pPr>
         <w:pStyle w:val="BodyText"/>
@@ -11101,7 +11871,7 @@
           <w:b/>
           <w:bCs/>
         </w:rPr>
-        <w:t xml:space="preserve">Example 3 (Computing the average fit)</w:t>
+        <w:t xml:space="preserve">Example 4 (Computing the average fit)</w:t>
       </w:r>
       <w:r>
         <w:t xml:space="preserve"> </w:t>
@@ -11335,8 +12105,8 @@
         </m:oMath>
       </m:oMathPara>
     </w:p>
-    <w:bookmarkEnd w:id="64"/>
-    <w:bookmarkStart w:id="67" w:name="def-prediction-bias"/>
+    <w:bookmarkEnd w:id="67"/>
+    <w:bookmarkStart w:id="71" w:name="def-prediction-bias"/>
     <w:p>
       <w:pPr>
         <w:pStyle w:val="FirstParagraph"/>
@@ -11346,7 +12116,7 @@
           <w:b/>
           <w:bCs/>
         </w:rPr>
-        <w:t xml:space="preserve">Definition 16 (Bias of a prediction)</w:t>
+        <w:t xml:space="preserve">Definition 17 (Bias of a prediction)</w:t>
       </w:r>
       <w:r>
         <w:t xml:space="preserve"> </w:t>
@@ -11541,33 +12311,7 @@
         <w:t xml:space="preserve"> </w:t>
       </w:r>
       <w:r>
-        <w:t xml:space="preserve">of the prediction, as a prediction of</w:t>
-      </w:r>
-      <w:r>
-        <w:t xml:space="preserve"> </w:t>
-      </w:r>
-      <m:oMath>
-        <m:r>
-          <m:t>μ</m:t>
-        </m:r>
-        <m:r>
-          <m:rPr>
-            <m:sty m:val="p"/>
-          </m:rPr>
-          <m:t>(</m:t>
-        </m:r>
-        <m:r>
-          <m:t>x</m:t>
-        </m:r>
-        <m:r>
-          <m:rPr>
-            <m:sty m:val="p"/>
-          </m:rPr>
-          <m:t>)</m:t>
-        </m:r>
-      </m:oMath>
-      <w:r>
-        <w:t xml:space="preserve">,</w:t>
+        <w:t xml:space="preserve">of the prediction</w:t>
       </w:r>
       <w:r>
         <w:t xml:space="preserve"> </w:t>
@@ -11578,7 +12322,7 @@
       <w:r>
         <w:t xml:space="preserve"> </w:t>
       </w:r>
-      <w:hyperlink r:id="rId65">
+      <w:hyperlink r:id="rId68">
         <w:r>
           <w:rPr>
             <w:rStyle w:val="Hyperlink"/>
@@ -11649,7 +12393,24 @@
         <w:t xml:space="preserve"> </w:t>
       </w:r>
       <w:r>
-        <w:t xml:space="preserve">as an estimator of the</w:t>
+        <w:t xml:space="preserve">used as an</w:t>
+      </w:r>
+      <w:r>
+        <w:t xml:space="preserve"> </w:t>
+      </w:r>
+      <w:hyperlink r:id="rId69">
+        <w:r>
+          <w:rPr>
+            <w:rStyle w:val="Hyperlink"/>
+          </w:rPr>
+          <w:t xml:space="preserve">estimator</w:t>
+        </w:r>
+      </w:hyperlink>
+      <w:r>
+        <w:t xml:space="preserve"> </w:t>
+      </w:r>
+      <w:r>
+        <w:t xml:space="preserve">of the</w:t>
       </w:r>
       <w:r>
         <w:t xml:space="preserve"> </w:t>
@@ -11692,14 +12453,20 @@
         </m:r>
       </m:oMath>
       <w:r>
-        <w:t xml:space="preserve">:</w:t>
+        <w:t xml:space="preserve">,</w:t>
+      </w:r>
+      <w:r>
+        <w:t xml:space="preserve"> </w:t>
+      </w:r>
+      <w:r>
+        <w:t xml:space="preserve">which is its estimand here, not the new outcome it predicts:</w:t>
       </w:r>
     </w:p>
     <w:p>
       <w:pPr>
         <w:pStyle w:val="BodyText"/>
       </w:pPr>
-      <w:bookmarkStart w:id="66" w:name="eq-prediction-bias"/>
+      <w:bookmarkStart w:id="70" w:name="eq-prediction-bias"/>
       <m:oMathPara>
         <m:oMathParaPr>
           <m:jc m:val="center"/>
@@ -11901,7 +12668,7 @@
           </m:r>
         </m:oMath>
       </m:oMathPara>
-      <w:bookmarkEnd w:id="66"/>
+      <w:bookmarkEnd w:id="70"/>
     </w:p>
     <w:p>
       <w:pPr>
@@ -11988,7 +12755,7 @@
         <w:t xml:space="preserve">.</w:t>
       </w:r>
     </w:p>
-    <w:bookmarkEnd w:id="67"/>
+    <w:bookmarkEnd w:id="71"/>
     <w:p>
       <w:pPr>
         <w:pStyle w:val="BodyText"/>
@@ -12022,7 +12789,7 @@
         <w:t xml:space="preserve">the bias reflects the error introduced by approximating a real-world relationship by a model.</w:t>
       </w:r>
     </w:p>
-    <w:bookmarkStart w:id="68" w:name="exm-prediction-bias"/>
+    <w:bookmarkStart w:id="72" w:name="exm-prediction-bias"/>
     <w:p>
       <w:pPr>
         <w:pStyle w:val="BodyText"/>
@@ -12032,7 +12799,7 @@
           <w:b/>
           <w:bCs/>
         </w:rPr>
-        <w:t xml:space="preserve">Example 4 (Computing the bias of a prediction)</w:t>
+        <w:t xml:space="preserve">Example 5 (Computing the bias of a prediction)</w:t>
       </w:r>
       <w:r>
         <w:t xml:space="preserve"> </w:t>
@@ -12351,8 +13118,8 @@
         <w:t xml:space="preserve">.</w:t>
       </w:r>
     </w:p>
-    <w:bookmarkEnd w:id="68"/>
-    <w:bookmarkStart w:id="69" w:name="exr-epe-three-sources"/>
+    <w:bookmarkEnd w:id="72"/>
+    <w:bookmarkStart w:id="73" w:name="exr-epe-three-sources"/>
     <w:p>
       <w:pPr>
         <w:pStyle w:val="BodyText"/>
@@ -13144,8 +13911,8 @@
         <w:t xml:space="preserve">and which cannot?</w:t>
       </w:r>
     </w:p>
-    <w:bookmarkEnd w:id="69"/>
-    <w:bookmarkStart w:id="70" w:name="sol-epe-three-sources"/>
+    <w:bookmarkEnd w:id="73"/>
+    <w:bookmarkStart w:id="74" w:name="sol-epe-three-sources"/>
     <w:p>
       <w:pPr>
         <w:pStyle w:val="FirstParagraph"/>
@@ -13444,8 +14211,8 @@
         <w:t xml:space="preserve">in the new outcome.</w:t>
       </w:r>
     </w:p>
-    <w:bookmarkEnd w:id="70"/>
-    <w:bookmarkStart w:id="71" w:name="exr-epe-split-noise"/>
+    <w:bookmarkEnd w:id="74"/>
+    <w:bookmarkStart w:id="75" w:name="exr-epe-split-noise"/>
     <w:p>
       <w:pPr>
         <w:pStyle w:val="FirstParagraph"/>
@@ -13932,8 +14699,8 @@
         <w:t xml:space="preserve">and name the assumptions that make the cross term zero.</w:t>
       </w:r>
     </w:p>
-    <w:bookmarkEnd w:id="71"/>
-    <w:bookmarkStart w:id="75" w:name="sol-epe-split-noise"/>
+    <w:bookmarkEnd w:id="75"/>
+    <w:bookmarkStart w:id="79" w:name="sol-epe-split-noise"/>
     <w:p>
       <w:pPr>
         <w:pStyle w:val="BodyText"/>
@@ -13949,7 +14716,41 @@
         <w:t xml:space="preserve">. </w:t>
       </w:r>
       <w:r>
-        <w:t xml:space="preserve">Write the prediction error as noise plus the error of the prediction as an estimate of</w:t>
+        <w:t xml:space="preserve">Write the prediction error as noise plus the error of the prediction, used as an</w:t>
+      </w:r>
+      <w:r>
+        <w:t xml:space="preserve"> </w:t>
+      </w:r>
+      <w:hyperlink r:id="rId69">
+        <w:r>
+          <w:rPr>
+            <w:rStyle w:val="Hyperlink"/>
+          </w:rPr>
+          <w:t xml:space="preserve">estimator</w:t>
+        </w:r>
+      </w:hyperlink>
+      <w:r>
+        <w:t xml:space="preserve"> </w:t>
+      </w:r>
+      <w:r>
+        <w:t xml:space="preserve">of the</w:t>
+      </w:r>
+      <w:r>
+        <w:t xml:space="preserve"> </w:t>
+      </w:r>
+      <w:hyperlink w:anchor="def-mean-function">
+        <w:r>
+          <w:rPr>
+            <w:rStyle w:val="Hyperlink"/>
+          </w:rPr>
+          <w:t xml:space="preserve">mean function</w:t>
+        </w:r>
+      </w:hyperlink>
+      <w:r>
+        <w:t xml:space="preserve"> </w:t>
+      </w:r>
+      <w:r>
+        <w:t xml:space="preserve">value</w:t>
       </w:r>
       <w:r>
         <w:t xml:space="preserve"> </w:t>
@@ -14767,7 +15568,7 @@
       <w:r>
         <w:t xml:space="preserve"> </w:t>
       </w:r>
-      <w:hyperlink r:id="rId72">
+      <w:hyperlink r:id="rId76">
         <w:r>
           <w:rPr>
             <w:rStyle w:val="Hyperlink"/>
@@ -14798,7 +15599,7 @@
       <w:r>
         <w:t xml:space="preserve"> </w:t>
       </w:r>
-      <w:hyperlink r:id="rId73">
+      <w:hyperlink r:id="rId77">
         <w:r>
           <w:rPr>
             <w:rStyle w:val="Hyperlink"/>
@@ -16196,7 +16997,7 @@
       <w:pPr>
         <w:pStyle w:val="BodyText"/>
       </w:pPr>
-      <w:bookmarkStart w:id="74" w:name="eq-epe-after-noise"/>
+      <w:bookmarkStart w:id="78" w:name="eq-epe-after-noise"/>
       <m:oMathPara>
         <m:oMathParaPr>
           <m:jc m:val="center"/>
@@ -16487,7 +17288,7 @@
           </m:r>
         </m:oMath>
       </m:oMathPara>
-      <w:bookmarkEnd w:id="74"/>
+      <w:bookmarkEnd w:id="78"/>
     </w:p>
     <w:p>
       <w:pPr>
@@ -16682,8 +17483,8 @@
         <w:t xml:space="preserve">whose noise helped determine the prediction.</w:t>
       </w:r>
     </w:p>
-    <w:bookmarkEnd w:id="75"/>
-    <w:bookmarkStart w:id="76" w:name="exr-epe-split-bias"/>
+    <w:bookmarkEnd w:id="79"/>
+    <w:bookmarkStart w:id="80" w:name="exr-epe-split-bias"/>
     <w:p>
       <w:pPr>
         <w:pStyle w:val="BodyText"/>
@@ -17007,8 +17808,8 @@
         <w:t xml:space="preserve">and what makes the cross term zero this time?</w:t>
       </w:r>
     </w:p>
-    <w:bookmarkEnd w:id="76"/>
-    <w:bookmarkStart w:id="79" w:name="sol-epe-split-bias"/>
+    <w:bookmarkEnd w:id="80"/>
+    <w:bookmarkStart w:id="83" w:name="sol-epe-split-bias"/>
     <w:p>
       <w:pPr>
         <w:pStyle w:val="BodyText"/>
@@ -19418,7 +20219,7 @@
       <w:r>
         <w:t xml:space="preserve"> </w:t>
       </w:r>
-      <w:hyperlink r:id="rId77">
+      <w:hyperlink r:id="rId81">
         <w:r>
           <w:rPr>
             <w:rStyle w:val="Hyperlink"/>
@@ -20032,7 +20833,7 @@
       <w:pPr>
         <w:pStyle w:val="BodyText"/>
       </w:pPr>
-      <w:bookmarkStart w:id="78" w:name="eq-epe-after-bias"/>
+      <w:bookmarkStart w:id="82" w:name="eq-epe-after-bias"/>
       <m:oMathPara>
         <m:oMathParaPr>
           <m:jc m:val="center"/>
@@ -20360,7 +21161,7 @@
           </m:r>
         </m:oMath>
       </m:oMathPara>
-      <w:bookmarkEnd w:id="78"/>
+      <w:bookmarkEnd w:id="82"/>
     </w:p>
     <w:p>
       <w:pPr>
@@ -20396,8 +21197,8 @@
         <w:t xml:space="preserve">This split is specific to squared-error loss, the loss these notes use.</w:t>
       </w:r>
     </w:p>
-    <w:bookmarkEnd w:id="79"/>
-    <w:bookmarkStart w:id="81" w:name="thm-epe-decomposition"/>
+    <w:bookmarkEnd w:id="83"/>
+    <w:bookmarkStart w:id="85" w:name="thm-epe-decomposition"/>
     <w:p>
       <w:pPr>
         <w:pStyle w:val="BodyText"/>
@@ -20878,10 +21679,24 @@
         </m:r>
       </m:oMath>
       <w:r>
-        <w:t xml:space="preserve"> </w:t>
-      </w:r>
-      <w:r>
-        <w:t xml:space="preserve">as a prediction of</w:t>
+        <w:t xml:space="preserve">, used as an</w:t>
+      </w:r>
+      <w:r>
+        <w:t xml:space="preserve"> </w:t>
+      </w:r>
+      <w:hyperlink r:id="rId69">
+        <w:r>
+          <w:rPr>
+            <w:rStyle w:val="Hyperlink"/>
+          </w:rPr>
+          <w:t xml:space="preserve">estimator</w:t>
+        </w:r>
+      </w:hyperlink>
+      <w:r>
+        <w:t xml:space="preserve"> </w:t>
+      </w:r>
+      <w:r>
+        <w:t xml:space="preserve">of</w:t>
       </w:r>
       <w:r>
         <w:t xml:space="preserve"> </w:t>
@@ -20918,7 +21733,7 @@
       <w:r>
         <w:t xml:space="preserve"> </w:t>
       </w:r>
-      <w:hyperlink r:id="rId77">
+      <w:hyperlink r:id="rId81">
         <w:r>
           <w:rPr>
             <w:rStyle w:val="Hyperlink"/>
@@ -20960,7 +21775,7 @@
       <w:pPr>
         <w:pStyle w:val="BodyText"/>
       </w:pPr>
-      <w:bookmarkStart w:id="80" w:name="eq-epe-decomposition"/>
+      <w:bookmarkStart w:id="84" w:name="eq-epe-decomposition"/>
       <m:oMathPara>
         <m:oMathParaPr>
           <m:jc m:val="center"/>
@@ -21226,9 +22041,9 @@
           </m:r>
         </m:oMath>
       </m:oMathPara>
-      <w:bookmarkEnd w:id="80"/>
+      <w:bookmarkEnd w:id="84"/>
     </w:p>
-    <w:bookmarkEnd w:id="81"/>
+    <w:bookmarkEnd w:id="85"/>
     <w:p>
       <w:pPr>
         <w:pStyle w:val="FirstParagraph"/>
@@ -21296,7 +22111,24 @@
         </w:r>
       </w:hyperlink>
       <w:r>
-        <w:t xml:space="preserve">, the expected squared prediction error is the noise variance plus the mean squared error of the prediction as an estimate of</w:t>
+        <w:t xml:space="preserve">, the expected squared prediction error is the noise variance plus the mean squared error of the prediction, used as an</w:t>
+      </w:r>
+      <w:r>
+        <w:t xml:space="preserve"> </w:t>
+      </w:r>
+      <w:hyperlink r:id="rId69">
+        <w:r>
+          <w:rPr>
+            <w:rStyle w:val="Hyperlink"/>
+          </w:rPr>
+          <w:t xml:space="preserve">estimator</w:t>
+        </w:r>
+      </w:hyperlink>
+      <w:r>
+        <w:t xml:space="preserve"> </w:t>
+      </w:r>
+      <w:r>
+        <w:t xml:space="preserve">of</w:t>
       </w:r>
       <w:r>
         <w:t xml:space="preserve"> </w:t>
@@ -22022,7 +22854,7 @@
         </m:oMath>
       </m:oMathPara>
     </w:p>
-    <w:bookmarkStart w:id="82" w:name="def-irreducible-error"/>
+    <w:bookmarkStart w:id="86" w:name="def-irreducible-error"/>
     <w:p>
       <w:pPr>
         <w:pStyle w:val="FirstParagraph"/>
@@ -22032,7 +22864,7 @@
           <w:b/>
           <w:bCs/>
         </w:rPr>
-        <w:t xml:space="preserve">Definition 17 (Irreducible error)</w:t>
+        <w:t xml:space="preserve">Definition 18 (Irreducible error)</w:t>
       </w:r>
       <w:r>
         <w:t xml:space="preserve"> </w:t>
@@ -22269,7 +23101,7 @@
         <w:t xml:space="preserve">.</w:t>
       </w:r>
     </w:p>
-    <w:bookmarkEnd w:id="82"/>
+    <w:bookmarkEnd w:id="86"/>
     <w:p>
       <w:pPr>
         <w:pStyle w:val="BodyText"/>
@@ -22297,7 +23129,7 @@
         <w:t xml:space="preserve">.</w:t>
       </w:r>
     </w:p>
-    <w:bookmarkStart w:id="85" w:name="rem-generalization-error"/>
+    <w:bookmarkStart w:id="89" w:name="rem-generalization-error"/>
     <w:p>
       <w:pPr>
         <w:pStyle w:val="BodyText"/>
@@ -22408,7 +23240,7 @@
       <w:r>
         <w:t xml:space="preserve"> </w:t>
       </w:r>
-      <w:hyperlink r:id="rId83">
+      <w:hyperlink r:id="rId87">
         <w:r>
           <w:rPr>
             <w:rStyle w:val="Hyperlink"/>
@@ -22473,7 +23305,7 @@
       <w:r>
         <w:t xml:space="preserve"> </w:t>
       </w:r>
-      <w:hyperlink r:id="rId84">
+      <w:hyperlink r:id="rId88">
         <w:r>
           <w:rPr>
             <w:rStyle w:val="Hyperlink"/>
@@ -22683,8 +23515,8 @@
         <w:t xml:space="preserve">into a squared bias, a variance and a noise variance.</w:t>
       </w:r>
     </w:p>
-    <w:bookmarkEnd w:id="85"/>
-    <w:bookmarkStart w:id="87" w:name="def-flexibility"/>
+    <w:bookmarkEnd w:id="89"/>
+    <w:bookmarkStart w:id="91" w:name="def-flexibility"/>
     <w:p>
       <w:pPr>
         <w:pStyle w:val="BodyText"/>
@@ -22694,7 +23526,7 @@
           <w:b/>
           <w:bCs/>
         </w:rPr>
-        <w:t xml:space="preserve">Definition 18 (Flexibility)</w:t>
+        <w:t xml:space="preserve">Definition 19 (Flexibility)</w:t>
       </w:r>
       <w:r>
         <w:t xml:space="preserve"> </w:t>
@@ -22958,7 +23790,7 @@
       <w:pPr>
         <w:pStyle w:val="BodyText"/>
       </w:pPr>
-      <w:bookmarkStart w:id="86" w:name="eq-flexibility"/>
+      <w:bookmarkStart w:id="90" w:name="eq-flexibility"/>
       <m:oMathPara>
         <m:oMathParaPr>
           <m:jc m:val="center"/>
@@ -23028,10 +23860,10 @@
           </m:r>
         </m:oMath>
       </m:oMathPara>
-      <w:bookmarkEnd w:id="86"/>
+      <w:bookmarkEnd w:id="90"/>
     </w:p>
-    <w:bookmarkEnd w:id="87"/>
-    <w:bookmarkStart w:id="88" w:name="rem-source-flexibility"/>
+    <w:bookmarkEnd w:id="91"/>
+    <w:bookmarkStart w:id="92" w:name="rem-source-flexibility"/>
     <w:p>
       <w:pPr>
         <w:pStyle w:val="FirstParagraph"/>
@@ -23056,8 +23888,8 @@
         <w:t xml:space="preserve">use flexibility without a formal definition.</w:t>
       </w:r>
     </w:p>
-    <w:bookmarkEnd w:id="88"/>
-    <w:bookmarkStart w:id="89" w:name="rem-flexibility"/>
+    <w:bookmarkEnd w:id="92"/>
+    <w:bookmarkStart w:id="93" w:name="rem-flexibility"/>
     <w:p>
       <w:pPr>
         <w:pStyle w:val="BodyText"/>
@@ -23238,7 +24070,7 @@
           <w:rPr>
             <w:rStyle w:val="Hyperlink"/>
           </w:rPr>
-          <w:t xml:space="preserve">Definition 18</w:t>
+          <w:t xml:space="preserve">Definition 19</w:t>
         </w:r>
       </w:hyperlink>
       <w:r>
@@ -23290,8 +24122,8 @@
         <w:t xml:space="preserve">.</w:t>
       </w:r>
     </w:p>
-    <w:bookmarkEnd w:id="89"/>
-    <w:bookmarkStart w:id="91" w:name="def-bias-variance-tradeoff"/>
+    <w:bookmarkEnd w:id="93"/>
+    <w:bookmarkStart w:id="95" w:name="def-bias-variance-tradeoff"/>
     <w:p>
       <w:pPr>
         <w:pStyle w:val="BodyText"/>
@@ -23301,7 +24133,7 @@
           <w:b/>
           <w:bCs/>
         </w:rPr>
-        <w:t xml:space="preserve">Definition 19 (Bias–variance trade-off)</w:t>
+        <w:t xml:space="preserve">Definition 20 (Bias–variance trade-off)</w:t>
       </w:r>
       <w:r>
         <w:t xml:space="preserve"> </w:t>
@@ -23550,7 +24382,24 @@
         <w:t xml:space="preserve"> </w:t>
       </w:r>
       <w:r>
-        <w:t xml:space="preserve">of the prediction, as a prediction of</w:t>
+        <w:t xml:space="preserve">of the prediction, used as an</w:t>
+      </w:r>
+      <w:r>
+        <w:t xml:space="preserve"> </w:t>
+      </w:r>
+      <w:hyperlink r:id="rId69">
+        <w:r>
+          <w:rPr>
+            <w:rStyle w:val="Hyperlink"/>
+          </w:rPr>
+          <w:t xml:space="preserve">estimator</w:t>
+        </w:r>
+      </w:hyperlink>
+      <w:r>
+        <w:t xml:space="preserve"> </w:t>
+      </w:r>
+      <w:r>
+        <w:t xml:space="preserve">of</w:t>
       </w:r>
       <w:r>
         <w:t xml:space="preserve"> </w:t>
@@ -23587,7 +24436,7 @@
       <w:r>
         <w:t xml:space="preserve"> </w:t>
       </w:r>
-      <w:hyperlink r:id="rId77">
+      <w:hyperlink r:id="rId81">
         <w:r>
           <w:rPr>
             <w:rStyle w:val="Hyperlink"/>
@@ -23606,7 +24455,7 @@
       <w:pPr>
         <w:pStyle w:val="BodyText"/>
       </w:pPr>
-      <w:bookmarkStart w:id="90" w:name="eq-bias-variance-tradeoff"/>
+      <w:bookmarkStart w:id="94" w:name="eq-bias-variance-tradeoff"/>
       <m:oMathPara>
         <m:oMathParaPr>
           <m:jc m:val="center"/>
@@ -24103,23 +24952,17 @@
           </m:r>
         </m:oMath>
       </m:oMathPara>
-      <w:bookmarkEnd w:id="90"/>
+      <w:bookmarkEnd w:id="94"/>
     </w:p>
-    <w:bookmarkEnd w:id="91"/>
-    <w:bookmarkStart w:id="92" w:name="rem-source-bias-variance-tradeoff"/>
     <w:p>
       <w:pPr>
         <w:pStyle w:val="FirstParagraph"/>
       </w:pPr>
       <w:r>
-        <w:rPr>
-          <w:i/>
-          <w:iCs/>
-        </w:rPr>
-        <w:t xml:space="preserve">Remark 12</w:t>
-      </w:r>
-      <w:r>
-        <w:t xml:space="preserve"> (Source: Bias–variance trade-off). </w:t>
+        <w:t xml:space="preserve">Source:</w:t>
+      </w:r>
+      <w:r>
+        <w:t xml:space="preserve"> </w:t>
       </w:r>
       <w:r>
         <w:t xml:space="preserve">James et al. (2021, sec. 2.2.2)</w:t>
@@ -24128,8 +24971,8 @@
         <w:t xml:space="preserve">.</w:t>
       </w:r>
     </w:p>
-    <w:bookmarkEnd w:id="92"/>
-    <w:bookmarkStart w:id="93" w:name="rem-overfitting-tradeoff"/>
+    <w:bookmarkEnd w:id="95"/>
+    <w:bookmarkStart w:id="96" w:name="rem-overfitting-tradeoff"/>
     <w:p>
       <w:pPr>
         <w:pStyle w:val="BodyText"/>
@@ -24139,7 +24982,7 @@
           <w:i/>
           <w:iCs/>
         </w:rPr>
-        <w:t xml:space="preserve">Remark 13</w:t>
+        <w:t xml:space="preserve">Remark 12</w:t>
       </w:r>
       <w:r>
         <w:t xml:space="preserve"> (Overfitting and the trade-off). </w:t>
@@ -24744,8 +25587,8 @@
         <w:t xml:space="preserve">but predict new observations worse.</w:t>
       </w:r>
     </w:p>
-    <w:bookmarkEnd w:id="93"/>
-    <w:bookmarkStart w:id="94" w:name="rem-overfitting-causes"/>
+    <w:bookmarkEnd w:id="96"/>
+    <w:bookmarkStart w:id="97" w:name="rem-overfitting-causes"/>
     <w:p>
       <w:pPr>
         <w:pStyle w:val="BodyText"/>
@@ -24755,7 +25598,7 @@
           <w:i/>
           <w:iCs/>
         </w:rPr>
-        <w:t xml:space="preserve">Remark 14</w:t>
+        <w:t xml:space="preserve">Remark 13</w:t>
       </w:r>
       <w:r>
         <w:t xml:space="preserve"> (Coefficients per observation). </w:t>
@@ -24806,7 +25649,7 @@
           <w:rPr>
             <w:rStyle w:val="Hyperlink"/>
           </w:rPr>
-          <w:t xml:space="preserve">Remark 13</w:t>
+          <w:t xml:space="preserve">Remark 12</w:t>
         </w:r>
       </w:hyperlink>
       <w:r>
@@ -24863,8 +25706,8 @@
         <w:t xml:space="preserve">the degree-4 fit has five coefficients for those 20 cars.</w:t>
       </w:r>
     </w:p>
-    <w:bookmarkEnd w:id="94"/>
-    <w:bookmarkStart w:id="95" w:name="exr-held-out-unbiased"/>
+    <w:bookmarkEnd w:id="97"/>
+    <w:bookmarkStart w:id="98" w:name="exr-held-out-unbiased"/>
     <w:p>
       <w:pPr>
         <w:pStyle w:val="BodyText"/>
@@ -25218,7 +26061,7 @@
           <w:rPr>
             <w:rStyle w:val="Hyperlink"/>
           </w:rPr>
-          <w:t xml:space="preserve">Definition 7</w:t>
+          <w:t xml:space="preserve">Definition 8</w:t>
         </w:r>
       </w:hyperlink>
       <w:r>
@@ -25303,7 +26146,7 @@
       <w:r>
         <w:t xml:space="preserve"> </w:t>
       </w:r>
-      <w:hyperlink r:id="rId34">
+      <w:hyperlink r:id="rId37">
         <w:r>
           <w:rPr>
             <w:rStyle w:val="Hyperlink"/>
@@ -25575,8 +26418,8 @@
         </m:oMath>
       </m:oMathPara>
     </w:p>
-    <w:bookmarkEnd w:id="95"/>
-    <w:bookmarkStart w:id="96" w:name="sol-held-out-unbiased"/>
+    <w:bookmarkEnd w:id="98"/>
+    <w:bookmarkStart w:id="99" w:name="sol-held-out-unbiased"/>
     <w:p>
       <w:pPr>
         <w:pStyle w:val="FirstParagraph"/>
@@ -27172,8 +28015,8 @@
         <w:t xml:space="preserve">.</w:t>
       </w:r>
     </w:p>
-    <w:bookmarkEnd w:id="96"/>
-    <w:bookmarkStart w:id="97" w:name="thm-held-out-unbiased"/>
+    <w:bookmarkEnd w:id="99"/>
+    <w:bookmarkStart w:id="100" w:name="thm-held-out-unbiased"/>
     <w:p>
       <w:pPr>
         <w:pStyle w:val="BodyText"/>
@@ -27593,7 +28436,7 @@
       <w:r>
         <w:t xml:space="preserve"> </w:t>
       </w:r>
-      <w:hyperlink r:id="rId34">
+      <w:hyperlink r:id="rId37">
         <w:r>
           <w:rPr>
             <w:rStyle w:val="Hyperlink"/>
@@ -27877,7 +28720,7 @@
         </m:oMath>
       </m:oMathPara>
     </w:p>
-    <w:bookmarkEnd w:id="97"/>
+    <w:bookmarkEnd w:id="100"/>
     <w:p>
       <w:pPr>
         <w:pStyle w:val="FirstParagraph"/>
@@ -27910,7 +28753,7 @@
         <w:t xml:space="preserve">.</w:t>
       </w:r>
     </w:p>
-    <w:bookmarkStart w:id="98" w:name="rem-training-mse-optimistic"/>
+    <w:bookmarkStart w:id="101" w:name="rem-training-mse-optimistic"/>
     <w:p>
       <w:pPr>
         <w:pStyle w:val="BodyText"/>
@@ -27920,7 +28763,7 @@
           <w:i/>
           <w:iCs/>
         </w:rPr>
-        <w:t xml:space="preserve">Remark 15</w:t>
+        <w:t xml:space="preserve">Remark 14</w:t>
       </w:r>
       <w:r>
         <w:t xml:space="preserve"> (Training error is optimistic). </w:t>
@@ -28228,8 +29071,8 @@
         <w:t xml:space="preserve">while held-out RMSE does not.</w:t>
       </w:r>
     </w:p>
-    <w:bookmarkEnd w:id="98"/>
-    <w:bookmarkStart w:id="103" w:name="exm-train-test-error-simulated"/>
+    <w:bookmarkEnd w:id="101"/>
+    <w:bookmarkStart w:id="106" w:name="exm-train-test-error-simulated"/>
     <w:p>
       <w:pPr>
         <w:pStyle w:val="BodyText"/>
@@ -28239,7 +29082,7 @@
           <w:b/>
           <w:bCs/>
         </w:rPr>
-        <w:t xml:space="preserve">Example 5 (Training error and generalization error by degree)</w:t>
+        <w:t xml:space="preserve">Example 6 (Training error and generalization error by degree)</w:t>
       </w:r>
       <w:r>
         <w:t xml:space="preserve"> </w:t>
@@ -29593,7 +30436,7 @@
       <w:tr>
         <w:tc>
           <w:tcPr/>
-          <w:bookmarkStart w:id="102" w:name="fig-train-test-error"/>
+          <w:bookmarkStart w:id="105" w:name="fig-train-test-error"/>
           <w:p>
             <w:pPr>
               <w:pStyle w:val="SourceCode"/>
@@ -30308,18 +31151,18 @@
                 <wp:inline>
                   <wp:extent cx="4620126" cy="3696101"/>
                   <wp:effectExtent b="0" l="0" r="0" t="0"/>
-                  <wp:docPr descr="" title="" id="100" name="Picture"/>
+                  <wp:docPr descr="" title="" id="103" name="Picture"/>
                   <a:graphic>
                     <a:graphicData uri="http://schemas.openxmlformats.org/drawingml/2006/picture">
                       <pic:pic>
                         <pic:nvPicPr>
-                          <pic:cNvPr descr="model-validation_files/figure-docx/train-test-error-plot-1.png" id="101" name="Picture"/>
+                          <pic:cNvPr descr="model-validation_files/figure-docx/train-test-error-plot-1.png" id="104" name="Picture"/>
                           <pic:cNvPicPr>
                             <a:picLocks noChangeArrowheads="1" noChangeAspect="1"/>
                           </pic:cNvPicPr>
                         </pic:nvPicPr>
                         <pic:blipFill>
-                          <a:blip r:embed="rId99"/>
+                          <a:blip r:embed="rId102"/>
                           <a:stretch>
                             <a:fillRect/>
                           </a:stretch>
@@ -30451,7 +31294,7 @@
               <w:t xml:space="preserve">.</w:t>
             </w:r>
           </w:p>
-          <w:bookmarkEnd w:id="102"/>
+          <w:bookmarkEnd w:id="105"/>
         </w:tc>
       </w:tr>
     </w:tbl>
@@ -30957,9 +31800,9 @@
         <w:t xml:space="preserve">.</w:t>
       </w:r>
     </w:p>
-    <w:bookmarkEnd w:id="103"/>
-    <w:bookmarkEnd w:id="104"/>
-    <w:bookmarkStart w:id="147" w:name="sec-data-splits"/>
+    <w:bookmarkEnd w:id="106"/>
+    <w:bookmarkEnd w:id="107"/>
+    <w:bookmarkStart w:id="154" w:name="sec-data-splits"/>
     <w:p>
       <w:pPr>
         <w:pStyle w:val="Heading2"/>
@@ -30968,7 +31811,7 @@
         <w:t xml:space="preserve">5 Training, validation, and test sets</w:t>
       </w:r>
     </w:p>
-    <w:bookmarkStart w:id="105" w:name="exr-data-splits"/>
+    <w:bookmarkStart w:id="108" w:name="exr-data-splits"/>
     <w:p>
       <w:pPr>
         <w:pStyle w:val="FirstParagraph"/>
@@ -31101,8 +31944,8 @@
         <w:t xml:space="preserve">How many cars are in each set?</w:t>
       </w:r>
     </w:p>
-    <w:bookmarkEnd w:id="105"/>
-    <w:bookmarkStart w:id="106" w:name="sol-data-splits"/>
+    <w:bookmarkEnd w:id="108"/>
+    <w:bookmarkStart w:id="109" w:name="sol-data-splits"/>
     <w:p>
       <w:pPr>
         <w:pStyle w:val="BodyText"/>
@@ -31337,8 +32180,8 @@
         <w:t xml:space="preserve">test cars.</w:t>
       </w:r>
     </w:p>
-    <w:bookmarkEnd w:id="106"/>
-    <w:bookmarkStart w:id="108" w:name="def-data-splits"/>
+    <w:bookmarkEnd w:id="109"/>
+    <w:bookmarkStart w:id="111" w:name="def-data-splits"/>
     <w:p>
       <w:pPr>
         <w:pStyle w:val="BodyText"/>
@@ -31348,7 +32191,7 @@
           <w:b/>
           <w:bCs/>
         </w:rPr>
-        <w:t xml:space="preserve">Definition 20 (Training/validation/test split)</w:t>
+        <w:t xml:space="preserve">Definition 21 (Training/validation/test split)</w:t>
       </w:r>
       <w:r>
         <w:t xml:space="preserve"> </w:t>
@@ -31540,7 +32383,7 @@
       <w:pPr>
         <w:pStyle w:val="BodyText"/>
       </w:pPr>
-      <w:bookmarkStart w:id="107" w:name="eq-data-splits"/>
+      <w:bookmarkStart w:id="110" w:name="eq-data-splits"/>
       <m:oMathPara>
         <m:oMathParaPr>
           <m:jc m:val="center"/>
@@ -31994,23 +32837,17 @@
           </m:r>
         </m:oMath>
       </m:oMathPara>
-      <w:bookmarkEnd w:id="107"/>
+      <w:bookmarkEnd w:id="110"/>
     </w:p>
-    <w:bookmarkEnd w:id="108"/>
-    <w:bookmarkStart w:id="109" w:name="rem-source-data-splits"/>
     <w:p>
       <w:pPr>
         <w:pStyle w:val="FirstParagraph"/>
       </w:pPr>
       <w:r>
-        <w:rPr>
-          <w:i/>
-          <w:iCs/>
-        </w:rPr>
-        <w:t xml:space="preserve">Remark 16</w:t>
-      </w:r>
-      <w:r>
-        <w:t xml:space="preserve"> (Source: Training/validation/test split). </w:t>
+        <w:t xml:space="preserve">Source:</w:t>
+      </w:r>
+      <w:r>
+        <w:t xml:space="preserve"> </w:t>
       </w:r>
       <w:r>
         <w:t xml:space="preserve">James et al. (2021, 198–201)</w:t>
@@ -32019,8 +32856,8 @@
         <w:t xml:space="preserve">.</w:t>
       </w:r>
     </w:p>
-    <w:bookmarkEnd w:id="109"/>
-    <w:bookmarkStart w:id="110" w:name="exm-data-splits-sizes"/>
+    <w:bookmarkEnd w:id="111"/>
+    <w:bookmarkStart w:id="112" w:name="exm-data-splits-sizes"/>
     <w:p>
       <w:pPr>
         <w:pStyle w:val="BodyText"/>
@@ -32030,7 +32867,7 @@
           <w:b/>
           <w:bCs/>
         </w:rPr>
-        <w:t xml:space="preserve">Example 6 (Split sizes for 32 cars)</w:t>
+        <w:t xml:space="preserve">Example 7 (Split sizes for 32 cars)</w:t>
       </w:r>
       <w:r>
         <w:t xml:space="preserve"> </w:t>
@@ -32094,8 +32931,8 @@
         <w:t xml:space="preserve">and the 7 test cars are used only once, after the model is chosen.</w:t>
       </w:r>
     </w:p>
-    <w:bookmarkEnd w:id="110"/>
-    <w:bookmarkStart w:id="112" w:name="def-tuning-parameter"/>
+    <w:bookmarkEnd w:id="112"/>
+    <w:bookmarkStart w:id="114" w:name="def-tuning-parameter"/>
     <w:p>
       <w:pPr>
         <w:pStyle w:val="BodyText"/>
@@ -32105,7 +32942,7 @@
           <w:b/>
           <w:bCs/>
         </w:rPr>
-        <w:t xml:space="preserve">Definition 21 (Tuning parameter)</w:t>
+        <w:t xml:space="preserve">Definition 22 (Tuning parameter)</w:t>
       </w:r>
       <w:r>
         <w:t xml:space="preserve"> </w:t>
@@ -32185,7 +33022,7 @@
       <w:pPr>
         <w:pStyle w:val="BodyText"/>
       </w:pPr>
-      <w:bookmarkStart w:id="111" w:name="eq-tuning-parameter"/>
+      <w:bookmarkStart w:id="113" w:name="eq-tuning-parameter"/>
       <m:oMathPara>
         <m:oMathParaPr>
           <m:jc m:val="center"/>
@@ -32305,10 +33142,10 @@
           </m:r>
         </m:oMath>
       </m:oMathPara>
-      <w:bookmarkEnd w:id="111"/>
+      <w:bookmarkEnd w:id="113"/>
     </w:p>
-    <w:bookmarkEnd w:id="112"/>
-    <w:bookmarkStart w:id="113" w:name="exm-tuning-parameter"/>
+    <w:bookmarkEnd w:id="114"/>
+    <w:bookmarkStart w:id="115" w:name="exm-tuning-parameter"/>
     <w:p>
       <w:pPr>
         <w:pStyle w:val="FirstParagraph"/>
@@ -32318,7 +33155,7 @@
           <w:b/>
           <w:bCs/>
         </w:rPr>
-        <w:t xml:space="preserve">Example 7 (Polynomial degree)</w:t>
+        <w:t xml:space="preserve">Example 8 (Polynomial degree)</w:t>
       </w:r>
       <w:r>
         <w:t xml:space="preserve"> </w:t>
@@ -32493,8 +33330,8 @@
         <w:t xml:space="preserve">.</w:t>
       </w:r>
     </w:p>
-    <w:bookmarkEnd w:id="113"/>
-    <w:bookmarkStart w:id="115" w:name="def-validation-set"/>
+    <w:bookmarkEnd w:id="115"/>
+    <w:bookmarkStart w:id="117" w:name="def-validation-set"/>
     <w:p>
       <w:pPr>
         <w:pStyle w:val="BodyText"/>
@@ -32504,7 +33341,7 @@
           <w:b/>
           <w:bCs/>
         </w:rPr>
-        <w:t xml:space="preserve">Definition 22 (Validation set)</w:t>
+        <w:t xml:space="preserve">Definition 23 (Validation set)</w:t>
       </w:r>
       <w:r>
         <w:t xml:space="preserve"> </w:t>
@@ -32614,7 +33451,7 @@
       <w:pPr>
         <w:pStyle w:val="BodyText"/>
       </w:pPr>
-      <w:bookmarkStart w:id="114" w:name="eq-validation-set"/>
+      <w:bookmarkStart w:id="116" w:name="eq-validation-set"/>
       <m:oMathPara>
         <m:oMathParaPr>
           <m:jc m:val="center"/>
@@ -32735,10 +33572,10 @@
           </m:r>
         </m:oMath>
       </m:oMathPara>
-      <w:bookmarkEnd w:id="114"/>
+      <w:bookmarkEnd w:id="116"/>
     </w:p>
-    <w:bookmarkEnd w:id="115"/>
-    <w:bookmarkStart w:id="117" w:name="def-validation-choice"/>
+    <w:bookmarkEnd w:id="117"/>
+    <w:bookmarkStart w:id="119" w:name="def-validation-error"/>
     <w:p>
       <w:pPr>
         <w:pStyle w:val="FirstParagraph"/>
@@ -32748,7 +33585,428 @@
           <w:b/>
           <w:bCs/>
         </w:rPr>
-        <w:t xml:space="preserve">Definition 23 (Validation choice)</w:t>
+        <w:t xml:space="preserve">Definition 24 (Validation error)</w:t>
+      </w:r>
+      <w:r>
+        <w:t xml:space="preserve"> </w:t>
+      </w:r>
+      <w:r>
+        <w:t xml:space="preserve">The</w:t>
+      </w:r>
+      <w:r>
+        <w:t xml:space="preserve"> </w:t>
+      </w:r>
+      <w:r>
+        <w:rPr>
+          <w:b/>
+          <w:bCs/>
+        </w:rPr>
+        <w:t xml:space="preserve">validation error</w:t>
+      </w:r>
+      <w:r>
+        <w:t xml:space="preserve"> </w:t>
+      </w:r>
+      <w:r>
+        <w:t xml:space="preserve">of a</w:t>
+      </w:r>
+      <w:r>
+        <w:t xml:space="preserve"> </w:t>
+      </w:r>
+      <w:hyperlink w:anchor="def-prediction-rule">
+        <w:r>
+          <w:rPr>
+            <w:rStyle w:val="Hyperlink"/>
+          </w:rPr>
+          <w:t xml:space="preserve">prediction rule</w:t>
+        </w:r>
+      </w:hyperlink>
+      <w:r>
+        <w:t xml:space="preserve"> </w:t>
+      </w:r>
+      <m:oMath>
+        <m:acc>
+          <m:accPr>
+            <m:chr m:val="̂"/>
+          </m:accPr>
+          <m:e>
+            <m:r>
+              <m:t>y</m:t>
+            </m:r>
+          </m:e>
+        </m:acc>
+      </m:oMath>
+      <w:r>
+        <w:t xml:space="preserve"> </w:t>
+      </w:r>
+      <w:r>
+        <w:t xml:space="preserve">fitted to a</w:t>
+      </w:r>
+      <w:r>
+        <w:t xml:space="preserve"> </w:t>
+      </w:r>
+      <w:hyperlink w:anchor="def-training-set">
+        <w:r>
+          <w:rPr>
+            <w:rStyle w:val="Hyperlink"/>
+          </w:rPr>
+          <w:t xml:space="preserve">training set</w:t>
+        </w:r>
+      </w:hyperlink>
+      <w:r>
+        <w:t xml:space="preserve"> </w:t>
+      </w:r>
+      <m:oMath>
+        <m:sSub>
+          <m:e>
+            <m:r>
+              <m:rPr>
+                <m:scr m:val="script"/>
+                <m:sty m:val="p"/>
+              </m:rPr>
+              <m:t>D</m:t>
+            </m:r>
+          </m:e>
+          <m:sub>
+            <m:r>
+              <m:rPr>
+                <m:nor/>
+                <m:sty m:val="p"/>
+              </m:rPr>
+              <m:t>train</m:t>
+            </m:r>
+          </m:sub>
+        </m:sSub>
+      </m:oMath>
+      <w:r>
+        <w:t xml:space="preserve"> </w:t>
+      </w:r>
+      <w:r>
+        <w:t xml:space="preserve">is the</w:t>
+      </w:r>
+      <w:r>
+        <w:t xml:space="preserve"> </w:t>
+      </w:r>
+      <w:hyperlink r:id="rId37">
+        <w:r>
+          <w:rPr>
+            <w:rStyle w:val="Hyperlink"/>
+          </w:rPr>
+          <w:t xml:space="preserve">mean squared error</w:t>
+        </w:r>
+      </w:hyperlink>
+      <w:r>
+        <w:t xml:space="preserve"> </w:t>
+      </w:r>
+      <w:r>
+        <w:t xml:space="preserve">of its predictions for the</w:t>
+      </w:r>
+      <w:r>
+        <w:t xml:space="preserve"> </w:t>
+      </w:r>
+      <w:hyperlink w:anchor="def-validation-set">
+        <w:r>
+          <w:rPr>
+            <w:rStyle w:val="Hyperlink"/>
+          </w:rPr>
+          <w:t xml:space="preserve">validation set</w:t>
+        </w:r>
+      </w:hyperlink>
+      <w:r>
+        <w:t xml:space="preserve">,</w:t>
+      </w:r>
+      <w:r>
+        <w:t xml:space="preserve"> </w:t>
+      </w:r>
+      <w:r>
+        <w:t xml:space="preserve">indexed by</w:t>
+      </w:r>
+      <w:r>
+        <w:t xml:space="preserve"> </w:t>
+      </w:r>
+      <m:oMath>
+        <m:sSub>
+          <m:e>
+            <m:r>
+              <m:t>I</m:t>
+            </m:r>
+          </m:e>
+          <m:sub>
+            <m:r>
+              <m:rPr>
+                <m:nor/>
+                <m:sty m:val="p"/>
+              </m:rPr>
+              <m:t>val</m:t>
+            </m:r>
+          </m:sub>
+        </m:sSub>
+      </m:oMath>
+      <w:r>
+        <w:t xml:space="preserve">:</w:t>
+      </w:r>
+    </w:p>
+    <w:p>
+      <w:pPr>
+        <w:pStyle w:val="BodyText"/>
+      </w:pPr>
+      <w:bookmarkStart w:id="118" w:name="eq-validation-error"/>
+      <m:oMathPara>
+        <m:oMathParaPr>
+          <m:jc m:val="center"/>
+        </m:oMathParaPr>
+        <m:oMath>
+          <m:sSub>
+            <m:e>
+              <m:bar>
+                <m:barPr>
+                  <m:pos m:val="top"/>
+                </m:barPr>
+                <m:e>
+                  <m:r>
+                    <m:rPr>
+                      <m:sty m:val="p"/>
+                    </m:rPr>
+                    <m:t>err</m:t>
+                  </m:r>
+                </m:e>
+              </m:bar>
+            </m:e>
+            <m:sub>
+              <m:r>
+                <m:rPr>
+                  <m:nor/>
+                  <m:sty m:val="p"/>
+                </m:rPr>
+                <m:t>val</m:t>
+              </m:r>
+            </m:sub>
+          </m:sSub>
+          <m:limUpp>
+            <m:e>
+              <m:r>
+                <m:rPr>
+                  <m:sty m:val="p"/>
+                </m:rPr>
+                <m:t>=</m:t>
+              </m:r>
+            </m:e>
+            <m:lim>
+              <m:r>
+                <m:rPr>
+                  <m:nor/>
+                  <m:sty m:val="p"/>
+                </m:rPr>
+                <m:t>def</m:t>
+              </m:r>
+            </m:lim>
+          </m:limUpp>
+          <m:f>
+            <m:fPr>
+              <m:type m:val="bar"/>
+            </m:fPr>
+            <m:num>
+              <m:r>
+                <m:t>1</m:t>
+              </m:r>
+            </m:num>
+            <m:den>
+              <m:r>
+                <m:t>​</m:t>
+              </m:r>
+              <m:d>
+                <m:dPr>
+                  <m:begChr m:val="|"/>
+                  <m:sepChr m:val=""/>
+                  <m:endChr m:val="|"/>
+                  <m:grow/>
+                </m:dPr>
+                <m:e>
+                  <m:sSub>
+                    <m:e>
+                      <m:r>
+                        <m:t>I</m:t>
+                      </m:r>
+                    </m:e>
+                    <m:sub>
+                      <m:r>
+                        <m:rPr>
+                          <m:nor/>
+                          <m:sty m:val="p"/>
+                        </m:rPr>
+                        <m:t>val</m:t>
+                      </m:r>
+                    </m:sub>
+                  </m:sSub>
+                </m:e>
+              </m:d>
+              <m:r>
+                <m:t>​</m:t>
+              </m:r>
+            </m:den>
+          </m:f>
+          <m:nary>
+            <m:naryPr>
+              <m:chr m:val="∑"/>
+              <m:limLoc m:val="undOvr"/>
+              <m:subHide m:val="off"/>
+              <m:supHide m:val="on"/>
+            </m:naryPr>
+            <m:sub>
+              <m:r>
+                <m:t>i</m:t>
+              </m:r>
+              <m:r>
+                <m:rPr>
+                  <m:sty m:val="p"/>
+                </m:rPr>
+                <m:t>∈</m:t>
+              </m:r>
+              <m:sSub>
+                <m:e>
+                  <m:r>
+                    <m:t>I</m:t>
+                  </m:r>
+                </m:e>
+                <m:sub>
+                  <m:r>
+                    <m:rPr>
+                      <m:nor/>
+                      <m:sty m:val="p"/>
+                    </m:rPr>
+                    <m:t>val</m:t>
+                  </m:r>
+                </m:sub>
+              </m:sSub>
+            </m:sub>
+            <m:sup>
+              <m:r>
+                <m:t>​</m:t>
+              </m:r>
+            </m:sup>
+            <m:e>
+              <m:sSup>
+                <m:e>
+                  <m:r>
+                    <m:t>​</m:t>
+                  </m:r>
+                  <m:d>
+                    <m:dPr>
+                      <m:begChr m:val="("/>
+                      <m:sepChr m:val=""/>
+                      <m:endChr m:val=")"/>
+                      <m:grow/>
+                    </m:dPr>
+                    <m:e>
+                      <m:acc>
+                        <m:accPr>
+                          <m:chr m:val="̂"/>
+                        </m:accPr>
+                        <m:e>
+                          <m:r>
+                            <m:t>y</m:t>
+                          </m:r>
+                        </m:e>
+                      </m:acc>
+                      <m:r>
+                        <m:t>​</m:t>
+                      </m:r>
+                      <m:d>
+                        <m:dPr>
+                          <m:begChr m:val="("/>
+                          <m:sepChr m:val=""/>
+                          <m:endChr m:val=")"/>
+                          <m:grow/>
+                        </m:dPr>
+                        <m:e>
+                          <m:sSub>
+                            <m:e>
+                              <m:r>
+                                <m:t>x</m:t>
+                              </m:r>
+                            </m:e>
+                            <m:sub>
+                              <m:r>
+                                <m:t>i</m:t>
+                              </m:r>
+                            </m:sub>
+                          </m:sSub>
+                        </m:e>
+                      </m:d>
+                      <m:r>
+                        <m:t>​</m:t>
+                      </m:r>
+                      <m:r>
+                        <m:rPr>
+                          <m:sty m:val="p"/>
+                        </m:rPr>
+                        <m:t>−</m:t>
+                      </m:r>
+                      <m:sSub>
+                        <m:e>
+                          <m:r>
+                            <m:t>y</m:t>
+                          </m:r>
+                        </m:e>
+                        <m:sub>
+                          <m:r>
+                            <m:t>i</m:t>
+                          </m:r>
+                        </m:sub>
+                      </m:sSub>
+                    </m:e>
+                  </m:d>
+                  <m:r>
+                    <m:t>​</m:t>
+                  </m:r>
+                </m:e>
+                <m:sup>
+                  <m:r>
+                    <m:t>2</m:t>
+                  </m:r>
+                </m:sup>
+              </m:sSup>
+            </m:e>
+          </m:nary>
+          <m:r>
+            <m:rPr>
+              <m:sty m:val="p"/>
+            </m:rPr>
+            <m:t>.</m:t>
+          </m:r>
+          <m:r>
+            <m:t>  </m:t>
+          </m:r>
+          <m:r>
+            <m:rPr>
+              <m:sty m:val="p"/>
+            </m:rPr>
+            <m:t>(</m:t>
+          </m:r>
+          <m:r>
+            <m:t>25</m:t>
+          </m:r>
+          <m:r>
+            <m:rPr>
+              <m:sty m:val="p"/>
+            </m:rPr>
+            <m:t>)</m:t>
+          </m:r>
+        </m:oMath>
+      </m:oMathPara>
+      <w:bookmarkEnd w:id="118"/>
+    </w:p>
+    <w:bookmarkEnd w:id="119"/>
+    <w:bookmarkStart w:id="121" w:name="def-validation-choice"/>
+    <w:p>
+      <w:pPr>
+        <w:pStyle w:val="FirstParagraph"/>
+      </w:pPr>
+      <w:r>
+        <w:rPr>
+          <w:b/>
+          <w:bCs/>
+        </w:rPr>
+        <w:t xml:space="preserve">Definition 25 (Validation choice)</w:t>
       </w:r>
       <w:r>
         <w:t xml:space="preserve"> </w:t>
@@ -32911,7 +34169,7 @@
       <w:r>
         <w:t xml:space="preserve"> </w:t>
       </w:r>
-      <w:hyperlink r:id="rId34">
+      <w:hyperlink r:id="rId37">
         <w:r>
           <w:rPr>
             <w:rStyle w:val="Hyperlink"/>
@@ -32944,7 +34202,7 @@
       <w:pPr>
         <w:pStyle w:val="BodyText"/>
       </w:pPr>
-      <w:bookmarkStart w:id="116" w:name="eq-validation-choice"/>
+      <w:bookmarkStart w:id="120" w:name="eq-validation-choice"/>
       <m:oMathPara>
         <m:oMathParaPr>
           <m:jc m:val="center"/>
@@ -33211,7 +34469,7 @@
             <m:t>(</m:t>
           </m:r>
           <m:r>
-            <m:t>25</m:t>
+            <m:t>26</m:t>
           </m:r>
           <m:r>
             <m:rPr>
@@ -33221,10 +34479,10 @@
           </m:r>
         </m:oMath>
       </m:oMathPara>
-      <w:bookmarkEnd w:id="116"/>
+      <w:bookmarkEnd w:id="120"/>
     </w:p>
-    <w:bookmarkEnd w:id="117"/>
-    <w:bookmarkStart w:id="119" w:name="def-test-set"/>
+    <w:bookmarkEnd w:id="121"/>
+    <w:bookmarkStart w:id="123" w:name="def-test-set"/>
     <w:p>
       <w:pPr>
         <w:pStyle w:val="FirstParagraph"/>
@@ -33234,7 +34492,7 @@
           <w:b/>
           <w:bCs/>
         </w:rPr>
-        <w:t xml:space="preserve">Definition 24 (Test set)</w:t>
+        <w:t xml:space="preserve">Definition 26 (Test set)</w:t>
       </w:r>
       <w:r>
         <w:t xml:space="preserve"> </w:t>
@@ -33368,7 +34626,7 @@
       <w:pPr>
         <w:pStyle w:val="BodyText"/>
       </w:pPr>
-      <w:bookmarkStart w:id="118" w:name="eq-test-set"/>
+      <w:bookmarkStart w:id="122" w:name="eq-test-set"/>
       <m:oMathPara>
         <m:oMathParaPr>
           <m:jc m:val="center"/>
@@ -33479,7 +34737,7 @@
             <m:t>(</m:t>
           </m:r>
           <m:r>
-            <m:t>26</m:t>
+            <m:t>27</m:t>
           </m:r>
           <m:r>
             <m:rPr>
@@ -33489,20 +34747,441 @@
           </m:r>
         </m:oMath>
       </m:oMathPara>
-      <w:bookmarkEnd w:id="118"/>
+      <w:bookmarkEnd w:id="122"/>
     </w:p>
-    <w:bookmarkEnd w:id="119"/>
-    <w:bookmarkStart w:id="123" w:name="rem-data-splits"/>
+    <w:bookmarkEnd w:id="123"/>
+    <w:bookmarkStart w:id="125" w:name="def-test-error"/>
     <w:p>
       <w:pPr>
         <w:pStyle w:val="FirstParagraph"/>
       </w:pPr>
       <w:r>
         <w:rPr>
+          <w:b/>
+          <w:bCs/>
+        </w:rPr>
+        <w:t xml:space="preserve">Definition 27 (Test error)</w:t>
+      </w:r>
+      <w:r>
+        <w:t xml:space="preserve"> </w:t>
+      </w:r>
+      <w:r>
+        <w:t xml:space="preserve">The</w:t>
+      </w:r>
+      <w:r>
+        <w:t xml:space="preserve"> </w:t>
+      </w:r>
+      <w:r>
+        <w:rPr>
+          <w:b/>
+          <w:bCs/>
+        </w:rPr>
+        <w:t xml:space="preserve">test error</w:t>
+      </w:r>
+      <w:r>
+        <w:t xml:space="preserve"> </w:t>
+      </w:r>
+      <w:r>
+        <w:t xml:space="preserve">of a</w:t>
+      </w:r>
+      <w:r>
+        <w:t xml:space="preserve"> </w:t>
+      </w:r>
+      <w:hyperlink w:anchor="def-prediction-rule">
+        <w:r>
+          <w:rPr>
+            <w:rStyle w:val="Hyperlink"/>
+          </w:rPr>
+          <w:t xml:space="preserve">prediction rule</w:t>
+        </w:r>
+      </w:hyperlink>
+      <w:r>
+        <w:t xml:space="preserve"> </w:t>
+      </w:r>
+      <m:oMath>
+        <m:acc>
+          <m:accPr>
+            <m:chr m:val="̂"/>
+          </m:accPr>
+          <m:e>
+            <m:r>
+              <m:t>y</m:t>
+            </m:r>
+          </m:e>
+        </m:acc>
+      </m:oMath>
+      <w:r>
+        <w:t xml:space="preserve"> </w:t>
+      </w:r>
+      <w:r>
+        <w:t xml:space="preserve">fitted to a</w:t>
+      </w:r>
+      <w:r>
+        <w:t xml:space="preserve"> </w:t>
+      </w:r>
+      <w:hyperlink w:anchor="def-training-set">
+        <w:r>
+          <w:rPr>
+            <w:rStyle w:val="Hyperlink"/>
+          </w:rPr>
+          <w:t xml:space="preserve">training set</w:t>
+        </w:r>
+      </w:hyperlink>
+      <w:r>
+        <w:t xml:space="preserve"> </w:t>
+      </w:r>
+      <m:oMath>
+        <m:sSub>
+          <m:e>
+            <m:r>
+              <m:rPr>
+                <m:scr m:val="script"/>
+                <m:sty m:val="p"/>
+              </m:rPr>
+              <m:t>D</m:t>
+            </m:r>
+          </m:e>
+          <m:sub>
+            <m:r>
+              <m:rPr>
+                <m:nor/>
+                <m:sty m:val="p"/>
+              </m:rPr>
+              <m:t>train</m:t>
+            </m:r>
+          </m:sub>
+        </m:sSub>
+      </m:oMath>
+      <w:r>
+        <w:t xml:space="preserve"> </w:t>
+      </w:r>
+      <w:r>
+        <w:t xml:space="preserve">is the</w:t>
+      </w:r>
+      <w:r>
+        <w:t xml:space="preserve"> </w:t>
+      </w:r>
+      <w:hyperlink r:id="rId37">
+        <w:r>
+          <w:rPr>
+            <w:rStyle w:val="Hyperlink"/>
+          </w:rPr>
+          <w:t xml:space="preserve">mean squared error</w:t>
+        </w:r>
+      </w:hyperlink>
+      <w:r>
+        <w:t xml:space="preserve"> </w:t>
+      </w:r>
+      <w:r>
+        <w:t xml:space="preserve">of its predictions for the</w:t>
+      </w:r>
+      <w:r>
+        <w:t xml:space="preserve"> </w:t>
+      </w:r>
+      <w:hyperlink w:anchor="def-test-set">
+        <w:r>
+          <w:rPr>
+            <w:rStyle w:val="Hyperlink"/>
+          </w:rPr>
+          <w:t xml:space="preserve">test set</w:t>
+        </w:r>
+      </w:hyperlink>
+      <w:r>
+        <w:t xml:space="preserve">,</w:t>
+      </w:r>
+      <w:r>
+        <w:t xml:space="preserve"> </w:t>
+      </w:r>
+      <w:r>
+        <w:t xml:space="preserve">indexed by</w:t>
+      </w:r>
+      <w:r>
+        <w:t xml:space="preserve"> </w:t>
+      </w:r>
+      <m:oMath>
+        <m:sSub>
+          <m:e>
+            <m:r>
+              <m:t>I</m:t>
+            </m:r>
+          </m:e>
+          <m:sub>
+            <m:r>
+              <m:rPr>
+                <m:nor/>
+                <m:sty m:val="p"/>
+              </m:rPr>
+              <m:t>test</m:t>
+            </m:r>
+          </m:sub>
+        </m:sSub>
+      </m:oMath>
+      <w:r>
+        <w:t xml:space="preserve">:</w:t>
+      </w:r>
+    </w:p>
+    <w:p>
+      <w:pPr>
+        <w:pStyle w:val="BodyText"/>
+      </w:pPr>
+      <w:bookmarkStart w:id="124" w:name="eq-test-error"/>
+      <m:oMathPara>
+        <m:oMathParaPr>
+          <m:jc m:val="center"/>
+        </m:oMathParaPr>
+        <m:oMath>
+          <m:sSub>
+            <m:e>
+              <m:bar>
+                <m:barPr>
+                  <m:pos m:val="top"/>
+                </m:barPr>
+                <m:e>
+                  <m:r>
+                    <m:rPr>
+                      <m:sty m:val="p"/>
+                    </m:rPr>
+                    <m:t>err</m:t>
+                  </m:r>
+                </m:e>
+              </m:bar>
+            </m:e>
+            <m:sub>
+              <m:r>
+                <m:rPr>
+                  <m:nor/>
+                  <m:sty m:val="p"/>
+                </m:rPr>
+                <m:t>test</m:t>
+              </m:r>
+            </m:sub>
+          </m:sSub>
+          <m:limUpp>
+            <m:e>
+              <m:r>
+                <m:rPr>
+                  <m:sty m:val="p"/>
+                </m:rPr>
+                <m:t>=</m:t>
+              </m:r>
+            </m:e>
+            <m:lim>
+              <m:r>
+                <m:rPr>
+                  <m:nor/>
+                  <m:sty m:val="p"/>
+                </m:rPr>
+                <m:t>def</m:t>
+              </m:r>
+            </m:lim>
+          </m:limUpp>
+          <m:f>
+            <m:fPr>
+              <m:type m:val="bar"/>
+            </m:fPr>
+            <m:num>
+              <m:r>
+                <m:t>1</m:t>
+              </m:r>
+            </m:num>
+            <m:den>
+              <m:r>
+                <m:t>​</m:t>
+              </m:r>
+              <m:d>
+                <m:dPr>
+                  <m:begChr m:val="|"/>
+                  <m:sepChr m:val=""/>
+                  <m:endChr m:val="|"/>
+                  <m:grow/>
+                </m:dPr>
+                <m:e>
+                  <m:sSub>
+                    <m:e>
+                      <m:r>
+                        <m:t>I</m:t>
+                      </m:r>
+                    </m:e>
+                    <m:sub>
+                      <m:r>
+                        <m:rPr>
+                          <m:nor/>
+                          <m:sty m:val="p"/>
+                        </m:rPr>
+                        <m:t>test</m:t>
+                      </m:r>
+                    </m:sub>
+                  </m:sSub>
+                </m:e>
+              </m:d>
+              <m:r>
+                <m:t>​</m:t>
+              </m:r>
+            </m:den>
+          </m:f>
+          <m:nary>
+            <m:naryPr>
+              <m:chr m:val="∑"/>
+              <m:limLoc m:val="undOvr"/>
+              <m:subHide m:val="off"/>
+              <m:supHide m:val="on"/>
+            </m:naryPr>
+            <m:sub>
+              <m:r>
+                <m:t>i</m:t>
+              </m:r>
+              <m:r>
+                <m:rPr>
+                  <m:sty m:val="p"/>
+                </m:rPr>
+                <m:t>∈</m:t>
+              </m:r>
+              <m:sSub>
+                <m:e>
+                  <m:r>
+                    <m:t>I</m:t>
+                  </m:r>
+                </m:e>
+                <m:sub>
+                  <m:r>
+                    <m:rPr>
+                      <m:nor/>
+                      <m:sty m:val="p"/>
+                    </m:rPr>
+                    <m:t>test</m:t>
+                  </m:r>
+                </m:sub>
+              </m:sSub>
+            </m:sub>
+            <m:sup>
+              <m:r>
+                <m:t>​</m:t>
+              </m:r>
+            </m:sup>
+            <m:e>
+              <m:sSup>
+                <m:e>
+                  <m:r>
+                    <m:t>​</m:t>
+                  </m:r>
+                  <m:d>
+                    <m:dPr>
+                      <m:begChr m:val="("/>
+                      <m:sepChr m:val=""/>
+                      <m:endChr m:val=")"/>
+                      <m:grow/>
+                    </m:dPr>
+                    <m:e>
+                      <m:acc>
+                        <m:accPr>
+                          <m:chr m:val="̂"/>
+                        </m:accPr>
+                        <m:e>
+                          <m:r>
+                            <m:t>y</m:t>
+                          </m:r>
+                        </m:e>
+                      </m:acc>
+                      <m:r>
+                        <m:t>​</m:t>
+                      </m:r>
+                      <m:d>
+                        <m:dPr>
+                          <m:begChr m:val="("/>
+                          <m:sepChr m:val=""/>
+                          <m:endChr m:val=")"/>
+                          <m:grow/>
+                        </m:dPr>
+                        <m:e>
+                          <m:sSub>
+                            <m:e>
+                              <m:r>
+                                <m:t>x</m:t>
+                              </m:r>
+                            </m:e>
+                            <m:sub>
+                              <m:r>
+                                <m:t>i</m:t>
+                              </m:r>
+                            </m:sub>
+                          </m:sSub>
+                        </m:e>
+                      </m:d>
+                      <m:r>
+                        <m:t>​</m:t>
+                      </m:r>
+                      <m:r>
+                        <m:rPr>
+                          <m:sty m:val="p"/>
+                        </m:rPr>
+                        <m:t>−</m:t>
+                      </m:r>
+                      <m:sSub>
+                        <m:e>
+                          <m:r>
+                            <m:t>y</m:t>
+                          </m:r>
+                        </m:e>
+                        <m:sub>
+                          <m:r>
+                            <m:t>i</m:t>
+                          </m:r>
+                        </m:sub>
+                      </m:sSub>
+                    </m:e>
+                  </m:d>
+                  <m:r>
+                    <m:t>​</m:t>
+                  </m:r>
+                </m:e>
+                <m:sup>
+                  <m:r>
+                    <m:t>2</m:t>
+                  </m:r>
+                </m:sup>
+              </m:sSup>
+            </m:e>
+          </m:nary>
+          <m:r>
+            <m:rPr>
+              <m:sty m:val="p"/>
+            </m:rPr>
+            <m:t>.</m:t>
+          </m:r>
+          <m:r>
+            <m:t>  </m:t>
+          </m:r>
+          <m:r>
+            <m:rPr>
+              <m:sty m:val="p"/>
+            </m:rPr>
+            <m:t>(</m:t>
+          </m:r>
+          <m:r>
+            <m:t>28</m:t>
+          </m:r>
+          <m:r>
+            <m:rPr>
+              <m:sty m:val="p"/>
+            </m:rPr>
+            <m:t>)</m:t>
+          </m:r>
+        </m:oMath>
+      </m:oMathPara>
+      <w:bookmarkEnd w:id="124"/>
+    </w:p>
+    <w:bookmarkEnd w:id="125"/>
+    <w:bookmarkStart w:id="129" w:name="rem-data-splits"/>
+    <w:p>
+      <w:pPr>
+        <w:pStyle w:val="FirstParagraph"/>
+      </w:pPr>
+      <w:r>
+        <w:rPr>
           <w:i/>
           <w:iCs/>
         </w:rPr>
-        <w:t xml:space="preserve">Remark 17</w:t>
+        <w:t xml:space="preserve">Remark 15</w:t>
       </w:r>
       <w:r>
         <w:t xml:space="preserve"> (What each set is for). </w:t>
@@ -33667,7 +35346,7 @@
       <w:r>
         <w:t xml:space="preserve"> </w:t>
       </w:r>
-      <w:hyperlink r:id="rId120">
+      <w:hyperlink r:id="rId126">
         <w:r>
           <w:rPr>
             <w:rStyle w:val="Hyperlink"/>
@@ -33687,7 +35366,7 @@
       <w:r>
         <w:t xml:space="preserve"> </w:t>
       </w:r>
-      <w:hyperlink r:id="rId121">
+      <w:hyperlink r:id="rId127">
         <w:r>
           <w:rPr>
             <w:rStyle w:val="Hyperlink"/>
@@ -33707,7 +35386,7 @@
       <w:r>
         <w:t xml:space="preserve"> </w:t>
       </w:r>
-      <w:hyperlink r:id="rId122">
+      <w:hyperlink r:id="rId128">
         <w:r>
           <w:rPr>
             <w:rStyle w:val="Hyperlink"/>
@@ -33725,18 +35404,229 @@
         <w:t xml:space="preserve">They use a different symbol for the training set and a parenthesized observation index, but the same three-way split.</w:t>
       </w:r>
     </w:p>
-    <w:bookmarkEnd w:id="123"/>
-    <w:bookmarkStart w:id="146" w:name="exm-train-validation-test-split"/>
+    <w:bookmarkEnd w:id="129"/>
+    <w:bookmarkStart w:id="130" w:name="rem-validation-test-error"/>
     <w:p>
       <w:pPr>
         <w:pStyle w:val="BodyText"/>
       </w:pPr>
       <w:r>
         <w:rPr>
+          <w:i/>
+          <w:iCs/>
+        </w:rPr>
+        <w:t xml:space="preserve">Remark 16</w:t>
+      </w:r>
+      <w:r>
+        <w:t xml:space="preserve"> (What the validation and test errors estimate). </w:t>
+      </w:r>
+      <w:r>
+        <w:t xml:space="preserve">The</w:t>
+      </w:r>
+      <w:r>
+        <w:t xml:space="preserve"> </w:t>
+      </w:r>
+      <w:hyperlink w:anchor="def-validation-error">
+        <w:r>
+          <w:rPr>
+            <w:rStyle w:val="Hyperlink"/>
+          </w:rPr>
+          <w:t xml:space="preserve">validation error</w:t>
+        </w:r>
+      </w:hyperlink>
+      <w:r>
+        <w:t xml:space="preserve"> </w:t>
+      </w:r>
+      <w:r>
+        <w:t xml:space="preserve">and the</w:t>
+      </w:r>
+      <w:r>
+        <w:t xml:space="preserve"> </w:t>
+      </w:r>
+      <w:hyperlink w:anchor="def-test-error">
+        <w:r>
+          <w:rPr>
+            <w:rStyle w:val="Hyperlink"/>
+          </w:rPr>
+          <w:t xml:space="preserve">test error</w:t>
+        </w:r>
+      </w:hyperlink>
+      <w:r>
+        <w:t xml:space="preserve"> </w:t>
+      </w:r>
+      <w:r>
+        <w:t xml:space="preserve">differ from the</w:t>
+      </w:r>
+      <w:r>
+        <w:t xml:space="preserve"> </w:t>
+      </w:r>
+      <w:hyperlink w:anchor="def-training-mse">
+        <w:r>
+          <w:rPr>
+            <w:rStyle w:val="Hyperlink"/>
+          </w:rPr>
+          <w:t xml:space="preserve">training error</w:t>
+        </w:r>
+      </w:hyperlink>
+      <w:r>
+        <w:t xml:space="preserve"> </w:t>
+      </w:r>
+      <m:oMath>
+        <m:bar>
+          <m:barPr>
+            <m:pos m:val="top"/>
+          </m:barPr>
+          <m:e>
+            <m:r>
+              <m:rPr>
+                <m:sty m:val="p"/>
+              </m:rPr>
+              <m:t>err</m:t>
+            </m:r>
+          </m:e>
+        </m:bar>
+      </m:oMath>
+      <w:r>
+        <w:t xml:space="preserve"> </w:t>
+      </w:r>
+      <w:r>
+        <w:t xml:space="preserve">only in the set that scores the rule.</w:t>
+      </w:r>
+      <w:r>
+        <w:t xml:space="preserve"> </w:t>
+      </w:r>
+      <w:r>
+        <w:t xml:space="preserve">The rule was not fitted to the validation or test set,</w:t>
+      </w:r>
+      <w:r>
+        <w:t xml:space="preserve"> </w:t>
+      </w:r>
+      <w:r>
+        <w:t xml:space="preserve">so each estimates the</w:t>
+      </w:r>
+      <w:r>
+        <w:t xml:space="preserve"> </w:t>
+      </w:r>
+      <w:hyperlink w:anchor="def-generalization-error">
+        <w:r>
+          <w:rPr>
+            <w:rStyle w:val="Hyperlink"/>
+          </w:rPr>
+          <w:t xml:space="preserve">generalization error</w:t>
+        </w:r>
+      </w:hyperlink>
+      <w:r>
+        <w:t xml:space="preserve"> </w:t>
+      </w:r>
+      <w:r>
+        <w:t xml:space="preserve">of the fitted rule</w:t>
+      </w:r>
+      <w:r>
+        <w:t xml:space="preserve"> </w:t>
+      </w:r>
+      <w:r>
+        <w:t xml:space="preserve">without the optimism of the training error.</w:t>
+      </w:r>
+      <w:r>
+        <w:t xml:space="preserve"> </w:t>
+      </w:r>
+      <w:r>
+        <w:t xml:space="preserve">The</w:t>
+      </w:r>
+      <w:r>
+        <w:t xml:space="preserve"> </w:t>
+      </w:r>
+      <w:hyperlink w:anchor="def-validation-choice">
+        <w:r>
+          <w:rPr>
+            <w:rStyle w:val="Hyperlink"/>
+          </w:rPr>
+          <w:t xml:space="preserve">validation choice</w:t>
+        </w:r>
+      </w:hyperlink>
+      <w:r>
+        <w:t xml:space="preserve"> </w:t>
+      </w:r>
+      <w:r>
+        <w:t xml:space="preserve">selects the rule with the smallest validation error,</w:t>
+      </w:r>
+      <w:r>
+        <w:t xml:space="preserve"> </w:t>
+      </w:r>
+      <w:r>
+        <w:t xml:space="preserve">so the validation error of the chosen rule is still optimistic;</w:t>
+      </w:r>
+      <w:r>
+        <w:t xml:space="preserve"> </w:t>
+      </w:r>
+      <w:r>
+        <w:t xml:space="preserve">the test error is computed once, after the choice, so it is not.</w:t>
+      </w:r>
+    </w:p>
+    <w:p>
+      <w:pPr>
+        <w:pStyle w:val="BodyText"/>
+      </w:pPr>
+      <w:r>
+        <w:t xml:space="preserve">Hastie et al. (2009, sec. 7.2)</w:t>
+      </w:r>
+      <w:r>
+        <w:t xml:space="preserve"> </w:t>
+      </w:r>
+      <w:r>
+        <w:t xml:space="preserve">use</w:t>
+      </w:r>
+      <w:r>
+        <w:t xml:space="preserve"> </w:t>
+      </w:r>
+      <w:r>
+        <w:t xml:space="preserve">“test error”</w:t>
+      </w:r>
+      <w:r>
+        <w:t xml:space="preserve"> </w:t>
+      </w:r>
+      <w:r>
+        <w:t xml:space="preserve">for the generalization error of the fitted rule itself.</w:t>
+      </w:r>
+      <w:r>
+        <w:t xml:space="preserve"> </w:t>
+      </w:r>
+      <w:r>
+        <w:t xml:space="preserve">Here the test error is the number computed from the test set, and the generalization error is what it estimates.</w:t>
+      </w:r>
+    </w:p>
+    <w:p>
+      <w:pPr>
+        <w:pStyle w:val="BodyText"/>
+      </w:pPr>
+      <w:r>
+        <w:t xml:space="preserve">This page scores predictions by squared error throughout, so both errors are mean squared errors.</w:t>
+      </w:r>
+      <w:r>
+        <w:t xml:space="preserve"> </w:t>
+      </w:r>
+      <w:r>
+        <w:t xml:space="preserve">Averaging any other loss over the same set, such as the absolute error,</w:t>
+      </w:r>
+      <w:r>
+        <w:t xml:space="preserve"> </w:t>
+      </w:r>
+      <w:r>
+        <w:t xml:space="preserve">gives the corresponding validation and test errors.</w:t>
+      </w:r>
+    </w:p>
+    <w:bookmarkEnd w:id="130"/>
+    <w:bookmarkStart w:id="153" w:name="exm-train-validation-test-split"/>
+    <w:p>
+      <w:pPr>
+        <w:pStyle w:val="BodyText"/>
+      </w:pPr>
+      <w:r>
+        <w:rPr>
           <w:b/>
           <w:bCs/>
         </w:rPr>
-        <w:t xml:space="preserve">Example 8 (Numerical example)</w:t>
+        <w:t xml:space="preserve">Example 9 (Numerical example)</w:t>
       </w:r>
       <w:r>
         <w:t xml:space="preserve"> </w:t>
@@ -33749,7 +35639,7 @@
           <w:rPr>
             <w:rStyle w:val="Hyperlink"/>
           </w:rPr>
-          <w:t xml:space="preserve">Example 8</w:t>
+          <w:t xml:space="preserve">Example 9</w:t>
         </w:r>
       </w:hyperlink>
       <w:r>
@@ -33960,7 +35850,7 @@
       <w:tr>
         <w:tc>
           <w:tcPr/>
-          <w:bookmarkStart w:id="124" w:name="tbl-train-validation-test-split-sizes"/>
+          <w:bookmarkStart w:id="131" w:name="tbl-train-validation-test-split-sizes"/>
           <w:p>
             <w:pPr>
               <w:jc w:val="center"/>
@@ -34592,7 +36482,7 @@
               <w:t xml:space="preserve">#&gt; 3 test           7</w:t>
             </w:r>
           </w:p>
-          <w:bookmarkEnd w:id="124"/>
+          <w:bookmarkEnd w:id="131"/>
         </w:tc>
       </w:tr>
     </w:tbl>
@@ -38450,7 +40340,7 @@
       <w:tr>
         <w:tc>
           <w:tcPr/>
-          <w:bookmarkStart w:id="128" w:name="fig-linear-model-superimposed"/>
+          <w:bookmarkStart w:id="135" w:name="fig-linear-model-superimposed"/>
           <w:p>
             <w:pPr>
               <w:pStyle w:val="SourceCode"/>
@@ -38490,18 +40380,18 @@
                 <wp:inline>
                   <wp:extent cx="4620126" cy="3696101"/>
                   <wp:effectExtent b="0" l="0" r="0" t="0"/>
-                  <wp:docPr descr="" title="" id="126" name="Picture"/>
+                  <wp:docPr descr="" title="" id="133" name="Picture"/>
                   <a:graphic>
                     <a:graphicData uri="http://schemas.openxmlformats.org/drawingml/2006/picture">
                       <pic:pic>
                         <pic:nvPicPr>
-                          <pic:cNvPr descr="model-validation_files/figure-docx/unnamed-chunk-3-1.png" id="127" name="Picture"/>
+                          <pic:cNvPr descr="model-validation_files/figure-docx/unnamed-chunk-3-1.png" id="134" name="Picture"/>
                           <pic:cNvPicPr>
                             <a:picLocks noChangeArrowheads="1" noChangeAspect="1"/>
                           </pic:cNvPicPr>
                         </pic:nvPicPr>
                         <pic:blipFill>
-                          <a:blip r:embed="rId125"/>
+                          <a:blip r:embed="rId132"/>
                           <a:stretch>
                             <a:fillRect/>
                           </a:stretch>
@@ -38541,7 +40431,7 @@
               <w:t xml:space="preserve">Figure 2: Linear model fit superimposed on data partitions</w:t>
             </w:r>
           </w:p>
-          <w:bookmarkEnd w:id="128"/>
+          <w:bookmarkEnd w:id="135"/>
         </w:tc>
       </w:tr>
     </w:tbl>
@@ -38566,7 +40456,7 @@
       <w:tr>
         <w:tc>
           <w:tcPr/>
-          <w:bookmarkStart w:id="132" w:name="fig-quadratic-model-superimposed"/>
+          <w:bookmarkStart w:id="139" w:name="fig-quadratic-model-superimposed"/>
           <w:p>
             <w:pPr>
               <w:pStyle w:val="SourceCode"/>
@@ -38606,18 +40496,18 @@
                 <wp:inline>
                   <wp:extent cx="4620126" cy="3696101"/>
                   <wp:effectExtent b="0" l="0" r="0" t="0"/>
-                  <wp:docPr descr="" title="" id="130" name="Picture"/>
+                  <wp:docPr descr="" title="" id="137" name="Picture"/>
                   <a:graphic>
                     <a:graphicData uri="http://schemas.openxmlformats.org/drawingml/2006/picture">
                       <pic:pic>
                         <pic:nvPicPr>
-                          <pic:cNvPr descr="model-validation_files/figure-docx/unnamed-chunk-4-1.png" id="131" name="Picture"/>
+                          <pic:cNvPr descr="model-validation_files/figure-docx/unnamed-chunk-4-1.png" id="138" name="Picture"/>
                           <pic:cNvPicPr>
                             <a:picLocks noChangeArrowheads="1" noChangeAspect="1"/>
                           </pic:cNvPicPr>
                         </pic:nvPicPr>
                         <pic:blipFill>
-                          <a:blip r:embed="rId129"/>
+                          <a:blip r:embed="rId136"/>
                           <a:stretch>
                             <a:fillRect/>
                           </a:stretch>
@@ -38657,7 +40547,7 @@
               <w:t xml:space="preserve">Figure 3: Quadratic model fit superimposed on data partitions</w:t>
             </w:r>
           </w:p>
-          <w:bookmarkEnd w:id="132"/>
+          <w:bookmarkEnd w:id="139"/>
         </w:tc>
       </w:tr>
     </w:tbl>
@@ -38682,7 +40572,7 @@
       <w:tr>
         <w:tc>
           <w:tcPr/>
-          <w:bookmarkStart w:id="136" w:name="fig-cubic-model-superimposed"/>
+          <w:bookmarkStart w:id="143" w:name="fig-cubic-model-superimposed"/>
           <w:p>
             <w:pPr>
               <w:pStyle w:val="SourceCode"/>
@@ -38722,18 +40612,18 @@
                 <wp:inline>
                   <wp:extent cx="4620126" cy="3696101"/>
                   <wp:effectExtent b="0" l="0" r="0" t="0"/>
-                  <wp:docPr descr="" title="" id="134" name="Picture"/>
+                  <wp:docPr descr="" title="" id="141" name="Picture"/>
                   <a:graphic>
                     <a:graphicData uri="http://schemas.openxmlformats.org/drawingml/2006/picture">
                       <pic:pic>
                         <pic:nvPicPr>
-                          <pic:cNvPr descr="model-validation_files/figure-docx/unnamed-chunk-5-1.png" id="135" name="Picture"/>
+                          <pic:cNvPr descr="model-validation_files/figure-docx/unnamed-chunk-5-1.png" id="142" name="Picture"/>
                           <pic:cNvPicPr>
                             <a:picLocks noChangeArrowheads="1" noChangeAspect="1"/>
                           </pic:cNvPicPr>
                         </pic:nvPicPr>
                         <pic:blipFill>
-                          <a:blip r:embed="rId133"/>
+                          <a:blip r:embed="rId140"/>
                           <a:stretch>
                             <a:fillRect/>
                           </a:stretch>
@@ -38773,7 +40663,7 @@
               <w:t xml:space="preserve">Figure 4: Cubic model fit superimposed on data partitions</w:t>
             </w:r>
           </w:p>
-          <w:bookmarkEnd w:id="136"/>
+          <w:bookmarkEnd w:id="143"/>
         </w:tc>
       </w:tr>
     </w:tbl>
@@ -38798,7 +40688,7 @@
       <w:tr>
         <w:tc>
           <w:tcPr/>
-          <w:bookmarkStart w:id="140" w:name="fig-quartic-model-superimposed"/>
+          <w:bookmarkStart w:id="147" w:name="fig-quartic-model-superimposed"/>
           <w:p>
             <w:pPr>
               <w:pStyle w:val="SourceCode"/>
@@ -38838,18 +40728,18 @@
                 <wp:inline>
                   <wp:extent cx="4620126" cy="3696101"/>
                   <wp:effectExtent b="0" l="0" r="0" t="0"/>
-                  <wp:docPr descr="" title="" id="138" name="Picture"/>
+                  <wp:docPr descr="" title="" id="145" name="Picture"/>
                   <a:graphic>
                     <a:graphicData uri="http://schemas.openxmlformats.org/drawingml/2006/picture">
                       <pic:pic>
                         <pic:nvPicPr>
-                          <pic:cNvPr descr="model-validation_files/figure-docx/unnamed-chunk-6-1.png" id="139" name="Picture"/>
+                          <pic:cNvPr descr="model-validation_files/figure-docx/unnamed-chunk-6-1.png" id="146" name="Picture"/>
                           <pic:cNvPicPr>
                             <a:picLocks noChangeArrowheads="1" noChangeAspect="1"/>
                           </pic:cNvPicPr>
                         </pic:nvPicPr>
                         <pic:blipFill>
-                          <a:blip r:embed="rId137"/>
+                          <a:blip r:embed="rId144"/>
                           <a:stretch>
                             <a:fillRect/>
                           </a:stretch>
@@ -38889,7 +40779,7 @@
               <w:t xml:space="preserve">Figure 5: Quartic model fit superimposed on data partitions</w:t>
             </w:r>
           </w:p>
-          <w:bookmarkEnd w:id="140"/>
+          <w:bookmarkEnd w:id="147"/>
         </w:tc>
       </w:tr>
     </w:tbl>
@@ -38914,7 +40804,7 @@
       <w:tr>
         <w:tc>
           <w:tcPr/>
-          <w:bookmarkStart w:id="141" w:name="tbl-train-validation-results"/>
+          <w:bookmarkStart w:id="148" w:name="tbl-train-validation-results"/>
           <w:p>
             <w:pPr>
               <w:jc w:val="center"/>
@@ -39003,7 +40893,7 @@
               <w:t xml:space="preserve">#&gt; 4 quartic            1.90            3.97</w:t>
             </w:r>
           </w:p>
-          <w:bookmarkEnd w:id="141"/>
+          <w:bookmarkEnd w:id="148"/>
         </w:tc>
       </w:tr>
     </w:tbl>
@@ -39072,7 +40962,7 @@
       <w:tr>
         <w:tc>
           <w:tcPr/>
-          <w:bookmarkStart w:id="142" w:name="tbl-train-validation-test-rmse"/>
+          <w:bookmarkStart w:id="149" w:name="tbl-train-validation-test-rmse"/>
           <w:p>
             <w:pPr>
               <w:jc w:val="center"/>
@@ -39149,7 +41039,7 @@
               <w:t xml:space="preserve">#&gt; 2 test       linear  2.44</w:t>
             </w:r>
           </w:p>
-          <w:bookmarkEnd w:id="142"/>
+          <w:bookmarkEnd w:id="149"/>
         </w:tc>
       </w:tr>
     </w:tbl>
@@ -39202,18 +41092,18 @@
                 <wp:inline>
                   <wp:extent cx="152400" cy="152400"/>
                   <wp:effectExtent b="0" l="0" r="0" t="0"/>
-                  <wp:docPr descr="" title="" id="144" name="Picture"/>
+                  <wp:docPr descr="" title="" id="151" name="Picture"/>
                   <a:graphic>
                     <a:graphicData uri="http://schemas.openxmlformats.org/drawingml/2006/picture">
                       <pic:pic>
                         <pic:nvPicPr>
-                          <pic:cNvPr descr="/opt/quarto/share/formats/docx/note.png" id="145" name="Picture"/>
+                          <pic:cNvPr descr="/opt/quarto/share/formats/docx/note.png" id="152" name="Picture"/>
                           <pic:cNvPicPr>
                             <a:picLocks noChangeArrowheads="1" noChangeAspect="1"/>
                           </pic:cNvPicPr>
                         </pic:nvPicPr>
                         <pic:blipFill>
-                          <a:blip r:embed="rId143"/>
+                          <a:blip r:embed="rId150"/>
                           <a:stretch>
                             <a:fillRect/>
                           </a:stretch>
@@ -39286,9 +41176,9 @@
         </w:tc>
       </w:tr>
     </w:tbl>
-    <w:bookmarkEnd w:id="146"/>
-    <w:bookmarkEnd w:id="147"/>
-    <w:bookmarkStart w:id="183" w:name="sec-kfold"/>
+    <w:bookmarkEnd w:id="153"/>
+    <w:bookmarkEnd w:id="154"/>
+    <w:bookmarkStart w:id="190" w:name="sec-kfold"/>
     <w:p>
       <w:pPr>
         <w:pStyle w:val="Heading2"/>
@@ -39308,7 +41198,7 @@
         <w:t xml:space="preserve">-fold cross-validation</w:t>
       </w:r>
     </w:p>
-    <w:bookmarkStart w:id="148" w:name="exr-kfold"/>
+    <w:bookmarkStart w:id="155" w:name="exr-kfold"/>
     <w:p>
       <w:pPr>
         <w:pStyle w:val="FirstParagraph"/>
@@ -39459,8 +41349,8 @@
         <w:t xml:space="preserve">How many times is a given car used for fitting, and how many times for prediction?</w:t>
       </w:r>
     </w:p>
-    <w:bookmarkEnd w:id="148"/>
-    <w:bookmarkStart w:id="149" w:name="sol-kfold"/>
+    <w:bookmarkEnd w:id="155"/>
+    <w:bookmarkStart w:id="156" w:name="sol-kfold"/>
     <w:p>
       <w:pPr>
         <w:pStyle w:val="FirstParagraph"/>
@@ -39634,8 +41524,8 @@
         <w:t xml:space="preserve">fits.</w:t>
       </w:r>
     </w:p>
-    <w:bookmarkEnd w:id="149"/>
-    <w:bookmarkStart w:id="151" w:name="def-folds"/>
+    <w:bookmarkEnd w:id="156"/>
+    <w:bookmarkStart w:id="158" w:name="def-folds"/>
     <w:p>
       <w:pPr>
         <w:pStyle w:val="FirstParagraph"/>
@@ -39645,7 +41535,7 @@
           <w:b/>
           <w:bCs/>
         </w:rPr>
-        <w:t xml:space="preserve">Definition 25 (Folds)</w:t>
+        <w:t xml:space="preserve">Definition 28 (Folds)</w:t>
       </w:r>
       <w:r>
         <w:t xml:space="preserve"> </w:t>
@@ -39824,7 +41714,7 @@
       <w:pPr>
         <w:pStyle w:val="BodyText"/>
       </w:pPr>
-      <w:bookmarkStart w:id="150" w:name="eq-folds"/>
+      <w:bookmarkStart w:id="157" w:name="eq-folds"/>
       <m:oMathPara>
         <m:oMathParaPr>
           <m:jc m:val="center"/>
@@ -39905,7 +41795,7 @@
             <m:t>(</m:t>
           </m:r>
           <m:r>
-            <m:t>27</m:t>
+            <m:t>29</m:t>
           </m:r>
           <m:r>
             <m:rPr>
@@ -39915,10 +41805,10 @@
           </m:r>
         </m:oMath>
       </m:oMathPara>
-      <w:bookmarkEnd w:id="150"/>
+      <w:bookmarkEnd w:id="157"/>
     </w:p>
-    <w:bookmarkEnd w:id="151"/>
-    <w:bookmarkStart w:id="152" w:name="rem-source-folds"/>
+    <w:bookmarkEnd w:id="158"/>
+    <w:bookmarkStart w:id="159" w:name="rem-source-folds"/>
     <w:p>
       <w:pPr>
         <w:pStyle w:val="FirstParagraph"/>
@@ -39928,7 +41818,7 @@
           <w:i/>
           <w:iCs/>
         </w:rPr>
-        <w:t xml:space="preserve">Remark 18</w:t>
+        <w:t xml:space="preserve">Remark 17</w:t>
       </w:r>
       <w:r>
         <w:t xml:space="preserve"> (Source: Folds). </w:t>
@@ -39972,8 +41862,8 @@
         <w:t xml:space="preserve">roughly equal-sized parts.</w:t>
       </w:r>
     </w:p>
-    <w:bookmarkEnd w:id="152"/>
-    <w:bookmarkStart w:id="154" w:name="def-fold-size"/>
+    <w:bookmarkEnd w:id="159"/>
+    <w:bookmarkStart w:id="161" w:name="def-fold-size"/>
     <w:p>
       <w:pPr>
         <w:pStyle w:val="BodyText"/>
@@ -39983,7 +41873,7 @@
           <w:b/>
           <w:bCs/>
         </w:rPr>
-        <w:t xml:space="preserve">Definition 26 (Fold size)</w:t>
+        <w:t xml:space="preserve">Definition 29 (Fold size)</w:t>
       </w:r>
       <w:r>
         <w:t xml:space="preserve"> </w:t>
@@ -40067,7 +41957,7 @@
       <w:pPr>
         <w:pStyle w:val="BodyText"/>
       </w:pPr>
-      <w:bookmarkStart w:id="153" w:name="eq-fold-size"/>
+      <w:bookmarkStart w:id="160" w:name="eq-fold-size"/>
       <m:oMathPara>
         <m:oMathParaPr>
           <m:jc m:val="center"/>
@@ -40152,7 +42042,7 @@
             <m:t>(</m:t>
           </m:r>
           <m:r>
-            <m:t>28</m:t>
+            <m:t>30</m:t>
           </m:r>
           <m:r>
             <m:rPr>
@@ -40162,10 +42052,10 @@
           </m:r>
         </m:oMath>
       </m:oMathPara>
-      <w:bookmarkEnd w:id="153"/>
+      <w:bookmarkEnd w:id="160"/>
     </w:p>
-    <w:bookmarkEnd w:id="154"/>
-    <w:bookmarkStart w:id="156" w:name="def-fold-assignment"/>
+    <w:bookmarkEnd w:id="161"/>
+    <w:bookmarkStart w:id="163" w:name="def-fold-assignment"/>
     <w:p>
       <w:pPr>
         <w:pStyle w:val="FirstParagraph"/>
@@ -40175,7 +42065,7 @@
           <w:b/>
           <w:bCs/>
         </w:rPr>
-        <w:t xml:space="preserve">Definition 27 (Fold assignment)</w:t>
+        <w:t xml:space="preserve">Definition 30 (Fold assignment)</w:t>
       </w:r>
       <w:r>
         <w:t xml:space="preserve"> </w:t>
@@ -40320,7 +42210,7 @@
       <w:pPr>
         <w:pStyle w:val="BodyText"/>
       </w:pPr>
-      <w:bookmarkStart w:id="155" w:name="eq-fold-assignment"/>
+      <w:bookmarkStart w:id="162" w:name="eq-fold-assignment"/>
       <m:oMathPara>
         <m:oMathParaPr>
           <m:jc m:val="center"/>
@@ -40386,7 +42276,7 @@
             <m:t>(</m:t>
           </m:r>
           <m:r>
-            <m:t>29</m:t>
+            <m:t>31</m:t>
           </m:r>
           <m:r>
             <m:rPr>
@@ -40396,10 +42286,10 @@
           </m:r>
         </m:oMath>
       </m:oMathPara>
-      <w:bookmarkEnd w:id="155"/>
+      <w:bookmarkEnd w:id="162"/>
     </w:p>
-    <w:bookmarkEnd w:id="156"/>
-    <w:bookmarkStart w:id="157" w:name="rem-source-fold-assignment"/>
+    <w:bookmarkEnd w:id="163"/>
+    <w:bookmarkStart w:id="164" w:name="rem-source-fold-assignment"/>
     <w:p>
       <w:pPr>
         <w:pStyle w:val="FirstParagraph"/>
@@ -40409,7 +42299,7 @@
           <w:i/>
           <w:iCs/>
         </w:rPr>
-        <w:t xml:space="preserve">Remark 19</w:t>
+        <w:t xml:space="preserve">Remark 18</w:t>
       </w:r>
       <w:r>
         <w:t xml:space="preserve"> (Source: Fold assignment). </w:t>
@@ -40460,8 +42350,8 @@
         <w:t xml:space="preserve">.</w:t>
       </w:r>
     </w:p>
-    <w:bookmarkEnd w:id="157"/>
-    <w:bookmarkStart w:id="159" w:name="def-fold-out-rule"/>
+    <w:bookmarkEnd w:id="164"/>
+    <w:bookmarkStart w:id="166" w:name="def-fold-out-rule"/>
     <w:p>
       <w:pPr>
         <w:pStyle w:val="BodyText"/>
@@ -40471,7 +42361,7 @@
           <w:b/>
           <w:bCs/>
         </w:rPr>
-        <w:t xml:space="preserve">Definition 28 (Fold-out rule)</w:t>
+        <w:t xml:space="preserve">Definition 31 (Fold-out rule)</w:t>
       </w:r>
       <w:r>
         <w:t xml:space="preserve"> </w:t>
@@ -40653,7 +42543,7 @@
       <w:pPr>
         <w:pStyle w:val="BodyText"/>
       </w:pPr>
-      <w:bookmarkStart w:id="158" w:name="eq-fold-out-rule"/>
+      <w:bookmarkStart w:id="165" w:name="eq-fold-out-rule"/>
       <m:oMathPara>
         <m:oMathParaPr>
           <m:jc m:val="center"/>
@@ -40876,7 +42766,7 @@
             <m:t>(</m:t>
           </m:r>
           <m:r>
-            <m:t>30</m:t>
+            <m:t>32</m:t>
           </m:r>
           <m:r>
             <m:rPr>
@@ -40886,10 +42776,10 @@
           </m:r>
         </m:oMath>
       </m:oMathPara>
-      <w:bookmarkEnd w:id="158"/>
+      <w:bookmarkEnd w:id="165"/>
     </w:p>
-    <w:bookmarkEnd w:id="159"/>
-    <w:bookmarkStart w:id="160" w:name="rem-source-fold-out-rule"/>
+    <w:bookmarkEnd w:id="166"/>
+    <w:bookmarkStart w:id="167" w:name="rem-source-fold-out-rule"/>
     <w:p>
       <w:pPr>
         <w:pStyle w:val="FirstParagraph"/>
@@ -40899,7 +42789,7 @@
           <w:i/>
           <w:iCs/>
         </w:rPr>
-        <w:t xml:space="preserve">Remark 20</w:t>
+        <w:t xml:space="preserve">Remark 19</w:t>
       </w:r>
       <w:r>
         <w:t xml:space="preserve"> (Source: Fold-out rule). </w:t>
@@ -40961,8 +42851,8 @@
         <w:t xml:space="preserve">.</w:t>
       </w:r>
     </w:p>
-    <w:bookmarkEnd w:id="160"/>
-    <w:bookmarkStart w:id="161" w:name="def-kfold"/>
+    <w:bookmarkEnd w:id="167"/>
+    <w:bookmarkStart w:id="168" w:name="def-kfold"/>
     <w:p>
       <w:pPr>
         <w:pStyle w:val="BodyText"/>
@@ -40972,7 +42862,7 @@
           <w:b/>
           <w:bCs/>
         </w:rPr>
-        <w:t xml:space="preserve">Definition 29 (</w:t>
+        <w:t xml:space="preserve">Definition 32 (</w:t>
       </w:r>
       <m:oMath>
         <m:r>
@@ -41309,8 +43199,8 @@
         <w:t xml:space="preserve">Compute a summary prediction-error measure across all folds.</w:t>
       </w:r>
     </w:p>
-    <w:bookmarkEnd w:id="161"/>
-    <w:bookmarkStart w:id="162" w:name="rem-kfold-vs-validation-set"/>
+    <w:bookmarkEnd w:id="168"/>
+    <w:bookmarkStart w:id="169" w:name="rem-kfold-vs-validation-set"/>
     <w:p>
       <w:pPr>
         <w:pStyle w:val="FirstParagraph"/>
@@ -41320,7 +43210,7 @@
           <w:i/>
           <w:iCs/>
         </w:rPr>
-        <w:t xml:space="preserve">Remark 21</w:t>
+        <w:t xml:space="preserve">Remark 20</w:t>
       </w:r>
       <w:r>
         <w:t xml:space="preserve"> (Cross-validation instead of a single validation set). </w:t>
@@ -41353,7 +43243,7 @@
           <w:rPr>
             <w:rStyle w:val="Hyperlink"/>
           </w:rPr>
-          <w:t xml:space="preserve">Definition 20</w:t>
+          <w:t xml:space="preserve">Definition 21</w:t>
         </w:r>
       </w:hyperlink>
       <w:r>
@@ -41412,8 +43302,8 @@
         <w:t xml:space="preserve">give 4 fits on 24 cars each.</w:t>
       </w:r>
     </w:p>
-    <w:bookmarkEnd w:id="162"/>
-    <w:bookmarkStart w:id="164" w:name="def-cv-estimate"/>
+    <w:bookmarkEnd w:id="169"/>
+    <w:bookmarkStart w:id="171" w:name="def-cv-estimate"/>
     <w:p>
       <w:pPr>
         <w:pStyle w:val="BodyText"/>
@@ -41423,7 +43313,7 @@
           <w:b/>
           <w:bCs/>
         </w:rPr>
-        <w:t xml:space="preserve">Definition 30 (Cross-validation estimate)</w:t>
+        <w:t xml:space="preserve">Definition 33 (Cross-validation estimate)</w:t>
       </w:r>
       <w:r>
         <w:t xml:space="preserve"> </w:t>
@@ -41501,7 +43391,7 @@
       <w:r>
         <w:t xml:space="preserve"> </w:t>
       </w:r>
-      <w:hyperlink r:id="rId34">
+      <w:hyperlink r:id="rId37">
         <w:r>
           <w:rPr>
             <w:rStyle w:val="Hyperlink"/>
@@ -41629,7 +43519,7 @@
       <w:pPr>
         <w:pStyle w:val="BodyText"/>
       </w:pPr>
-      <w:bookmarkStart w:id="163" w:name="eq-cv-estimate"/>
+      <w:bookmarkStart w:id="170" w:name="eq-cv-estimate"/>
       <m:oMathPara>
         <m:oMathParaPr>
           <m:jc m:val="center"/>
@@ -41882,7 +43772,7 @@
             <m:t>(</m:t>
           </m:r>
           <m:r>
-            <m:t>31</m:t>
+            <m:t>33</m:t>
           </m:r>
           <m:r>
             <m:rPr>
@@ -41892,10 +43782,10 @@
           </m:r>
         </m:oMath>
       </m:oMathPara>
-      <w:bookmarkEnd w:id="163"/>
+      <w:bookmarkEnd w:id="170"/>
     </w:p>
-    <w:bookmarkEnd w:id="164"/>
-    <w:bookmarkStart w:id="165" w:name="rem-source-cv-estimate"/>
+    <w:bookmarkEnd w:id="171"/>
+    <w:bookmarkStart w:id="172" w:name="rem-source-cv-estimate"/>
     <w:p>
       <w:pPr>
         <w:pStyle w:val="FirstParagraph"/>
@@ -41905,7 +43795,7 @@
           <w:i/>
           <w:iCs/>
         </w:rPr>
-        <w:t xml:space="preserve">Remark 22</w:t>
+        <w:t xml:space="preserve">Remark 21</w:t>
       </w:r>
       <w:r>
         <w:t xml:space="preserve"> (Source: Cross-validation estimate). </w:t>
@@ -41947,8 +43837,8 @@
         <w:t xml:space="preserve">.</w:t>
       </w:r>
     </w:p>
-    <w:bookmarkEnd w:id="165"/>
-    <w:bookmarkStart w:id="166" w:name="exr-cv-estimate-by-fold"/>
+    <w:bookmarkEnd w:id="172"/>
+    <w:bookmarkStart w:id="173" w:name="exr-cv-estimate-by-fold"/>
     <w:p>
       <w:pPr>
         <w:pStyle w:val="BodyText"/>
@@ -41985,7 +43875,7 @@
           <w:rPr>
             <w:rStyle w:val="Hyperlink"/>
           </w:rPr>
-          <w:t xml:space="preserve">Equation 31</w:t>
+          <w:t xml:space="preserve">Equation 33</w:t>
         </w:r>
       </w:hyperlink>
       <w:r>
@@ -42153,8 +44043,8 @@
         <w:t xml:space="preserve">.</w:t>
       </w:r>
     </w:p>
-    <w:bookmarkEnd w:id="166"/>
-    <w:bookmarkStart w:id="167" w:name="sol-cv-estimate-by-fold"/>
+    <w:bookmarkEnd w:id="173"/>
+    <w:bookmarkStart w:id="174" w:name="sol-cv-estimate-by-fold"/>
     <w:p>
       <w:pPr>
         <w:pStyle w:val="BodyText"/>
@@ -42252,7 +44142,7 @@
           <w:rPr>
             <w:rStyle w:val="Hyperlink"/>
           </w:rPr>
-          <w:t xml:space="preserve">Definition 25</w:t>
+          <w:t xml:space="preserve">Definition 28</w:t>
         </w:r>
       </w:hyperlink>
       <w:r>
@@ -42278,7 +44168,7 @@
           <w:rPr>
             <w:rStyle w:val="Hyperlink"/>
           </w:rPr>
-          <w:t xml:space="preserve">Equation 31</w:t>
+          <w:t xml:space="preserve">Equation 33</w:t>
         </w:r>
       </w:hyperlink>
       <w:r>
@@ -42334,7 +44224,7 @@
           <w:rPr>
             <w:rStyle w:val="Hyperlink"/>
           </w:rPr>
-          <w:t xml:space="preserve">Equation 29</w:t>
+          <w:t xml:space="preserve">Equation 31</w:t>
         </w:r>
       </w:hyperlink>
       <w:r>
@@ -43315,8 +45205,8 @@
         <w:t xml:space="preserve">so each inner sum uses a single fitted rule.</w:t>
       </w:r>
     </w:p>
-    <w:bookmarkEnd w:id="167"/>
-    <w:bookmarkStart w:id="169" w:name="thm-cv-estimate-by-fold"/>
+    <w:bookmarkEnd w:id="174"/>
+    <w:bookmarkStart w:id="176" w:name="thm-cv-estimate-by-fold"/>
     <w:p>
       <w:pPr>
         <w:pStyle w:val="BodyText"/>
@@ -43405,7 +45295,7 @@
       <w:pPr>
         <w:pStyle w:val="BodyText"/>
       </w:pPr>
-      <w:bookmarkStart w:id="168" w:name="eq-cv-estimate-by-fold"/>
+      <w:bookmarkStart w:id="175" w:name="eq-cv-estimate-by-fold"/>
       <m:oMathPara>
         <m:oMathParaPr>
           <m:jc m:val="center"/>
@@ -43668,7 +45558,7 @@
             <m:t>(</m:t>
           </m:r>
           <m:r>
-            <m:t>32</m:t>
+            <m:t>34</m:t>
           </m:r>
           <m:r>
             <m:rPr>
@@ -43678,9 +45568,9 @@
           </m:r>
         </m:oMath>
       </m:oMathPara>
-      <w:bookmarkEnd w:id="168"/>
+      <w:bookmarkEnd w:id="175"/>
     </w:p>
-    <w:bookmarkEnd w:id="169"/>
+    <w:bookmarkEnd w:id="176"/>
     <w:p>
       <w:pPr>
         <w:pStyle w:val="FirstParagraph"/>
@@ -43713,7 +45603,7 @@
         <w:t xml:space="preserve">.</w:t>
       </w:r>
     </w:p>
-    <w:bookmarkStart w:id="171" w:name="def-fold-mse"/>
+    <w:bookmarkStart w:id="178" w:name="def-fold-mse"/>
     <w:p>
       <w:pPr>
         <w:pStyle w:val="BodyText"/>
@@ -43723,7 +45613,7 @@
           <w:b/>
           <w:bCs/>
         </w:rPr>
-        <w:t xml:space="preserve">Definition 31 (Fold mean squared error)</w:t>
+        <w:t xml:space="preserve">Definition 34 (Fold mean squared error)</w:t>
       </w:r>
       <w:r>
         <w:t xml:space="preserve"> </w:t>
@@ -43808,7 +45698,7 @@
       <w:r>
         <w:t xml:space="preserve"> </w:t>
       </w:r>
-      <w:hyperlink r:id="rId34">
+      <w:hyperlink r:id="rId37">
         <w:r>
           <w:rPr>
             <w:rStyle w:val="Hyperlink"/>
@@ -43881,7 +45771,7 @@
       <w:pPr>
         <w:pStyle w:val="BodyText"/>
       </w:pPr>
-      <w:bookmarkStart w:id="170" w:name="eq-fold-mse"/>
+      <w:bookmarkStart w:id="177" w:name="eq-fold-mse"/>
       <m:oMathPara>
         <m:oMathParaPr>
           <m:jc m:val="center"/>
@@ -44111,7 +46001,7 @@
             <m:t>(</m:t>
           </m:r>
           <m:r>
-            <m:t>33</m:t>
+            <m:t>35</m:t>
           </m:r>
           <m:r>
             <m:rPr>
@@ -44121,10 +46011,10 @@
           </m:r>
         </m:oMath>
       </m:oMathPara>
-      <w:bookmarkEnd w:id="170"/>
+      <w:bookmarkEnd w:id="177"/>
     </w:p>
-    <w:bookmarkEnd w:id="171"/>
-    <w:bookmarkStart w:id="172" w:name="rem-source-fold-mse"/>
+    <w:bookmarkEnd w:id="178"/>
+    <w:bookmarkStart w:id="179" w:name="rem-source-fold-mse"/>
     <w:p>
       <w:pPr>
         <w:pStyle w:val="FirstParagraph"/>
@@ -44134,7 +46024,7 @@
           <w:i/>
           <w:iCs/>
         </w:rPr>
-        <w:t xml:space="preserve">Remark 23</w:t>
+        <w:t xml:space="preserve">Remark 22</w:t>
       </w:r>
       <w:r>
         <w:t xml:space="preserve"> (Source: Fold mean squared error). </w:t>
@@ -44204,8 +46094,8 @@
         <w:t xml:space="preserve">.</w:t>
       </w:r>
     </w:p>
-    <w:bookmarkEnd w:id="172"/>
-    <w:bookmarkStart w:id="173" w:name="rem-cv-estimate"/>
+    <w:bookmarkEnd w:id="179"/>
+    <w:bookmarkStart w:id="180" w:name="rem-cv-estimate"/>
     <w:p>
       <w:pPr>
         <w:pStyle w:val="BodyText"/>
@@ -44215,7 +46105,7 @@
           <w:i/>
           <w:iCs/>
         </w:rPr>
-        <w:t xml:space="preserve">Remark 24</w:t>
+        <w:t xml:space="preserve">Remark 23</w:t>
       </w:r>
       <w:r>
         <w:t xml:space="preserve"> (What the cross-validation estimate estimates). </w:t>
@@ -44231,7 +46121,7 @@
           <w:rPr>
             <w:rStyle w:val="Hyperlink"/>
           </w:rPr>
-          <w:t xml:space="preserve">Equation 31</w:t>
+          <w:t xml:space="preserve">Equation 33</w:t>
         </w:r>
       </w:hyperlink>
       <w:r>
@@ -44884,8 +46774,8 @@
         <w:t xml:space="preserve">use.</w:t>
       </w:r>
     </w:p>
-    <w:bookmarkEnd w:id="173"/>
-    <w:bookmarkStart w:id="174" w:name="rem-choosing-k"/>
+    <w:bookmarkEnd w:id="180"/>
+    <w:bookmarkStart w:id="181" w:name="rem-choosing-k"/>
     <w:p>
       <w:pPr>
         <w:pStyle w:val="BodyText"/>
@@ -44895,7 +46785,7 @@
           <w:i/>
           <w:iCs/>
         </w:rPr>
-        <w:t xml:space="preserve">Remark 25</w:t>
+        <w:t xml:space="preserve">Remark 24</w:t>
       </w:r>
       <w:r>
         <w:t xml:space="preserve"> (Choosing the number of folds). </w:t>
@@ -44962,7 +46852,7 @@
           <w:rPr>
             <w:rStyle w:val="Hyperlink"/>
           </w:rPr>
-          <w:t xml:space="preserve">Equation 31</w:t>
+          <w:t xml:space="preserve">Equation 33</w:t>
         </w:r>
       </w:hyperlink>
       <w:r>
@@ -45292,8 +47182,8 @@
         <w:t xml:space="preserve">is the usual compromise.</w:t>
       </w:r>
     </w:p>
-    <w:bookmarkEnd w:id="174"/>
-    <w:bookmarkStart w:id="179" w:name="exm-kfold-simulated"/>
+    <w:bookmarkEnd w:id="181"/>
+    <w:bookmarkStart w:id="186" w:name="exm-kfold-simulated"/>
     <w:p>
       <w:pPr>
         <w:pStyle w:val="BodyText"/>
@@ -45303,7 +47193,7 @@
           <w:b/>
           <w:bCs/>
         </w:rPr>
-        <w:t xml:space="preserve">Example 9 (Cross-validation versus the generalization error)</w:t>
+        <w:t xml:space="preserve">Example 10 (Cross-validation versus the generalization error)</w:t>
       </w:r>
       <w:r>
         <w:t xml:space="preserve"> </w:t>
@@ -45364,7 +47254,7 @@
           <w:rPr>
             <w:rStyle w:val="Hyperlink"/>
           </w:rPr>
-          <w:t xml:space="preserve">Example 5</w:t>
+          <w:t xml:space="preserve">Example 6</w:t>
         </w:r>
       </w:hyperlink>
       <w:r>
@@ -45447,7 +47337,7 @@
           <w:rPr>
             <w:rStyle w:val="Hyperlink"/>
           </w:rPr>
-          <w:t xml:space="preserve">Equation 31</w:t>
+          <w:t xml:space="preserve">Equation 33</w:t>
         </w:r>
       </w:hyperlink>
       <w:r>
@@ -46197,7 +48087,7 @@
           <w:rPr>
             <w:rStyle w:val="Hyperlink"/>
           </w:rPr>
-          <w:t xml:space="preserve">Example 5</w:t>
+          <w:t xml:space="preserve">Example 6</w:t>
         </w:r>
       </w:hyperlink>
       <w:r>
@@ -46525,7 +48415,7 @@
       <w:tr>
         <w:tc>
           <w:tcPr/>
-          <w:bookmarkStart w:id="178" w:name="fig-cv-simulated"/>
+          <w:bookmarkStart w:id="185" w:name="fig-cv-simulated"/>
           <w:p>
             <w:pPr>
               <w:pStyle w:val="SourceCode"/>
@@ -47471,18 +49361,18 @@
                 <wp:inline>
                   <wp:extent cx="4620126" cy="3696101"/>
                   <wp:effectExtent b="0" l="0" r="0" t="0"/>
-                  <wp:docPr descr="" title="" id="176" name="Picture"/>
+                  <wp:docPr descr="" title="" id="183" name="Picture"/>
                   <a:graphic>
                     <a:graphicData uri="http://schemas.openxmlformats.org/drawingml/2006/picture">
                       <pic:pic>
                         <pic:nvPicPr>
-                          <pic:cNvPr descr="model-validation_files/figure-docx/cv-simulated-plot-1.png" id="177" name="Picture"/>
+                          <pic:cNvPr descr="model-validation_files/figure-docx/cv-simulated-plot-1.png" id="184" name="Picture"/>
                           <pic:cNvPicPr>
                             <a:picLocks noChangeArrowheads="1" noChangeAspect="1"/>
                           </pic:cNvPicPr>
                         </pic:nvPicPr>
                         <pic:blipFill>
-                          <a:blip r:embed="rId175"/>
+                          <a:blip r:embed="rId182"/>
                           <a:stretch>
                             <a:fillRect/>
                           </a:stretch>
@@ -47551,7 +49441,7 @@
               <w:t xml:space="preserve">could be computed from real data.</w:t>
             </w:r>
           </w:p>
-          <w:bookmarkEnd w:id="178"/>
+          <w:bookmarkEnd w:id="185"/>
         </w:tc>
       </w:tr>
     </w:tbl>
@@ -48038,7 +49928,7 @@
           <w:rPr>
             <w:rStyle w:val="Hyperlink"/>
           </w:rPr>
-          <w:t xml:space="preserve">Remark 24</w:t>
+          <w:t xml:space="preserve">Remark 23</w:t>
         </w:r>
       </w:hyperlink>
       <w:r>
@@ -48102,7 +49992,7 @@
           <w:rPr>
             <w:rStyle w:val="Hyperlink"/>
           </w:rPr>
-          <w:t xml:space="preserve">Remark 24</w:t>
+          <w:t xml:space="preserve">Remark 23</w:t>
         </w:r>
       </w:hyperlink>
       <w:r>
@@ -49452,8 +51342,8 @@
         <w:t xml:space="preserve">new ones.</w:t>
       </w:r>
     </w:p>
-    <w:bookmarkEnd w:id="179"/>
-    <w:bookmarkStart w:id="182" w:name="exm-kfold-mtcars"/>
+    <w:bookmarkEnd w:id="186"/>
+    <w:bookmarkStart w:id="189" w:name="exm-kfold-mtcars"/>
     <w:p>
       <w:pPr>
         <w:pStyle w:val="BodyText"/>
@@ -49463,7 +51353,7 @@
           <w:b/>
           <w:bCs/>
         </w:rPr>
-        <w:t xml:space="preserve">Example 10 (Four-fold cross-validation of the</w:t>
+        <w:t xml:space="preserve">Example 11 (Four-fold cross-validation of the</w:t>
       </w:r>
       <w:r>
         <w:rPr>
@@ -49612,7 +51502,7 @@
           <w:rPr>
             <w:rStyle w:val="Hyperlink"/>
           </w:rPr>
-          <w:t xml:space="preserve">Example 9</w:t>
+          <w:t xml:space="preserve">Example 10</w:t>
         </w:r>
       </w:hyperlink>
       <w:r>
@@ -49656,7 +51546,7 @@
       <w:tr>
         <w:tc>
           <w:tcPr/>
-          <w:bookmarkStart w:id="180" w:name="tbl-cv-mtcars-repeats"/>
+          <w:bookmarkStart w:id="187" w:name="tbl-cv-mtcars-repeats"/>
           <w:p>
             <w:pPr>
               <w:jc w:val="center"/>
@@ -50312,7 +52202,7 @@
               <w:t xml:space="preserve">#&gt; 5         5     3.38     2.74     2.78     2.81</w:t>
             </w:r>
           </w:p>
-          <w:bookmarkEnd w:id="180"/>
+          <w:bookmarkEnd w:id="187"/>
         </w:tc>
       </w:tr>
     </w:tbl>
@@ -50337,7 +52227,7 @@
       <w:tr>
         <w:tc>
           <w:tcPr/>
-          <w:bookmarkStart w:id="181" w:name="tbl-cv-mtcars"/>
+          <w:bookmarkStart w:id="188" w:name="tbl-cv-mtcars"/>
           <w:p>
             <w:pPr>
               <w:jc w:val="center"/>
@@ -50693,7 +52583,7 @@
               <w:t xml:space="preserve">#&gt; 5         5 2       2.74</w:t>
             </w:r>
           </w:p>
-          <w:bookmarkEnd w:id="181"/>
+          <w:bookmarkEnd w:id="188"/>
         </w:tc>
       </w:tr>
     </w:tbl>
@@ -51317,7 +53207,7 @@
           <w:rPr>
             <w:rStyle w:val="Hyperlink"/>
           </w:rPr>
-          <w:t xml:space="preserve">Equation 31</w:t>
+          <w:t xml:space="preserve">Equation 33</w:t>
         </w:r>
       </w:hyperlink>
       <w:r>
@@ -51383,9 +53273,9 @@
         <w:t xml:space="preserve">may not survive a different split.</w:t>
       </w:r>
     </w:p>
-    <w:bookmarkEnd w:id="182"/>
-    <w:bookmarkEnd w:id="183"/>
-    <w:bookmarkStart w:id="211" w:name="sec-loocv"/>
+    <w:bookmarkEnd w:id="189"/>
+    <w:bookmarkEnd w:id="190"/>
+    <w:bookmarkStart w:id="217" w:name="sec-loocv"/>
     <w:p>
       <w:pPr>
         <w:pStyle w:val="Heading2"/>
@@ -51394,7 +53284,7 @@
         <w:t xml:space="preserve">7 Leave-one-out cross-validation</w:t>
       </w:r>
     </w:p>
-    <w:bookmarkStart w:id="184" w:name="exr-loocv"/>
+    <w:bookmarkStart w:id="191" w:name="exr-loocv"/>
     <w:p>
       <w:pPr>
         <w:pStyle w:val="FirstParagraph"/>
@@ -51597,15 +53487,15 @@
           <w:rPr>
             <w:rStyle w:val="Hyperlink"/>
           </w:rPr>
-          <w:t xml:space="preserve">Equation 31</w:t>
+          <w:t xml:space="preserve">Equation 33</w:t>
         </w:r>
       </w:hyperlink>
       <w:r>
         <w:t xml:space="preserve">) differ?</w:t>
       </w:r>
     </w:p>
-    <w:bookmarkEnd w:id="184"/>
-    <w:bookmarkStart w:id="185" w:name="sol-loocv"/>
+    <w:bookmarkEnd w:id="191"/>
+    <w:bookmarkStart w:id="192" w:name="sol-loocv"/>
     <w:p>
       <w:pPr>
         <w:pStyle w:val="FirstParagraph"/>
@@ -51766,7 +53656,7 @@
           <w:rPr>
             <w:rStyle w:val="Hyperlink"/>
           </w:rPr>
-          <w:t xml:space="preserve">Equation 31</w:t>
+          <w:t xml:space="preserve">Equation 33</w:t>
         </w:r>
       </w:hyperlink>
       <w:r>
@@ -51789,7 +53679,7 @@
           <w:rPr>
             <w:rStyle w:val="Hyperlink"/>
           </w:rPr>
-          <w:t xml:space="preserve">Example 10</w:t>
+          <w:t xml:space="preserve">Example 11</w:t>
         </w:r>
       </w:hyperlink>
       <w:r>
@@ -51802,8 +53692,8 @@
         <w:t xml:space="preserve">the estimate is not random.</w:t>
       </w:r>
     </w:p>
-    <w:bookmarkEnd w:id="185"/>
-    <w:bookmarkStart w:id="187" w:name="def-loocv"/>
+    <w:bookmarkEnd w:id="192"/>
+    <w:bookmarkStart w:id="194" w:name="def-loocv"/>
     <w:p>
       <w:pPr>
         <w:pStyle w:val="FirstParagraph"/>
@@ -51813,7 +53703,7 @@
           <w:b/>
           <w:bCs/>
         </w:rPr>
-        <w:t xml:space="preserve">Definition 32 (Leave-one-out cross-validation)</w:t>
+        <w:t xml:space="preserve">Definition 35 (Leave-one-out cross-validation)</w:t>
       </w:r>
       <w:r>
         <w:t xml:space="preserve"> </w:t>
@@ -52077,7 +53967,7 @@
           <w:rPr>
             <w:rStyle w:val="Hyperlink"/>
           </w:rPr>
-          <w:t xml:space="preserve">Equation 31</w:t>
+          <w:t xml:space="preserve">Equation 33</w:t>
         </w:r>
       </w:hyperlink>
       <w:r>
@@ -52111,7 +54001,7 @@
       <w:pPr>
         <w:pStyle w:val="BodyText"/>
       </w:pPr>
-      <w:bookmarkStart w:id="186" w:name="eq-loocv"/>
+      <w:bookmarkStart w:id="193" w:name="eq-loocv"/>
       <m:oMathPara>
         <m:oMathParaPr>
           <m:jc m:val="center"/>
@@ -52351,7 +54241,7 @@
             <m:t>(</m:t>
           </m:r>
           <m:r>
-            <m:t>34</m:t>
+            <m:t>36</m:t>
           </m:r>
           <m:r>
             <m:rPr>
@@ -52361,23 +54251,17 @@
           </m:r>
         </m:oMath>
       </m:oMathPara>
-      <w:bookmarkEnd w:id="186"/>
+      <w:bookmarkEnd w:id="193"/>
     </w:p>
-    <w:bookmarkEnd w:id="187"/>
-    <w:bookmarkStart w:id="188" w:name="rem-source-loocv"/>
     <w:p>
       <w:pPr>
         <w:pStyle w:val="FirstParagraph"/>
       </w:pPr>
       <w:r>
-        <w:rPr>
-          <w:i/>
-          <w:iCs/>
-        </w:rPr>
-        <w:t xml:space="preserve">Remark 26</w:t>
-      </w:r>
-      <w:r>
-        <w:t xml:space="preserve"> (Source: Leave-one-out cross-validation). </w:t>
+        <w:t xml:space="preserve">Source:</w:t>
+      </w:r>
+      <w:r>
+        <w:t xml:space="preserve"> </w:t>
       </w:r>
       <w:r>
         <w:t xml:space="preserve">James et al. (2021, sec. 5.1.2)</w:t>
@@ -52386,8 +54270,8 @@
         <w:t xml:space="preserve">.</w:t>
       </w:r>
     </w:p>
-    <w:bookmarkEnd w:id="188"/>
-    <w:bookmarkStart w:id="189" w:name="lem-loocv-not-random"/>
+    <w:bookmarkEnd w:id="194"/>
+    <w:bookmarkStart w:id="195" w:name="lem-loocv-not-random"/>
     <w:p>
       <w:pPr>
         <w:pStyle w:val="BodyText"/>
@@ -52736,7 +54620,7 @@
         <w:t xml:space="preserve">.</w:t>
       </w:r>
     </w:p>
-    <w:bookmarkEnd w:id="189"/>
+    <w:bookmarkEnd w:id="195"/>
     <w:p>
       <w:pPr>
         <w:pStyle w:val="BodyText"/>
@@ -52796,7 +54680,7 @@
           <w:rPr>
             <w:rStyle w:val="Hyperlink"/>
           </w:rPr>
-          <w:t xml:space="preserve">Equation 31</w:t>
+          <w:t xml:space="preserve">Equation 33</w:t>
         </w:r>
       </w:hyperlink>
       <w:r>
@@ -52813,7 +54697,7 @@
           <w:rPr>
             <w:rStyle w:val="Hyperlink"/>
           </w:rPr>
-          <w:t xml:space="preserve">Equation 30</w:t>
+          <w:t xml:space="preserve">Equation 32</w:t>
         </w:r>
       </w:hyperlink>
       <w:r>
@@ -52897,7 +54781,7 @@
           <w:rPr>
             <w:rStyle w:val="Hyperlink"/>
           </w:rPr>
-          <w:t xml:space="preserve">Equation 27</w:t>
+          <w:t xml:space="preserve">Equation 29</w:t>
         </w:r>
       </w:hyperlink>
       <w:r>
@@ -53001,7 +54885,7 @@
           <w:rPr>
             <w:rStyle w:val="Hyperlink"/>
           </w:rPr>
-          <w:t xml:space="preserve">Equation 29</w:t>
+          <w:t xml:space="preserve">Equation 31</w:t>
         </w:r>
       </w:hyperlink>
       <w:r>
@@ -53533,7 +55417,7 @@
           <w:rPr>
             <w:rStyle w:val="Hyperlink"/>
           </w:rPr>
-          <w:t xml:space="preserve">Equation 30</w:t>
+          <w:t xml:space="preserve">Equation 32</w:t>
         </w:r>
       </w:hyperlink>
       <w:r>
@@ -53862,7 +55746,7 @@
           <w:rPr>
             <w:rStyle w:val="Hyperlink"/>
           </w:rPr>
-          <w:t xml:space="preserve">Equation 31</w:t>
+          <w:t xml:space="preserve">Equation 33</w:t>
         </w:r>
       </w:hyperlink>
       <w:r>
@@ -53968,7 +55852,7 @@
           <w:rPr>
             <w:rStyle w:val="Hyperlink"/>
           </w:rPr>
-          <w:t xml:space="preserve">Equation 31</w:t>
+          <w:t xml:space="preserve">Equation 33</w:t>
         </w:r>
       </w:hyperlink>
       <w:r>
@@ -54262,7 +56146,7 @@
         <w:t xml:space="preserve">fits, with the folds numbered differently.</w:t>
       </w:r>
     </w:p>
-    <w:bookmarkStart w:id="191" w:name="def-term-vector"/>
+    <w:bookmarkStart w:id="197" w:name="def-term-vector"/>
     <w:p>
       <w:pPr>
         <w:pStyle w:val="FirstParagraph"/>
@@ -54272,7 +56156,7 @@
           <w:b/>
           <w:bCs/>
         </w:rPr>
-        <w:t xml:space="preserve">Definition 33 (Term vector)</w:t>
+        <w:t xml:space="preserve">Definition 36 (Term vector)</w:t>
       </w:r>
       <w:r>
         <w:t xml:space="preserve"> </w:t>
@@ -54480,16 +56364,21 @@
       <m:oMath>
         <m:sSub>
           <m:e>
-            <m:acc>
-              <m:accPr>
-                <m:chr m:val="̃"/>
-              </m:accPr>
+            <m:limLow>
               <m:e>
                 <m:r>
                   <m:t>t</m:t>
                 </m:r>
               </m:e>
-            </m:acc>
+              <m:lim>
+                <m:r>
+                  <m:rPr>
+                    <m:sty m:val="p"/>
+                  </m:rPr>
+                  <m:t>∼</m:t>
+                </m:r>
+              </m:lim>
+            </m:limLow>
           </m:e>
           <m:sub>
             <m:r>
@@ -54523,7 +56412,7 @@
       <w:pPr>
         <w:pStyle w:val="BodyText"/>
       </w:pPr>
-      <w:bookmarkStart w:id="190" w:name="eq-term-vector"/>
+      <w:bookmarkStart w:id="196" w:name="eq-term-vector"/>
       <m:oMathPara>
         <m:oMathParaPr>
           <m:jc m:val="center"/>
@@ -54531,16 +56420,21 @@
         <m:oMath>
           <m:sSub>
             <m:e>
-              <m:acc>
-                <m:accPr>
-                  <m:chr m:val="̃"/>
-                </m:accPr>
+              <m:limLow>
                 <m:e>
                   <m:r>
                     <m:t>t</m:t>
                   </m:r>
                 </m:e>
-              </m:acc>
+                <m:lim>
+                  <m:r>
+                    <m:rPr>
+                      <m:sty m:val="p"/>
+                    </m:rPr>
+                    <m:t>∼</m:t>
+                  </m:r>
+                </m:lim>
+              </m:limLow>
             </m:e>
             <m:sub>
               <m:r>
@@ -54713,7 +56607,7 @@
             <m:t>(</m:t>
           </m:r>
           <m:r>
-            <m:t>35</m:t>
+            <m:t>37</m:t>
           </m:r>
           <m:r>
             <m:rPr>
@@ -54723,10 +56617,10 @@
           </m:r>
         </m:oMath>
       </m:oMathPara>
-      <w:bookmarkEnd w:id="190"/>
+      <w:bookmarkEnd w:id="196"/>
     </w:p>
-    <w:bookmarkEnd w:id="191"/>
-    <w:bookmarkStart w:id="193" w:name="rem-term-vector"/>
+    <w:bookmarkEnd w:id="197"/>
+    <w:bookmarkStart w:id="199" w:name="rem-term-vector"/>
     <w:p>
       <w:pPr>
         <w:pStyle w:val="FirstParagraph"/>
@@ -54736,7 +56630,7 @@
           <w:i/>
           <w:iCs/>
         </w:rPr>
-        <w:t xml:space="preserve">Remark 27</w:t>
+        <w:t xml:space="preserve">Remark 25</w:t>
       </w:r>
       <w:r>
         <w:t xml:space="preserve"> (The term vector of simple linear regression). </w:t>
@@ -54792,16 +56686,21 @@
       <m:oMath>
         <m:sSub>
           <m:e>
-            <m:acc>
-              <m:accPr>
-                <m:chr m:val="̃"/>
-              </m:accPr>
+            <m:limLow>
               <m:e>
                 <m:r>
                   <m:t>t</m:t>
                 </m:r>
               </m:e>
-            </m:acc>
+              <m:lim>
+                <m:r>
+                  <m:rPr>
+                    <m:sty m:val="p"/>
+                  </m:rPr>
+                  <m:t>∼</m:t>
+                </m:r>
+              </m:lim>
+            </m:limLow>
           </m:e>
           <m:sub>
             <m:r>
@@ -54819,7 +56718,7 @@
       <w:r>
         <w:t xml:space="preserve"> </w:t>
       </w:r>
-      <w:hyperlink r:id="rId192">
+      <w:hyperlink r:id="rId198">
         <w:r>
           <w:rPr>
             <w:rStyle w:val="Hyperlink"/>
@@ -54833,16 +56732,21 @@
       <m:oMath>
         <m:sSub>
           <m:e>
-            <m:acc>
-              <m:accPr>
-                <m:chr m:val="̃"/>
-              </m:accPr>
+            <m:limLow>
               <m:e>
                 <m:r>
                   <m:t>x</m:t>
                 </m:r>
               </m:e>
-            </m:acc>
+              <m:lim>
+                <m:r>
+                  <m:rPr>
+                    <m:sty m:val="p"/>
+                  </m:rPr>
+                  <m:t>∼</m:t>
+                </m:r>
+              </m:lim>
+            </m:limLow>
           </m:e>
           <m:sub>
             <m:r>
@@ -54855,8 +56759,8 @@
         <w:t xml:space="preserve">.</w:t>
       </w:r>
     </w:p>
-    <w:bookmarkEnd w:id="193"/>
-    <w:bookmarkStart w:id="195" w:name="def-cross-product-matrix"/>
+    <w:bookmarkEnd w:id="199"/>
+    <w:bookmarkStart w:id="201" w:name="def-cross-product-matrix"/>
     <w:p>
       <w:pPr>
         <w:pStyle w:val="BodyText"/>
@@ -54866,7 +56770,7 @@
           <w:b/>
           <w:bCs/>
         </w:rPr>
-        <w:t xml:space="preserve">Definition 34 (Cross-product matrix (sum-of-squares and cross-products matrix))</w:t>
+        <w:t xml:space="preserve">Definition 37 (Cross-product matrix (sum-of-squares and cross-products matrix))</w:t>
       </w:r>
       <w:r>
         <w:t xml:space="preserve"> </w:t>
@@ -54915,16 +56819,21 @@
       <m:oMath>
         <m:sSub>
           <m:e>
-            <m:acc>
-              <m:accPr>
-                <m:chr m:val="̃"/>
-              </m:accPr>
+            <m:limLow>
               <m:e>
                 <m:r>
                   <m:t>t</m:t>
                 </m:r>
               </m:e>
-            </m:acc>
+              <m:lim>
+                <m:r>
+                  <m:rPr>
+                    <m:sty m:val="p"/>
+                  </m:rPr>
+                  <m:t>∼</m:t>
+                </m:r>
+              </m:lim>
+            </m:limLow>
           </m:e>
           <m:sub>
             <m:r>
@@ -54978,7 +56887,7 @@
       <w:pPr>
         <w:pStyle w:val="BodyText"/>
       </w:pPr>
-      <w:bookmarkStart w:id="194" w:name="eq-cross-product-matrix"/>
+      <w:bookmarkStart w:id="200" w:name="eq-cross-product-matrix"/>
       <m:oMathPara>
         <m:oMathParaPr>
           <m:jc m:val="center"/>
@@ -55035,16 +56944,21 @@
             <m:e>
               <m:sSub>
                 <m:e>
-                  <m:acc>
-                    <m:accPr>
-                      <m:chr m:val="̃"/>
-                    </m:accPr>
+                  <m:limLow>
                     <m:e>
                       <m:r>
                         <m:t>t</m:t>
                       </m:r>
                     </m:e>
-                  </m:acc>
+                    <m:lim>
+                      <m:r>
+                        <m:rPr>
+                          <m:sty m:val="p"/>
+                        </m:rPr>
+                        <m:t>∼</m:t>
+                      </m:r>
+                    </m:lim>
+                  </m:limLow>
                 </m:e>
                 <m:sub>
                   <m:r>
@@ -55058,16 +56972,21 @@
             <m:e>
               <m:sSub>
                 <m:e>
-                  <m:acc>
-                    <m:accPr>
-                      <m:chr m:val="̃"/>
-                    </m:accPr>
+                  <m:limLow>
                     <m:e>
                       <m:r>
                         <m:t>t</m:t>
                       </m:r>
                     </m:e>
-                  </m:acc>
+                    <m:lim>
+                      <m:r>
+                        <m:rPr>
+                          <m:sty m:val="p"/>
+                        </m:rPr>
+                        <m:t>∼</m:t>
+                      </m:r>
+                    </m:lim>
+                  </m:limLow>
                 </m:e>
                 <m:sub>
                   <m:r>
@@ -55101,7 +57020,7 @@
             <m:t>(</m:t>
           </m:r>
           <m:r>
-            <m:t>36</m:t>
+            <m:t>38</m:t>
           </m:r>
           <m:r>
             <m:rPr>
@@ -55111,10 +57030,10 @@
           </m:r>
         </m:oMath>
       </m:oMathPara>
-      <w:bookmarkEnd w:id="194"/>
+      <w:bookmarkEnd w:id="200"/>
     </w:p>
-    <w:bookmarkEnd w:id="195"/>
-    <w:bookmarkStart w:id="197" w:name="rem-source-cross-product-matrix"/>
+    <w:bookmarkEnd w:id="201"/>
+    <w:bookmarkStart w:id="203" w:name="rem-source-cross-product-matrix"/>
     <w:p>
       <w:pPr>
         <w:pStyle w:val="FirstParagraph"/>
@@ -55124,7 +57043,7 @@
           <w:i/>
           <w:iCs/>
         </w:rPr>
-        <w:t xml:space="preserve">Remark 28</w:t>
+        <w:t xml:space="preserve">Remark 26</w:t>
       </w:r>
       <w:r>
         <w:t xml:space="preserve"> (Source: Cross-product matrix (sum-of-squares and cross-products matrix)). </w:t>
@@ -55163,7 +57082,7 @@
       <w:r>
         <w:t xml:space="preserve"> </w:t>
       </w:r>
-      <w:hyperlink r:id="rId196">
+      <w:hyperlink r:id="rId202">
         <w:r>
           <w:rPr>
             <w:rStyle w:val="Hyperlink"/>
@@ -55175,8 +57094,8 @@
         <w:t xml:space="preserve">).</w:t>
       </w:r>
     </w:p>
-    <w:bookmarkEnd w:id="197"/>
-    <w:bookmarkStart w:id="200" w:name="rem-cross-product-matrix"/>
+    <w:bookmarkEnd w:id="203"/>
+    <w:bookmarkStart w:id="206" w:name="rem-cross-product-matrix"/>
     <w:p>
       <w:pPr>
         <w:pStyle w:val="BodyText"/>
@@ -55186,7 +57105,7 @@
           <w:i/>
           <w:iCs/>
         </w:rPr>
-        <w:t xml:space="preserve">Remark 29</w:t>
+        <w:t xml:space="preserve">Remark 27</w:t>
       </w:r>
       <w:r>
         <w:t xml:space="preserve"> (Cross-product matrix as a matrix product). </w:t>
@@ -55227,16 +57146,21 @@
           <m:e>
             <m:sSub>
               <m:e>
-                <m:acc>
-                  <m:accPr>
-                    <m:chr m:val="̃"/>
-                  </m:accPr>
+                <m:limLow>
                   <m:e>
                     <m:r>
                       <m:t>t</m:t>
                     </m:r>
                   </m:e>
-                </m:acc>
+                  <m:lim>
+                    <m:r>
+                      <m:rPr>
+                        <m:sty m:val="p"/>
+                      </m:rPr>
+                      <m:t>∼</m:t>
+                    </m:r>
+                  </m:lim>
+                </m:limLow>
               </m:e>
               <m:sub>
                 <m:r>
@@ -55485,18 +57409,18 @@
                 <wp:inline>
                   <wp:extent cx="152400" cy="152400"/>
                   <wp:effectExtent b="0" l="0" r="0" t="0"/>
-                  <wp:docPr descr="" title="" id="198" name="Picture"/>
+                  <wp:docPr descr="" title="" id="204" name="Picture"/>
                   <a:graphic>
                     <a:graphicData uri="http://schemas.openxmlformats.org/drawingml/2006/picture">
                       <pic:pic>
                         <pic:nvPicPr>
-                          <pic:cNvPr descr="/opt/quarto/share/formats/docx/note.png" id="199" name="Picture"/>
+                          <pic:cNvPr descr="/opt/quarto/share/formats/docx/note.png" id="205" name="Picture"/>
                           <pic:cNvPicPr>
                             <a:picLocks noChangeArrowheads="1" noChangeAspect="1"/>
                           </pic:cNvPicPr>
                         </pic:nvPicPr>
                         <pic:blipFill>
-                          <a:blip r:embed="rId143"/>
+                          <a:blip r:embed="rId150"/>
                           <a:stretch>
                             <a:fillRect/>
                           </a:stretch>
@@ -55576,7 +57500,7 @@
             <w:r>
               <w:t xml:space="preserve"> </w:t>
             </w:r>
-            <w:hyperlink r:id="rId196">
+            <w:hyperlink r:id="rId202">
               <w:r>
                 <w:rPr>
                   <w:rStyle w:val="Hyperlink"/>
@@ -55604,8 +57528,8 @@
         </w:tc>
       </w:tr>
     </w:tbl>
-    <w:bookmarkEnd w:id="200"/>
-    <w:bookmarkStart w:id="203" w:name="def-leverage"/>
+    <w:bookmarkEnd w:id="206"/>
+    <w:bookmarkStart w:id="209" w:name="def-leverage"/>
     <w:p>
       <w:pPr>
         <w:pStyle w:val="BodyText"/>
@@ -55615,7 +57539,7 @@
           <w:b/>
           <w:bCs/>
         </w:rPr>
-        <w:t xml:space="preserve">Definition 35 (Leverage)</w:t>
+        <w:t xml:space="preserve">Definition 38 (Leverage)</w:t>
       </w:r>
       <w:r>
         <w:t xml:space="preserve"> </w:t>
@@ -55626,7 +57550,7 @@
       <w:r>
         <w:t xml:space="preserve"> </w:t>
       </w:r>
-      <w:hyperlink r:id="rId201">
+      <w:hyperlink r:id="rId207">
         <w:r>
           <w:rPr>
             <w:rStyle w:val="Hyperlink"/>
@@ -55660,16 +57584,21 @@
       <m:oMath>
         <m:sSub>
           <m:e>
-            <m:acc>
-              <m:accPr>
-                <m:chr m:val="̃"/>
-              </m:accPr>
+            <m:limLow>
               <m:e>
                 <m:r>
                   <m:t>t</m:t>
                 </m:r>
               </m:e>
-            </m:acc>
+              <m:lim>
+                <m:r>
+                  <m:rPr>
+                    <m:sty m:val="p"/>
+                  </m:rPr>
+                  <m:t>∼</m:t>
+                </m:r>
+              </m:lim>
+            </m:limLow>
           </m:e>
           <m:sub>
             <m:r>
@@ -55770,7 +57699,7 @@
       <w:pPr>
         <w:pStyle w:val="BodyText"/>
       </w:pPr>
-      <w:bookmarkStart w:id="202" w:name="eq-leverage"/>
+      <w:bookmarkStart w:id="208" w:name="eq-leverage"/>
       <m:oMathPara>
         <m:oMathParaPr>
           <m:jc m:val="center"/>
@@ -55811,16 +57740,21 @@
             <m:e>
               <m:sSub>
                 <m:e>
-                  <m:acc>
-                    <m:accPr>
-                      <m:chr m:val="̃"/>
-                    </m:accPr>
+                  <m:limLow>
                     <m:e>
                       <m:r>
                         <m:t>t</m:t>
                       </m:r>
                     </m:e>
-                  </m:acc>
+                    <m:lim>
+                      <m:r>
+                        <m:rPr>
+                          <m:sty m:val="p"/>
+                        </m:rPr>
+                        <m:t>∼</m:t>
+                      </m:r>
+                    </m:lim>
+                  </m:limLow>
                 </m:e>
                 <m:sub>
                   <m:r>
@@ -55858,16 +57792,21 @@
           </m:sSup>
           <m:sSub>
             <m:e>
-              <m:acc>
-                <m:accPr>
-                  <m:chr m:val="̃"/>
-                </m:accPr>
+              <m:limLow>
                 <m:e>
                   <m:r>
                     <m:t>t</m:t>
                   </m:r>
                 </m:e>
-              </m:acc>
+                <m:lim>
+                  <m:r>
+                    <m:rPr>
+                      <m:sty m:val="p"/>
+                    </m:rPr>
+                    <m:t>∼</m:t>
+                  </m:r>
+                </m:lim>
+              </m:limLow>
             </m:e>
             <m:sub>
               <m:r>
@@ -55891,7 +57830,7 @@
             <m:t>(</m:t>
           </m:r>
           <m:r>
-            <m:t>37</m:t>
+            <m:t>39</m:t>
           </m:r>
           <m:r>
             <m:rPr>
@@ -55901,10 +57840,10 @@
           </m:r>
         </m:oMath>
       </m:oMathPara>
-      <w:bookmarkEnd w:id="202"/>
+      <w:bookmarkEnd w:id="208"/>
     </w:p>
-    <w:bookmarkEnd w:id="203"/>
-    <w:bookmarkStart w:id="205" w:name="rem-source-leverage"/>
+    <w:bookmarkEnd w:id="209"/>
+    <w:bookmarkStart w:id="211" w:name="rem-source-leverage"/>
     <w:p>
       <w:pPr>
         <w:pStyle w:val="FirstParagraph"/>
@@ -55914,7 +57853,7 @@
           <w:i/>
           <w:iCs/>
         </w:rPr>
-        <w:t xml:space="preserve">Remark 30</w:t>
+        <w:t xml:space="preserve">Remark 28</w:t>
       </w:r>
       <w:r>
         <w:t xml:space="preserve"> (Source: Leverage). </w:t>
@@ -55951,7 +57890,7 @@
       <w:r>
         <w:t xml:space="preserve"> </w:t>
       </w:r>
-      <w:hyperlink r:id="rId204">
+      <w:hyperlink r:id="rId210">
         <w:r>
           <w:rPr>
             <w:rStyle w:val="Hyperlink"/>
@@ -55963,8 +57902,8 @@
         <w:t xml:space="preserve">.</w:t>
       </w:r>
     </w:p>
-    <w:bookmarkEnd w:id="205"/>
-    <w:bookmarkStart w:id="207" w:name="thm-loocv-shortcut"/>
+    <w:bookmarkEnd w:id="211"/>
+    <w:bookmarkStart w:id="213" w:name="thm-loocv-shortcut"/>
     <w:p>
       <w:pPr>
         <w:pStyle w:val="BodyText"/>
@@ -55985,7 +57924,7 @@
       <w:r>
         <w:t xml:space="preserve"> </w:t>
       </w:r>
-      <w:hyperlink r:id="rId201">
+      <w:hyperlink r:id="rId207">
         <w:r>
           <w:rPr>
             <w:rStyle w:val="Hyperlink"/>
@@ -56085,7 +58024,7 @@
       <w:r>
         <w:t xml:space="preserve"> </w:t>
       </w:r>
-      <w:hyperlink r:id="rId37">
+      <w:hyperlink r:id="rId40">
         <w:r>
           <w:rPr>
             <w:rStyle w:val="Hyperlink"/>
@@ -56129,7 +58068,7 @@
       <w:r>
         <w:t xml:space="preserve"> </w:t>
       </w:r>
-      <w:hyperlink r:id="rId27">
+      <w:hyperlink r:id="rId30">
         <w:r>
           <w:rPr>
             <w:rStyle w:val="Hyperlink"/>
@@ -56211,7 +58150,7 @@
       <w:pPr>
         <w:pStyle w:val="BodyText"/>
       </w:pPr>
-      <w:bookmarkStart w:id="206" w:name="eq-loocv-shortcut"/>
+      <w:bookmarkStart w:id="212" w:name="eq-loocv-shortcut"/>
       <m:oMathPara>
         <m:oMathParaPr>
           <m:jc m:val="center"/>
@@ -56391,7 +58330,7 @@
             <m:t>(</m:t>
           </m:r>
           <m:r>
-            <m:t>38</m:t>
+            <m:t>40</m:t>
           </m:r>
           <m:r>
             <m:rPr>
@@ -56401,9 +58340,9 @@
           </m:r>
         </m:oMath>
       </m:oMathPara>
-      <w:bookmarkEnd w:id="206"/>
+      <w:bookmarkEnd w:id="212"/>
     </w:p>
-    <w:bookmarkEnd w:id="207"/>
+    <w:bookmarkEnd w:id="213"/>
     <w:p>
       <w:pPr>
         <w:pStyle w:val="FirstParagraph"/>
@@ -56464,16 +58403,21 @@
       <m:oMath>
         <m:sSub>
           <m:e>
-            <m:acc>
-              <m:accPr>
-                <m:chr m:val="̃"/>
-              </m:accPr>
+            <m:limLow>
               <m:e>
                 <m:r>
                   <m:t>t</m:t>
                 </m:r>
               </m:e>
-            </m:acc>
+              <m:lim>
+                <m:r>
+                  <m:rPr>
+                    <m:sty m:val="p"/>
+                  </m:rPr>
+                  <m:t>∼</m:t>
+                </m:r>
+              </m:lim>
+            </m:limLow>
           </m:e>
           <m:sub>
             <m:r>
@@ -56485,16 +58429,21 @@
           <m:e>
             <m:sSub>
               <m:e>
-                <m:acc>
-                  <m:accPr>
-                    <m:chr m:val="̃"/>
-                  </m:accPr>
+                <m:limLow>
                   <m:e>
                     <m:r>
                       <m:t>t</m:t>
                     </m:r>
                   </m:e>
-                </m:acc>
+                  <m:lim>
+                    <m:r>
+                      <m:rPr>
+                        <m:sty m:val="p"/>
+                      </m:rPr>
+                      <m:t>∼</m:t>
+                    </m:r>
+                  </m:lim>
+                </m:limLow>
               </m:e>
               <m:sub>
                 <m:r>
@@ -56532,7 +58481,7 @@
         <w:t xml:space="preserve">which this page does not develop.</w:t>
       </w:r>
     </w:p>
-    <w:bookmarkStart w:id="208" w:name="rem-source-loocv-shortcut"/>
+    <w:bookmarkStart w:id="214" w:name="rem-source-loocv-shortcut"/>
     <w:p>
       <w:pPr>
         <w:pStyle w:val="BodyText"/>
@@ -56542,7 +58491,7 @@
           <w:i/>
           <w:iCs/>
         </w:rPr>
-        <w:t xml:space="preserve">Remark 31</w:t>
+        <w:t xml:space="preserve">Remark 29</w:t>
       </w:r>
       <w:r>
         <w:t xml:space="preserve"> (Source: Leave-one-out cross-validation for least squares). </w:t>
@@ -56575,8 +58524,8 @@
         <w:t xml:space="preserve">for many linear fitting methods.</w:t>
       </w:r>
     </w:p>
-    <w:bookmarkEnd w:id="208"/>
-    <w:bookmarkStart w:id="209" w:name="exm-loocv-shortcut"/>
+    <w:bookmarkEnd w:id="214"/>
+    <w:bookmarkStart w:id="215" w:name="exm-loocv-shortcut"/>
     <w:p>
       <w:pPr>
         <w:pStyle w:val="BodyText"/>
@@ -56586,7 +58535,7 @@
           <w:b/>
           <w:bCs/>
         </w:rPr>
-        <w:t xml:space="preserve">Example 11 (Leave-one-out cross-validation of the</w:t>
+        <w:t xml:space="preserve">Example 12 (Leave-one-out cross-validation of the</w:t>
       </w:r>
       <w:r>
         <w:rPr>
@@ -56727,7 +58676,7 @@
           <w:rPr>
             <w:rStyle w:val="Hyperlink"/>
           </w:rPr>
-          <w:t xml:space="preserve">Equation 34</w:t>
+          <w:t xml:space="preserve">Equation 36</w:t>
         </w:r>
       </w:hyperlink>
       <w:r>
@@ -57471,253 +59420,694 @@
       <w:pPr>
         <w:pStyle w:val="SourceCode"/>
       </w:pPr>
-      <w:r>
-        <w:rPr>
-          <w:rStyle w:val="NormalTok"/>
-        </w:rPr>
-        <w:t xml:space="preserve">loocv_max_diff </w:t>
-      </w:r>
-      <w:r>
-        <w:rPr>
-          <w:rStyle w:val="OtherTok"/>
-        </w:rPr>
-        <w:t xml:space="preserve">&lt;-</w:t>
-      </w:r>
-      <w:r>
-        <w:rPr>
-          <w:rStyle w:val="NormalTok"/>
-        </w:rPr>
-        <w:t xml:space="preserve"> </w:t>
-      </w:r>
-      <w:r>
-        <w:rPr>
-          <w:rStyle w:val="FunctionTok"/>
-        </w:rPr>
-        <w:t xml:space="preserve">max</w:t>
-      </w:r>
-      <w:r>
-        <w:rPr>
-          <w:rStyle w:val="NormalTok"/>
-        </w:rPr>
-        <w:t xml:space="preserve">(</w:t>
-      </w:r>
-      <w:r>
-        <w:rPr>
-          <w:rStyle w:val="FunctionTok"/>
-        </w:rPr>
-        <w:t xml:space="preserve">abs</w:t>
-      </w:r>
-      <w:r>
-        <w:rPr>
-          <w:rStyle w:val="NormalTok"/>
-        </w:rPr>
-        <w:t xml:space="preserve">(mtcars_loocv</w:t>
-      </w:r>
-      <w:r>
-        <w:rPr>
-          <w:rStyle w:val="SpecialCharTok"/>
-        </w:rPr>
-        <w:t xml:space="preserve">$</w:t>
-      </w:r>
-      <w:r>
-        <w:rPr>
-          <w:rStyle w:val="NormalTok"/>
-        </w:rPr>
-        <w:t xml:space="preserve">refitting </w:t>
-      </w:r>
-      <w:r>
-        <w:rPr>
-          <w:rStyle w:val="SpecialCharTok"/>
-        </w:rPr>
-        <w:t xml:space="preserve">-</w:t>
-      </w:r>
-      <w:r>
-        <w:rPr>
-          <w:rStyle w:val="NormalTok"/>
-        </w:rPr>
-        <w:t xml:space="preserve"> mtcars_loocv</w:t>
-      </w:r>
-      <w:r>
-        <w:rPr>
-          <w:rStyle w:val="SpecialCharTok"/>
-        </w:rPr>
-        <w:t xml:space="preserve">$</w:t>
-      </w:r>
-      <w:r>
-        <w:rPr>
-          <w:rStyle w:val="NormalTok"/>
-        </w:rPr>
-        <w:t xml:space="preserve">formula))</w:t>
-      </w:r>
-      <w:r>
-        <w:br/>
-      </w:r>
-      <w:r>
-        <w:rPr>
-          <w:rStyle w:val="NormalTok"/>
-        </w:rPr>
-        <w:t xml:space="preserve">mtcars_best_loocv </w:t>
-      </w:r>
-      <w:r>
-        <w:rPr>
-          <w:rStyle w:val="OtherTok"/>
-        </w:rPr>
-        <w:t xml:space="preserve">&lt;-</w:t>
-      </w:r>
-      <w:r>
-        <w:br/>
-      </w:r>
-      <w:r>
-        <w:rPr>
-          <w:rStyle w:val="NormalTok"/>
-        </w:rPr>
-        <w:t xml:space="preserve">  mtcars_loocv</w:t>
-      </w:r>
-      <w:r>
-        <w:rPr>
-          <w:rStyle w:val="SpecialCharTok"/>
-        </w:rPr>
-        <w:t xml:space="preserve">$</w:t>
-      </w:r>
-      <w:r>
-        <w:rPr>
-          <w:rStyle w:val="NormalTok"/>
-        </w:rPr>
-        <w:t xml:space="preserve">degree[</w:t>
-      </w:r>
-      <w:r>
-        <w:rPr>
-          <w:rStyle w:val="FunctionTok"/>
-        </w:rPr>
-        <w:t xml:space="preserve">which.min</w:t>
-      </w:r>
-      <w:r>
-        <w:rPr>
-          <w:rStyle w:val="NormalTok"/>
-        </w:rPr>
-        <w:t xml:space="preserve">(mtcars_loocv</w:t>
-      </w:r>
-      <w:r>
-        <w:rPr>
-          <w:rStyle w:val="SpecialCharTok"/>
-        </w:rPr>
-        <w:t xml:space="preserve">$</w:t>
-      </w:r>
-      <w:r>
-        <w:rPr>
-          <w:rStyle w:val="NormalTok"/>
-        </w:rPr>
-        <w:t xml:space="preserve">formula)]</w:t>
-      </w:r>
-      <w:r>
-        <w:br/>
-      </w:r>
-      <w:r>
-        <w:rPr>
-          <w:rStyle w:val="FunctionTok"/>
-        </w:rPr>
-        <w:t xml:space="preserve">c</w:t>
-      </w:r>
-      <w:r>
-        <w:rPr>
-          <w:rStyle w:val="NormalTok"/>
-        </w:rPr>
-        <w:t xml:space="preserve">(</w:t>
-      </w:r>
-      <w:r>
-        <w:rPr>
-          <w:rStyle w:val="AttributeTok"/>
-        </w:rPr>
-        <w:t xml:space="preserve">max_difference =</w:t>
-      </w:r>
-      <w:r>
-        <w:rPr>
-          <w:rStyle w:val="NormalTok"/>
-        </w:rPr>
-        <w:t xml:space="preserve"> loocv_max_diff, </w:t>
-      </w:r>
-      <w:r>
-        <w:rPr>
-          <w:rStyle w:val="AttributeTok"/>
-        </w:rPr>
-        <w:t xml:space="preserve">best_degree =</w:t>
-      </w:r>
-      <w:r>
-        <w:rPr>
-          <w:rStyle w:val="NormalTok"/>
-        </w:rPr>
-        <w:t xml:space="preserve"> mtcars_best_loocv)</w:t>
-      </w:r>
-      <w:r>
-        <w:br/>
-      </w:r>
-      <w:r>
-        <w:rPr>
-          <w:rStyle w:val="CommentTok"/>
-        </w:rPr>
-        <w:t xml:space="preserve">#&gt; max_difference    best_degree </w:t>
-      </w:r>
-      <w:r>
-        <w:br/>
-      </w:r>
-      <w:r>
-        <w:rPr>
-          <w:rStyle w:val="CommentTok"/>
-        </w:rPr>
-        <w:t xml:space="preserve">#&gt;    8.88178e-15    2.00000e+00</w:t>
-      </w:r>
+      <w:del w:id="3" w:author="PR Preview" w:date="2026-01-01T00:00:00Z">
+        <w:r>
+          <w:rPr>
+            <w:rStyle w:val="NormalTok"/>
+          </w:rPr>
+          <w:delText xml:space="preserve">loocv_max_diff </w:delText>
+        </w:r>
+      </w:del>
+      <w:del w:id="4" w:author="PR Preview" w:date="2026-01-01T00:00:00Z">
+        <w:r>
+          <w:rPr>
+            <w:rStyle w:val="OtherTok"/>
+          </w:rPr>
+          <w:delText xml:space="preserve">&lt;-</w:delText>
+        </w:r>
+      </w:del>
+      <w:del w:id="5" w:author="PR Preview" w:date="2026-01-01T00:00:00Z">
+        <w:r>
+          <w:rPr>
+            <w:rStyle w:val="NormalTok"/>
+          </w:rPr>
+          <w:delText xml:space="preserve"> </w:delText>
+        </w:r>
+      </w:del>
+      <w:del w:id="6" w:author="PR Preview" w:date="2026-01-01T00:00:00Z">
+        <w:r>
+          <w:rPr>
+            <w:rStyle w:val="FunctionTok"/>
+          </w:rPr>
+          <w:delText xml:space="preserve">max</w:delText>
+        </w:r>
+      </w:del>
+      <w:del w:id="7" w:author="PR Preview" w:date="2026-01-01T00:00:00Z">
+        <w:r>
+          <w:rPr>
+            <w:rStyle w:val="NormalTok"/>
+          </w:rPr>
+          <w:delText xml:space="preserve">(</w:delText>
+        </w:r>
+      </w:del>
+      <w:del w:id="8" w:author="PR Preview" w:date="2026-01-01T00:00:00Z">
+        <w:r>
+          <w:rPr>
+            <w:rStyle w:val="FunctionTok"/>
+          </w:rPr>
+          <w:delText xml:space="preserve">abs</w:delText>
+        </w:r>
+      </w:del>
+      <w:del w:id="9" w:author="PR Preview" w:date="2026-01-01T00:00:00Z">
+        <w:r>
+          <w:rPr>
+            <w:rStyle w:val="NormalTok"/>
+          </w:rPr>
+          <w:delText xml:space="preserve">(mtcars_loocv</w:delText>
+        </w:r>
+      </w:del>
+      <w:del w:id="10" w:author="PR Preview" w:date="2026-01-01T00:00:00Z">
+        <w:r>
+          <w:rPr>
+            <w:rStyle w:val="SpecialCharTok"/>
+          </w:rPr>
+          <w:delText xml:space="preserve">$</w:delText>
+        </w:r>
+      </w:del>
+      <w:del w:id="11" w:author="PR Preview" w:date="2026-01-01T00:00:00Z">
+        <w:r>
+          <w:rPr>
+            <w:rStyle w:val="NormalTok"/>
+          </w:rPr>
+          <w:delText xml:space="preserve">refitting </w:delText>
+        </w:r>
+      </w:del>
+      <w:del w:id="12" w:author="PR Preview" w:date="2026-01-01T00:00:00Z">
+        <w:r>
+          <w:rPr>
+            <w:rStyle w:val="SpecialCharTok"/>
+          </w:rPr>
+          <w:delText xml:space="preserve">-</w:delText>
+        </w:r>
+      </w:del>
+      <w:del w:id="13" w:author="PR Preview" w:date="2026-01-01T00:00:00Z">
+        <w:r>
+          <w:rPr>
+            <w:rStyle w:val="NormalTok"/>
+          </w:rPr>
+          <w:delText xml:space="preserve"> mtcars_loocv</w:delText>
+        </w:r>
+      </w:del>
+      <w:del w:id="14" w:author="PR Preview" w:date="2026-01-01T00:00:00Z">
+        <w:r>
+          <w:rPr>
+            <w:rStyle w:val="SpecialCharTok"/>
+          </w:rPr>
+          <w:delText xml:space="preserve">$</w:delText>
+        </w:r>
+      </w:del>
+      <w:del w:id="15" w:author="PR Preview" w:date="2026-01-01T00:00:00Z">
+        <w:r>
+          <w:rPr>
+            <w:rStyle w:val="NormalTok"/>
+          </w:rPr>
+          <w:delText xml:space="preserve">formula))</w:delText>
+        </w:r>
+      </w:del>
+      <w:del w:id="16" w:author="PR Preview" w:date="2026-01-01T00:00:00Z">
+        <w:r>
+          <w:br/>
+        </w:r>
+      </w:del>
+      <w:del w:id="17" w:author="PR Preview" w:date="2026-01-01T00:00:00Z">
+        <w:r>
+          <w:rPr>
+            <w:rStyle w:val="NormalTok"/>
+          </w:rPr>
+          <w:delText xml:space="preserve">mtcars_best_loocv </w:delText>
+        </w:r>
+      </w:del>
+      <w:del w:id="18" w:author="PR Preview" w:date="2026-01-01T00:00:00Z">
+        <w:r>
+          <w:rPr>
+            <w:rStyle w:val="OtherTok"/>
+          </w:rPr>
+          <w:delText xml:space="preserve">&lt;-</w:delText>
+        </w:r>
+      </w:del>
+      <w:del w:id="19" w:author="PR Preview" w:date="2026-01-01T00:00:00Z">
+        <w:r>
+          <w:br/>
+        </w:r>
+      </w:del>
+      <w:del w:id="20" w:author="PR Preview" w:date="2026-01-01T00:00:00Z">
+        <w:r>
+          <w:rPr>
+            <w:rStyle w:val="NormalTok"/>
+          </w:rPr>
+          <w:delText xml:space="preserve">  mtcars_loocv</w:delText>
+        </w:r>
+      </w:del>
+      <w:del w:id="21" w:author="PR Preview" w:date="2026-01-01T00:00:00Z">
+        <w:r>
+          <w:rPr>
+            <w:rStyle w:val="SpecialCharTok"/>
+          </w:rPr>
+          <w:delText xml:space="preserve">$</w:delText>
+        </w:r>
+      </w:del>
+      <w:del w:id="22" w:author="PR Preview" w:date="2026-01-01T00:00:00Z">
+        <w:r>
+          <w:rPr>
+            <w:rStyle w:val="NormalTok"/>
+          </w:rPr>
+          <w:delText xml:space="preserve">degree[</w:delText>
+        </w:r>
+      </w:del>
+      <w:del w:id="23" w:author="PR Preview" w:date="2026-01-01T00:00:00Z">
+        <w:r>
+          <w:rPr>
+            <w:rStyle w:val="FunctionTok"/>
+          </w:rPr>
+          <w:delText xml:space="preserve">which.min</w:delText>
+        </w:r>
+      </w:del>
+      <w:del w:id="24" w:author="PR Preview" w:date="2026-01-01T00:00:00Z">
+        <w:r>
+          <w:rPr>
+            <w:rStyle w:val="NormalTok"/>
+          </w:rPr>
+          <w:delText xml:space="preserve">(mtcars_loocv</w:delText>
+        </w:r>
+      </w:del>
+      <w:del w:id="25" w:author="PR Preview" w:date="2026-01-01T00:00:00Z">
+        <w:r>
+          <w:rPr>
+            <w:rStyle w:val="SpecialCharTok"/>
+          </w:rPr>
+          <w:delText xml:space="preserve">$</w:delText>
+        </w:r>
+      </w:del>
+      <w:del w:id="26" w:author="PR Preview" w:date="2026-01-01T00:00:00Z">
+        <w:r>
+          <w:rPr>
+            <w:rStyle w:val="NormalTok"/>
+          </w:rPr>
+          <w:delText xml:space="preserve">formula)]</w:delText>
+        </w:r>
+      </w:del>
+      <w:del w:id="27" w:author="PR Preview" w:date="2026-01-01T00:00:00Z">
+        <w:r>
+          <w:br/>
+        </w:r>
+      </w:del>
+      <w:del w:id="28" w:author="PR Preview" w:date="2026-01-01T00:00:00Z">
+        <w:r>
+          <w:rPr>
+            <w:rStyle w:val="FunctionTok"/>
+          </w:rPr>
+          <w:delText xml:space="preserve">c</w:delText>
+        </w:r>
+      </w:del>
+      <w:del w:id="29" w:author="PR Preview" w:date="2026-01-01T00:00:00Z">
+        <w:r>
+          <w:rPr>
+            <w:rStyle w:val="NormalTok"/>
+          </w:rPr>
+          <w:delText xml:space="preserve">(</w:delText>
+        </w:r>
+      </w:del>
+      <w:del w:id="30" w:author="PR Preview" w:date="2026-01-01T00:00:00Z">
+        <w:r>
+          <w:rPr>
+            <w:rStyle w:val="AttributeTok"/>
+          </w:rPr>
+          <w:delText xml:space="preserve">max_difference =</w:delText>
+        </w:r>
+      </w:del>
+      <w:del w:id="31" w:author="PR Preview" w:date="2026-01-01T00:00:00Z">
+        <w:r>
+          <w:rPr>
+            <w:rStyle w:val="NormalTok"/>
+          </w:rPr>
+          <w:delText xml:space="preserve"> loocv_max_diff, </w:delText>
+        </w:r>
+      </w:del>
+      <w:del w:id="32" w:author="PR Preview" w:date="2026-01-01T00:00:00Z">
+        <w:r>
+          <w:rPr>
+            <w:rStyle w:val="AttributeTok"/>
+          </w:rPr>
+          <w:delText xml:space="preserve">best_degree =</w:delText>
+        </w:r>
+      </w:del>
+      <w:del w:id="33" w:author="PR Preview" w:date="2026-01-01T00:00:00Z">
+        <w:r>
+          <w:rPr>
+            <w:rStyle w:val="NormalTok"/>
+          </w:rPr>
+          <w:delText xml:space="preserve"> mtcars_best_loocv)</w:delText>
+        </w:r>
+      </w:del>
+      <w:del w:id="34" w:author="PR Preview" w:date="2026-01-01T00:00:00Z">
+        <w:r>
+          <w:br/>
+        </w:r>
+      </w:del>
+      <w:del w:id="35" w:author="PR Preview" w:date="2026-01-01T00:00:00Z">
+        <w:r>
+          <w:rPr>
+            <w:rStyle w:val="CommentTok"/>
+          </w:rPr>
+          <w:delText xml:space="preserve">#&gt; max_difference    best_degree </w:delText>
+        </w:r>
+      </w:del>
+      <w:del w:id="36" w:author="PR Preview" w:date="2026-01-01T00:00:00Z">
+        <w:r>
+          <w:br/>
+        </w:r>
+      </w:del>
+      <w:del w:id="37" w:author="PR Preview" w:date="2026-01-01T00:00:00Z">
+        <w:r>
+          <w:rPr>
+            <w:rStyle w:val="CommentTok"/>
+          </w:rPr>
+          <w:delText xml:space="preserve">#&gt;    8.88178e-15    2.00000e+00</w:delText>
+        </w:r>
+      </w:del>
     </w:p>
     <w:p>
       <w:pPr>
         <w:pStyle w:val="FirstParagraph"/>
       </w:pPr>
-      <w:r>
-        <w:t xml:space="preserve">The two columns differ by at most 8.9e-15,</w:t>
-      </w:r>
-      <w:r>
-        <w:t xml:space="preserve"> </w:t>
-      </w:r>
-      <w:r>
-        <w:t xml:space="preserve">which is rounding error.</w:t>
-      </w:r>
-      <w:r>
-        <w:t xml:space="preserve"> </w:t>
-      </w:r>
-      <w:r>
-        <w:t xml:space="preserve">The single-fit formula needs one fit per model instead of 32.</w:t>
-      </w:r>
-      <w:r>
-        <w:t xml:space="preserve"> </w:t>
-      </w:r>
-      <w:r>
-        <w:t xml:space="preserve">LOOCV picks degree 2,</w:t>
-      </w:r>
-      <w:r>
-        <w:t xml:space="preserve"> </w:t>
-      </w:r>
-      <w:r>
-        <w:t xml:space="preserve">and because LOOCV is not random (</w:t>
-      </w:r>
+      <w:del w:id="38" w:author="PR Preview" w:date="2026-01-01T00:00:00Z">
+        <w:r>
+          <w:delText xml:space="preserve">The two columns differ by at most 8.9e-15,</w:delText>
+        </w:r>
+      </w:del>
+      <w:del w:id="39" w:author="PR Preview" w:date="2026-01-01T00:00:00Z">
+        <w:r>
+          <w:delText xml:space="preserve"> </w:delText>
+        </w:r>
+      </w:del>
+      <w:del w:id="40" w:author="PR Preview" w:date="2026-01-01T00:00:00Z">
+        <w:r>
+          <w:delText xml:space="preserve">which is rounding error.</w:delText>
+        </w:r>
+      </w:del>
+      <w:del w:id="41" w:author="PR Preview" w:date="2026-01-01T00:00:00Z">
+        <w:r>
+          <w:delText xml:space="preserve"> </w:delText>
+        </w:r>
+      </w:del>
+      <w:del w:id="42" w:author="PR Preview" w:date="2026-01-01T00:00:00Z">
+        <w:r>
+          <w:delText xml:space="preserve">The single-fit formula needs one fit per model instead of 32.</w:delText>
+        </w:r>
+      </w:del>
+      <w:del w:id="43" w:author="PR Preview" w:date="2026-01-01T00:00:00Z">
+        <w:r>
+          <w:delText xml:space="preserve"> </w:delText>
+        </w:r>
+      </w:del>
+      <w:del w:id="44" w:author="PR Preview" w:date="2026-01-01T00:00:00Z">
+        <w:r>
+          <w:delText xml:space="preserve">LOOCV picks degree 2,</w:delText>
+        </w:r>
+      </w:del>
+      <w:del w:id="45" w:author="PR Preview" w:date="2026-01-01T00:00:00Z">
+        <w:r>
+          <w:delText xml:space="preserve"> </w:delText>
+        </w:r>
+      </w:del>
+      <w:del w:id="46" w:author="PR Preview" w:date="2026-01-01T00:00:00Z">
+        <w:r>
+          <w:delText xml:space="preserve">and because LOOCV is not random (</w:delText>
+        </w:r>
+      </w:del>
       <w:hyperlink w:anchor="lem-loocv-not-random">
+        <w:del w:id="47" w:author="PR Preview" w:date="2026-01-01T00:00:00Z">
+          <w:r>
+            <w:rPr>
+              <w:rStyle w:val="Hyperlink"/>
+            </w:rPr>
+            <w:delText xml:space="preserve">Lemma 1</w:delText>
+          </w:r>
+        </w:del>
+      </w:hyperlink>
+      <w:del w:id="48" w:author="PR Preview" w:date="2026-01-01T00:00:00Z">
+        <w:r>
+          <w:delText xml:space="preserve">),</w:delText>
+        </w:r>
+      </w:del>
+      <w:del w:id="49" w:author="PR Preview" w:date="2026-01-01T00:00:00Z">
+        <w:r>
+          <w:delText xml:space="preserve"> </w:delText>
+        </w:r>
+      </w:del>
+      <w:del w:id="50" w:author="PR Preview" w:date="2026-01-01T00:00:00Z">
+        <w:r>
+          <w:delText xml:space="preserve">rerunning it always gives the same choice.</w:delText>
+        </w:r>
+      </w:del>
+    </w:p>
+    <w:p>
+      <w:pPr>
+        <w:pStyle w:val="SourceCode"/>
+      </w:pPr>
+      <w:ins w:id="51" w:author="PR Preview" w:date="2026-01-01T00:00:00Z">
         <w:r>
           <w:rPr>
-            <w:rStyle w:val="Hyperlink"/>
+            <w:rStyle w:val="NormalTok"/>
           </w:rPr>
-          <w:t xml:space="preserve">Lemma 1</w:t>
+          <w:t xml:space="preserve">loocv_max_diff </w:t>
         </w:r>
+      </w:ins>
+      <w:ins w:id="52" w:author="PR Preview" w:date="2026-01-01T00:00:00Z">
+        <w:r>
+          <w:rPr>
+            <w:rStyle w:val="OtherTok"/>
+          </w:rPr>
+          <w:t xml:space="preserve">&lt;-</w:t>
+        </w:r>
+      </w:ins>
+      <w:ins w:id="53" w:author="PR Preview" w:date="2026-01-01T00:00:00Z">
+        <w:r>
+          <w:rPr>
+            <w:rStyle w:val="NormalTok"/>
+          </w:rPr>
+          <w:t xml:space="preserve"> </w:t>
+        </w:r>
+      </w:ins>
+      <w:ins w:id="54" w:author="PR Preview" w:date="2026-01-01T00:00:00Z">
+        <w:r>
+          <w:rPr>
+            <w:rStyle w:val="FunctionTok"/>
+          </w:rPr>
+          <w:t xml:space="preserve">max</w:t>
+        </w:r>
+      </w:ins>
+      <w:ins w:id="55" w:author="PR Preview" w:date="2026-01-01T00:00:00Z">
+        <w:r>
+          <w:rPr>
+            <w:rStyle w:val="NormalTok"/>
+          </w:rPr>
+          <w:t xml:space="preserve">(</w:t>
+        </w:r>
+      </w:ins>
+      <w:ins w:id="56" w:author="PR Preview" w:date="2026-01-01T00:00:00Z">
+        <w:r>
+          <w:rPr>
+            <w:rStyle w:val="FunctionTok"/>
+          </w:rPr>
+          <w:t xml:space="preserve">abs</w:t>
+        </w:r>
+      </w:ins>
+      <w:ins w:id="57" w:author="PR Preview" w:date="2026-01-01T00:00:00Z">
+        <w:r>
+          <w:rPr>
+            <w:rStyle w:val="NormalTok"/>
+          </w:rPr>
+          <w:t xml:space="preserve">(mtcars_loocv</w:t>
+        </w:r>
+      </w:ins>
+      <w:ins w:id="58" w:author="PR Preview" w:date="2026-01-01T00:00:00Z">
+        <w:r>
+          <w:rPr>
+            <w:rStyle w:val="SpecialCharTok"/>
+          </w:rPr>
+          <w:t xml:space="preserve">$</w:t>
+        </w:r>
+      </w:ins>
+      <w:ins w:id="59" w:author="PR Preview" w:date="2026-01-01T00:00:00Z">
+        <w:r>
+          <w:rPr>
+            <w:rStyle w:val="NormalTok"/>
+          </w:rPr>
+          <w:t xml:space="preserve">refitting </w:t>
+        </w:r>
+      </w:ins>
+      <w:ins w:id="60" w:author="PR Preview" w:date="2026-01-01T00:00:00Z">
+        <w:r>
+          <w:rPr>
+            <w:rStyle w:val="SpecialCharTok"/>
+          </w:rPr>
+          <w:t xml:space="preserve">-</w:t>
+        </w:r>
+      </w:ins>
+      <w:ins w:id="61" w:author="PR Preview" w:date="2026-01-01T00:00:00Z">
+        <w:r>
+          <w:rPr>
+            <w:rStyle w:val="NormalTok"/>
+          </w:rPr>
+          <w:t xml:space="preserve"> mtcars_loocv</w:t>
+        </w:r>
+      </w:ins>
+      <w:ins w:id="62" w:author="PR Preview" w:date="2026-01-01T00:00:00Z">
+        <w:r>
+          <w:rPr>
+            <w:rStyle w:val="SpecialCharTok"/>
+          </w:rPr>
+          <w:t xml:space="preserve">$</w:t>
+        </w:r>
+      </w:ins>
+      <w:ins w:id="63" w:author="PR Preview" w:date="2026-01-01T00:00:00Z">
+        <w:r>
+          <w:rPr>
+            <w:rStyle w:val="NormalTok"/>
+          </w:rPr>
+          <w:t xml:space="preserve">formula))</w:t>
+        </w:r>
+      </w:ins>
+      <w:ins w:id="64" w:author="PR Preview" w:date="2026-01-01T00:00:00Z">
+        <w:r>
+          <w:br/>
+        </w:r>
+      </w:ins>
+      <w:ins w:id="65" w:author="PR Preview" w:date="2026-01-01T00:00:00Z">
+        <w:r>
+          <w:rPr>
+            <w:rStyle w:val="NormalTok"/>
+          </w:rPr>
+          <w:t xml:space="preserve">mtcars_best_loocv </w:t>
+        </w:r>
+      </w:ins>
+      <w:ins w:id="66" w:author="PR Preview" w:date="2026-01-01T00:00:00Z">
+        <w:r>
+          <w:rPr>
+            <w:rStyle w:val="OtherTok"/>
+          </w:rPr>
+          <w:t xml:space="preserve">&lt;-</w:t>
+        </w:r>
+      </w:ins>
+      <w:ins w:id="67" w:author="PR Preview" w:date="2026-01-01T00:00:00Z">
+        <w:r>
+          <w:br/>
+        </w:r>
+      </w:ins>
+      <w:ins w:id="68" w:author="PR Preview" w:date="2026-01-01T00:00:00Z">
+        <w:r>
+          <w:rPr>
+            <w:rStyle w:val="NormalTok"/>
+          </w:rPr>
+          <w:t xml:space="preserve">  mtcars_loocv</w:t>
+        </w:r>
+      </w:ins>
+      <w:ins w:id="69" w:author="PR Preview" w:date="2026-01-01T00:00:00Z">
+        <w:r>
+          <w:rPr>
+            <w:rStyle w:val="SpecialCharTok"/>
+          </w:rPr>
+          <w:t xml:space="preserve">$</w:t>
+        </w:r>
+      </w:ins>
+      <w:ins w:id="70" w:author="PR Preview" w:date="2026-01-01T00:00:00Z">
+        <w:r>
+          <w:rPr>
+            <w:rStyle w:val="NormalTok"/>
+          </w:rPr>
+          <w:t xml:space="preserve">degree[</w:t>
+        </w:r>
+      </w:ins>
+      <w:ins w:id="71" w:author="PR Preview" w:date="2026-01-01T00:00:00Z">
+        <w:r>
+          <w:rPr>
+            <w:rStyle w:val="FunctionTok"/>
+          </w:rPr>
+          <w:t xml:space="preserve">which.min</w:t>
+        </w:r>
+      </w:ins>
+      <w:ins w:id="72" w:author="PR Preview" w:date="2026-01-01T00:00:00Z">
+        <w:r>
+          <w:rPr>
+            <w:rStyle w:val="NormalTok"/>
+          </w:rPr>
+          <w:t xml:space="preserve">(mtcars_loocv</w:t>
+        </w:r>
+      </w:ins>
+      <w:ins w:id="73" w:author="PR Preview" w:date="2026-01-01T00:00:00Z">
+        <w:r>
+          <w:rPr>
+            <w:rStyle w:val="SpecialCharTok"/>
+          </w:rPr>
+          <w:t xml:space="preserve">$</w:t>
+        </w:r>
+      </w:ins>
+      <w:ins w:id="74" w:author="PR Preview" w:date="2026-01-01T00:00:00Z">
+        <w:r>
+          <w:rPr>
+            <w:rStyle w:val="NormalTok"/>
+          </w:rPr>
+          <w:t xml:space="preserve">formula)]</w:t>
+        </w:r>
+      </w:ins>
+      <w:ins w:id="75" w:author="PR Preview" w:date="2026-01-01T00:00:00Z">
+        <w:r>
+          <w:br/>
+        </w:r>
+      </w:ins>
+      <w:ins w:id="76" w:author="PR Preview" w:date="2026-01-01T00:00:00Z">
+        <w:r>
+          <w:rPr>
+            <w:rStyle w:val="FunctionTok"/>
+          </w:rPr>
+          <w:t xml:space="preserve">c</w:t>
+        </w:r>
+      </w:ins>
+      <w:ins w:id="77" w:author="PR Preview" w:date="2026-01-01T00:00:00Z">
+        <w:r>
+          <w:rPr>
+            <w:rStyle w:val="NormalTok"/>
+          </w:rPr>
+          <w:t xml:space="preserve">(</w:t>
+        </w:r>
+      </w:ins>
+      <w:ins w:id="78" w:author="PR Preview" w:date="2026-01-01T00:00:00Z">
+        <w:r>
+          <w:rPr>
+            <w:rStyle w:val="AttributeTok"/>
+          </w:rPr>
+          <w:t xml:space="preserve">max_difference =</w:t>
+        </w:r>
+      </w:ins>
+      <w:ins w:id="79" w:author="PR Preview" w:date="2026-01-01T00:00:00Z">
+        <w:r>
+          <w:rPr>
+            <w:rStyle w:val="NormalTok"/>
+          </w:rPr>
+          <w:t xml:space="preserve"> loocv_max_diff, </w:t>
+        </w:r>
+      </w:ins>
+      <w:ins w:id="80" w:author="PR Preview" w:date="2026-01-01T00:00:00Z">
+        <w:r>
+          <w:rPr>
+            <w:rStyle w:val="AttributeTok"/>
+          </w:rPr>
+          <w:t xml:space="preserve">best_degree =</w:t>
+        </w:r>
+      </w:ins>
+      <w:ins w:id="81" w:author="PR Preview" w:date="2026-01-01T00:00:00Z">
+        <w:r>
+          <w:rPr>
+            <w:rStyle w:val="NormalTok"/>
+          </w:rPr>
+          <w:t xml:space="preserve"> mtcars_best_loocv)</w:t>
+        </w:r>
+      </w:ins>
+      <w:ins w:id="82" w:author="PR Preview" w:date="2026-01-01T00:00:00Z">
+        <w:r>
+          <w:br/>
+        </w:r>
+      </w:ins>
+      <w:ins w:id="83" w:author="PR Preview" w:date="2026-01-01T00:00:00Z">
+        <w:r>
+          <w:rPr>
+            <w:rStyle w:val="CommentTok"/>
+          </w:rPr>
+          <w:t xml:space="preserve">#&gt; max_difference    best_degree </w:t>
+        </w:r>
+      </w:ins>
+      <w:ins w:id="84" w:author="PR Preview" w:date="2026-01-01T00:00:00Z">
+        <w:r>
+          <w:br/>
+        </w:r>
+      </w:ins>
+      <w:ins w:id="85" w:author="PR Preview" w:date="2026-01-01T00:00:00Z">
+        <w:r>
+          <w:rPr>
+            <w:rStyle w:val="CommentTok"/>
+          </w:rPr>
+          <w:t xml:space="preserve">#&gt;    7.10543e-15    2.00000e+00</w:t>
+        </w:r>
+      </w:ins>
+    </w:p>
+    <w:p>
+      <w:pPr>
+        <w:pStyle w:val="FirstParagraph"/>
+      </w:pPr>
+      <w:ins w:id="86" w:author="PR Preview" w:date="2026-01-01T00:00:00Z">
+        <w:r>
+          <w:t xml:space="preserve">The two columns differ by at most 7.1e-15,</w:t>
+        </w:r>
+      </w:ins>
+      <w:ins w:id="87" w:author="PR Preview" w:date="2026-01-01T00:00:00Z">
+        <w:r>
+          <w:t xml:space="preserve"> </w:t>
+        </w:r>
+      </w:ins>
+      <w:ins w:id="88" w:author="PR Preview" w:date="2026-01-01T00:00:00Z">
+        <w:r>
+          <w:t xml:space="preserve">which is rounding error.</w:t>
+        </w:r>
+      </w:ins>
+      <w:ins w:id="89" w:author="PR Preview" w:date="2026-01-01T00:00:00Z">
+        <w:r>
+          <w:t xml:space="preserve"> </w:t>
+        </w:r>
+      </w:ins>
+      <w:ins w:id="90" w:author="PR Preview" w:date="2026-01-01T00:00:00Z">
+        <w:r>
+          <w:t xml:space="preserve">The single-fit formula needs one fit per model instead of 32.</w:t>
+        </w:r>
+      </w:ins>
+      <w:ins w:id="91" w:author="PR Preview" w:date="2026-01-01T00:00:00Z">
+        <w:r>
+          <w:t xml:space="preserve"> </w:t>
+        </w:r>
+      </w:ins>
+      <w:ins w:id="92" w:author="PR Preview" w:date="2026-01-01T00:00:00Z">
+        <w:r>
+          <w:t xml:space="preserve">LOOCV picks degree 2,</w:t>
+        </w:r>
+      </w:ins>
+      <w:ins w:id="93" w:author="PR Preview" w:date="2026-01-01T00:00:00Z">
+        <w:r>
+          <w:t xml:space="preserve"> </w:t>
+        </w:r>
+      </w:ins>
+      <w:ins w:id="94" w:author="PR Preview" w:date="2026-01-01T00:00:00Z">
+        <w:r>
+          <w:t xml:space="preserve">and because LOOCV is not random (</w:t>
+        </w:r>
+      </w:ins>
+      <w:hyperlink w:anchor="lem-loocv-not-random">
+        <w:ins w:id="95" w:author="PR Preview" w:date="2026-01-01T00:00:00Z">
+          <w:r>
+            <w:rPr>
+              <w:rStyle w:val="Hyperlink"/>
+            </w:rPr>
+            <w:t xml:space="preserve">Lemma 1</w:t>
+          </w:r>
+        </w:ins>
       </w:hyperlink>
-      <w:r>
-        <w:t xml:space="preserve">),</w:t>
-      </w:r>
-      <w:r>
-        <w:t xml:space="preserve"> </w:t>
-      </w:r>
-      <w:r>
-        <w:t xml:space="preserve">rerunning it always gives the same choice.</w:t>
-      </w:r>
+      <w:ins w:id="96" w:author="PR Preview" w:date="2026-01-01T00:00:00Z">
+        <w:r>
+          <w:t xml:space="preserve">),</w:t>
+        </w:r>
+      </w:ins>
+      <w:ins w:id="97" w:author="PR Preview" w:date="2026-01-01T00:00:00Z">
+        <w:r>
+          <w:t xml:space="preserve"> </w:t>
+        </w:r>
+      </w:ins>
+      <w:ins w:id="98" w:author="PR Preview" w:date="2026-01-01T00:00:00Z">
+        <w:r>
+          <w:t xml:space="preserve">rerunning it always gives the same choice.</w:t>
+        </w:r>
+      </w:ins>
     </w:p>
-    <w:bookmarkEnd w:id="209"/>
-    <w:bookmarkStart w:id="210" w:name="rem-loocv"/>
+    <w:bookmarkEnd w:id="215"/>
+    <w:bookmarkStart w:id="216" w:name="rem-loocv"/>
     <w:p>
       <w:pPr>
         <w:pStyle w:val="BodyText"/>
@@ -57727,7 +60117,7 @@
           <w:i/>
           <w:iCs/>
         </w:rPr>
-        <w:t xml:space="preserve">Remark 32</w:t>
+        <w:t xml:space="preserve">Remark 30</w:t>
       </w:r>
       <w:r>
         <w:t xml:space="preserve"> (When to use leave-one-out cross-validation). </w:t>
@@ -57766,7 +60156,7 @@
           <w:rPr>
             <w:rStyle w:val="Hyperlink"/>
           </w:rPr>
-          <w:t xml:space="preserve">Remark 25</w:t>
+          <w:t xml:space="preserve">Remark 24</w:t>
         </w:r>
       </w:hyperlink>
       <w:r>
@@ -57786,7 +60176,7 @@
           <w:rPr>
             <w:rStyle w:val="Hyperlink"/>
           </w:rPr>
-          <w:t xml:space="preserve">Remark 24</w:t>
+          <w:t xml:space="preserve">Remark 23</w:t>
         </w:r>
       </w:hyperlink>
       <w:r>
@@ -58189,9 +60579,9 @@
         <w:t xml:space="preserve">fits.</w:t>
       </w:r>
     </w:p>
-    <w:bookmarkEnd w:id="210"/>
-    <w:bookmarkEnd w:id="211"/>
-    <w:bookmarkStart w:id="241" w:name="sec-cv-model-choice"/>
+    <w:bookmarkEnd w:id="216"/>
+    <w:bookmarkEnd w:id="217"/>
+    <w:bookmarkStart w:id="246" w:name="sec-cv-model-choice"/>
     <w:p>
       <w:pPr>
         <w:pStyle w:val="Heading2"/>
@@ -58200,7 +60590,7 @@
         <w:t xml:space="preserve">8 Choosing a model by cross-validation</w:t>
       </w:r>
     </w:p>
-    <w:bookmarkStart w:id="213" w:name="def-cv-estimate-indexed"/>
+    <w:bookmarkStart w:id="219" w:name="def-cv-estimate-indexed"/>
     <w:p>
       <w:pPr>
         <w:pStyle w:val="FirstParagraph"/>
@@ -58210,7 +60600,7 @@
           <w:b/>
           <w:bCs/>
         </w:rPr>
-        <w:t xml:space="preserve">Definition 36 (Cross-validation estimate of a named procedure)</w:t>
+        <w:t xml:space="preserve">Definition 39 (Cross-validation estimate of a named procedure)</w:t>
       </w:r>
       <w:r>
         <w:t xml:space="preserve"> </w:t>
@@ -58578,7 +60968,7 @@
       <w:pPr>
         <w:pStyle w:val="BodyText"/>
       </w:pPr>
-      <w:bookmarkStart w:id="212" w:name="eq-cv-estimate-indexed"/>
+      <w:bookmarkStart w:id="218" w:name="eq-cv-estimate-indexed"/>
       <m:oMathPara>
         <m:oMathParaPr>
           <m:jc m:val="center"/>
@@ -58978,7 +61368,7 @@
             <m:t>(</m:t>
           </m:r>
           <m:r>
-            <m:t>39</m:t>
+            <m:t>41</m:t>
           </m:r>
           <m:r>
             <m:rPr>
@@ -58988,10 +61378,10 @@
           </m:r>
         </m:oMath>
       </m:oMathPara>
-      <w:bookmarkEnd w:id="212"/>
+      <w:bookmarkEnd w:id="218"/>
     </w:p>
-    <w:bookmarkEnd w:id="213"/>
-    <w:bookmarkStart w:id="215" w:name="def-cv-choice"/>
+    <w:bookmarkEnd w:id="219"/>
+    <w:bookmarkStart w:id="221" w:name="def-cv-choice"/>
     <w:p>
       <w:pPr>
         <w:pStyle w:val="FirstParagraph"/>
@@ -59001,7 +61391,7 @@
           <w:b/>
           <w:bCs/>
         </w:rPr>
-        <w:t xml:space="preserve">Definition 37 (Cross-validation choice procedure)</w:t>
+        <w:t xml:space="preserve">Definition 40 (Cross-validation choice procedure)</w:t>
       </w:r>
       <w:r>
         <w:t xml:space="preserve"> </w:t>
@@ -59333,7 +61723,7 @@
       <w:pPr>
         <w:pStyle w:val="BodyText"/>
       </w:pPr>
-      <w:bookmarkStart w:id="214" w:name="eq-cv-choice"/>
+      <w:bookmarkStart w:id="220" w:name="eq-cv-choice"/>
       <m:oMathPara>
         <m:oMathParaPr>
           <m:jc m:val="center"/>
@@ -59607,7 +61997,7 @@
             <m:t>(</m:t>
           </m:r>
           <m:r>
-            <m:t>40</m:t>
+            <m:t>42</m:t>
           </m:r>
           <m:r>
             <m:rPr>
@@ -59617,10 +62007,10 @@
           </m:r>
         </m:oMath>
       </m:oMathPara>
-      <w:bookmarkEnd w:id="214"/>
+      <w:bookmarkEnd w:id="220"/>
     </w:p>
-    <w:bookmarkEnd w:id="215"/>
-    <w:bookmarkStart w:id="217" w:name="def-nested-cv"/>
+    <w:bookmarkEnd w:id="221"/>
+    <w:bookmarkStart w:id="223" w:name="def-nested-cv"/>
     <w:p>
       <w:pPr>
         <w:pStyle w:val="FirstParagraph"/>
@@ -59630,7 +62020,7 @@
           <w:b/>
           <w:bCs/>
         </w:rPr>
-        <w:t xml:space="preserve">Definition 38 (Nested cross-validation)</w:t>
+        <w:t xml:space="preserve">Definition 41 (Nested cross-validation)</w:t>
       </w:r>
       <w:r>
         <w:t xml:space="preserve"> </w:t>
@@ -59747,7 +62137,7 @@
       <w:pPr>
         <w:pStyle w:val="BodyText"/>
       </w:pPr>
-      <w:bookmarkStart w:id="216" w:name="eq-nested-cv"/>
+      <w:bookmarkStart w:id="222" w:name="eq-nested-cv"/>
       <m:oMathPara>
         <m:oMathParaPr>
           <m:jc m:val="center"/>
@@ -59864,7 +62254,7 @@
             <m:t>(</m:t>
           </m:r>
           <m:r>
-            <m:t>41</m:t>
+            <m:t>43</m:t>
           </m:r>
           <m:r>
             <m:rPr>
@@ -59874,10 +62264,10 @@
           </m:r>
         </m:oMath>
       </m:oMathPara>
-      <w:bookmarkEnd w:id="216"/>
+      <w:bookmarkEnd w:id="222"/>
     </w:p>
-    <w:bookmarkEnd w:id="217"/>
-    <w:bookmarkStart w:id="218" w:name="rem-source-nested-cv"/>
+    <w:bookmarkEnd w:id="223"/>
+    <w:bookmarkStart w:id="224" w:name="rem-source-nested-cv"/>
     <w:p>
       <w:pPr>
         <w:pStyle w:val="FirstParagraph"/>
@@ -59887,7 +62277,7 @@
           <w:i/>
           <w:iCs/>
         </w:rPr>
-        <w:t xml:space="preserve">Remark 33</w:t>
+        <w:t xml:space="preserve">Remark 31</w:t>
       </w:r>
       <w:r>
         <w:t xml:space="preserve"> (Source: Nested cross-validation). </w:t>
@@ -59908,8 +62298,8 @@
         <w:t xml:space="preserve">choices included.</w:t>
       </w:r>
     </w:p>
-    <w:bookmarkEnd w:id="218"/>
-    <w:bookmarkStart w:id="219" w:name="rem-nested-cv"/>
+    <w:bookmarkEnd w:id="224"/>
+    <w:bookmarkStart w:id="225" w:name="rem-nested-cv"/>
     <w:p>
       <w:pPr>
         <w:pStyle w:val="BodyText"/>
@@ -59919,7 +62309,7 @@
           <w:i/>
           <w:iCs/>
         </w:rPr>
-        <w:t xml:space="preserve">Remark 34</w:t>
+        <w:t xml:space="preserve">Remark 32</w:t>
       </w:r>
       <w:r>
         <w:t xml:space="preserve"> (What is nested). </w:t>
@@ -60065,8 +62455,8 @@
         <w:t xml:space="preserve">That inner cross-validation is the nested one.</w:t>
       </w:r>
     </w:p>
-    <w:bookmarkEnd w:id="219"/>
-    <w:bookmarkStart w:id="222" w:name="rem-cv-winner-optimistic"/>
+    <w:bookmarkEnd w:id="225"/>
+    <w:bookmarkStart w:id="228" w:name="rem-cv-winner-optimistic"/>
     <w:p>
       <w:pPr>
         <w:pStyle w:val="BodyText"/>
@@ -60076,7 +62466,7 @@
           <w:i/>
           <w:iCs/>
         </w:rPr>
-        <w:t xml:space="preserve">Remark 35</w:t>
+        <w:t xml:space="preserve">Remark 33</w:t>
       </w:r>
       <w:r>
         <w:t xml:space="preserve"> (Cross-validation replaces the validation set, not the test set). </w:t>
@@ -60120,7 +62510,7 @@
           <w:rPr>
             <w:rStyle w:val="Hyperlink"/>
           </w:rPr>
-          <w:t xml:space="preserve">Definition 20</w:t>
+          <w:t xml:space="preserve">Definition 21</w:t>
         </w:r>
       </w:hyperlink>
       <w:r>
@@ -60259,18 +62649,18 @@
                 <wp:inline>
                   <wp:extent cx="152400" cy="152400"/>
                   <wp:effectExtent b="0" l="0" r="0" t="0"/>
-                  <wp:docPr descr="" title="" id="220" name="Picture"/>
+                  <wp:docPr descr="" title="" id="226" name="Picture"/>
                   <a:graphic>
                     <a:graphicData uri="http://schemas.openxmlformats.org/drawingml/2006/picture">
                       <pic:pic>
                         <pic:nvPicPr>
-                          <pic:cNvPr descr="/opt/quarto/share/formats/docx/note.png" id="221" name="Picture"/>
+                          <pic:cNvPr descr="/opt/quarto/share/formats/docx/note.png" id="227" name="Picture"/>
                           <pic:cNvPicPr>
                             <a:picLocks noChangeArrowheads="1" noChangeAspect="1"/>
                           </pic:cNvPicPr>
                         </pic:nvPicPr>
                         <pic:blipFill>
-                          <a:blip r:embed="rId143"/>
+                          <a:blip r:embed="rId150"/>
                           <a:stretch>
                             <a:fillRect/>
                           </a:stretch>
@@ -60334,8 +62724,8 @@
         </w:tc>
       </w:tr>
     </w:tbl>
-    <w:bookmarkEnd w:id="222"/>
-    <w:bookmarkStart w:id="225" w:name="def-cv-se"/>
+    <w:bookmarkEnd w:id="228"/>
+    <w:bookmarkStart w:id="231" w:name="def-cv-se"/>
     <w:p>
       <w:pPr>
         <w:pStyle w:val="BodyText"/>
@@ -60345,7 +62735,7 @@
           <w:b/>
           <w:bCs/>
         </w:rPr>
-        <w:t xml:space="preserve">Definition 39 (Fold-based standard error)</w:t>
+        <w:t xml:space="preserve">Definition 42 (Fold-based standard error)</w:t>
       </w:r>
       <w:r>
         <w:t xml:space="preserve"> </w:t>
@@ -60439,7 +62829,7 @@
       <w:r>
         <w:t xml:space="preserve"> </w:t>
       </w:r>
-      <w:hyperlink r:id="rId223">
+      <w:hyperlink r:id="rId229">
         <w:r>
           <w:rPr>
             <w:rStyle w:val="Hyperlink"/>
@@ -60505,7 +62895,7 @@
       <w:pPr>
         <w:pStyle w:val="BodyText"/>
       </w:pPr>
-      <w:bookmarkStart w:id="224" w:name="eq-cv-se"/>
+      <w:bookmarkStart w:id="230" w:name="eq-cv-se"/>
       <m:oMathPara>
         <m:oMathParaPr>
           <m:jc m:val="center"/>
@@ -60670,7 +63060,7 @@
             <m:t>(</m:t>
           </m:r>
           <m:r>
-            <m:t>42</m:t>
+            <m:t>44</m:t>
           </m:r>
           <m:r>
             <m:rPr>
@@ -60680,10 +63070,10 @@
           </m:r>
         </m:oMath>
       </m:oMathPara>
-      <w:bookmarkEnd w:id="224"/>
+      <w:bookmarkEnd w:id="230"/>
     </w:p>
-    <w:bookmarkEnd w:id="225"/>
-    <w:bookmarkStart w:id="226" w:name="rem-source-cv-se"/>
+    <w:bookmarkEnd w:id="231"/>
+    <w:bookmarkStart w:id="232" w:name="rem-source-cv-se"/>
     <w:p>
       <w:pPr>
         <w:pStyle w:val="FirstParagraph"/>
@@ -60693,7 +63083,7 @@
           <w:i/>
           <w:iCs/>
         </w:rPr>
-        <w:t xml:space="preserve">Remark 36</w:t>
+        <w:t xml:space="preserve">Remark 34</w:t>
       </w:r>
       <w:r>
         <w:t xml:space="preserve"> (Source: Fold-based standard error). </w:t>
@@ -60705,8 +63095,8 @@
         <w:t xml:space="preserve">, who call the result a standard error.</w:t>
       </w:r>
     </w:p>
-    <w:bookmarkEnd w:id="226"/>
-    <w:bookmarkStart w:id="228" w:name="rem-cv-se"/>
+    <w:bookmarkEnd w:id="232"/>
+    <w:bookmarkStart w:id="234" w:name="rem-cv-se"/>
     <w:p>
       <w:pPr>
         <w:pStyle w:val="BodyText"/>
@@ -60716,7 +63106,7 @@
           <w:i/>
           <w:iCs/>
         </w:rPr>
-        <w:t xml:space="preserve">Remark 37</w:t>
+        <w:t xml:space="preserve">Remark 35</w:t>
       </w:r>
       <w:r>
         <w:t xml:space="preserve"> (The fold-based standard error is only a rough guide). </w:t>
@@ -60744,7 +63134,7 @@
           <w:rPr>
             <w:rStyle w:val="Hyperlink"/>
           </w:rPr>
-          <w:t xml:space="preserve">Equation 42</w:t>
+          <w:t xml:space="preserve">Equation 44</w:t>
         </w:r>
       </w:hyperlink>
       <w:r>
@@ -60929,7 +63319,7 @@
       <w:r>
         <w:t xml:space="preserve"> </w:t>
       </w:r>
-      <w:hyperlink r:id="rId227">
+      <w:hyperlink r:id="rId233">
         <w:r>
           <w:rPr>
             <w:rStyle w:val="Hyperlink"/>
@@ -60993,8 +63383,8 @@
         <w:t xml:space="preserve">.</w:t>
       </w:r>
     </w:p>
-    <w:bookmarkEnd w:id="228"/>
-    <w:bookmarkStart w:id="230" w:name="def-fold-mse-indexed"/>
+    <w:bookmarkEnd w:id="234"/>
+    <w:bookmarkStart w:id="236" w:name="def-fold-mse-indexed"/>
     <w:p>
       <w:pPr>
         <w:pStyle w:val="BodyText"/>
@@ -61004,7 +63394,7 @@
           <w:b/>
           <w:bCs/>
         </w:rPr>
-        <w:t xml:space="preserve">Definition 40 (Fold mean squared error of a named procedure)</w:t>
+        <w:t xml:space="preserve">Definition 43 (Fold mean squared error of a named procedure)</w:t>
       </w:r>
       <w:r>
         <w:t xml:space="preserve"> </w:t>
@@ -61172,7 +63562,7 @@
       <w:pPr>
         <w:pStyle w:val="BodyText"/>
       </w:pPr>
-      <w:bookmarkStart w:id="229" w:name="eq-fold-mse-indexed"/>
+      <w:bookmarkStart w:id="235" w:name="eq-fold-mse-indexed"/>
       <m:oMathPara>
         <m:oMathParaPr>
           <m:jc m:val="center"/>
@@ -61549,7 +63939,7 @@
             <m:t>(</m:t>
           </m:r>
           <m:r>
-            <m:t>43</m:t>
+            <m:t>45</m:t>
           </m:r>
           <m:r>
             <m:rPr>
@@ -61559,10 +63949,10 @@
           </m:r>
         </m:oMath>
       </m:oMathPara>
-      <w:bookmarkEnd w:id="229"/>
+      <w:bookmarkEnd w:id="235"/>
     </w:p>
-    <w:bookmarkEnd w:id="230"/>
-    <w:bookmarkStart w:id="232" w:name="def-cv-se-indexed"/>
+    <w:bookmarkEnd w:id="236"/>
+    <w:bookmarkStart w:id="238" w:name="def-cv-se-indexed"/>
     <w:p>
       <w:pPr>
         <w:pStyle w:val="FirstParagraph"/>
@@ -61572,7 +63962,7 @@
           <w:b/>
           <w:bCs/>
         </w:rPr>
-        <w:t xml:space="preserve">Definition 41 (Fold-based standard error of a named procedure)</w:t>
+        <w:t xml:space="preserve">Definition 44 (Fold-based standard error of a named procedure)</w:t>
       </w:r>
       <w:r>
         <w:t xml:space="preserve"> </w:t>
@@ -61768,7 +64158,7 @@
       <w:pPr>
         <w:pStyle w:val="BodyText"/>
       </w:pPr>
-      <w:bookmarkStart w:id="231" w:name="eq-cv-se-indexed"/>
+      <w:bookmarkStart w:id="237" w:name="eq-cv-se-indexed"/>
       <m:oMathPara>
         <m:oMathParaPr>
           <m:jc m:val="center"/>
@@ -62056,7 +64446,7 @@
             <m:t>(</m:t>
           </m:r>
           <m:r>
-            <m:t>44</m:t>
+            <m:t>46</m:t>
           </m:r>
           <m:r>
             <m:rPr>
@@ -62066,10 +64456,10 @@
           </m:r>
         </m:oMath>
       </m:oMathPara>
-      <w:bookmarkEnd w:id="231"/>
+      <w:bookmarkEnd w:id="237"/>
     </w:p>
-    <w:bookmarkEnd w:id="232"/>
-    <w:bookmarkStart w:id="234" w:name="def-one-se-rule"/>
+    <w:bookmarkEnd w:id="238"/>
+    <w:bookmarkStart w:id="240" w:name="def-one-se-rule"/>
     <w:p>
       <w:pPr>
         <w:pStyle w:val="FirstParagraph"/>
@@ -62079,7 +64469,7 @@
           <w:b/>
           <w:bCs/>
         </w:rPr>
-        <w:t xml:space="preserve">Definition 42 (One-standard-error rule)</w:t>
+        <w:t xml:space="preserve">Definition 45 (One-standard-error rule)</w:t>
       </w:r>
       <w:r>
         <w:t xml:space="preserve"> </w:t>
@@ -62327,7 +64717,7 @@
       <w:pPr>
         <w:pStyle w:val="BodyText"/>
       </w:pPr>
-      <w:bookmarkStart w:id="233" w:name="eq-one-se-rule"/>
+      <w:bookmarkStart w:id="239" w:name="eq-one-se-rule"/>
       <m:oMathPara>
         <m:oMathParaPr>
           <m:jc m:val="center"/>
@@ -62651,7 +65041,7 @@
             <m:t>(</m:t>
           </m:r>
           <m:r>
-            <m:t>45</m:t>
+            <m:t>47</m:t>
           </m:r>
           <m:r>
             <m:rPr>
@@ -62661,42 +65051,27 @@
           </m:r>
         </m:oMath>
       </m:oMathPara>
-      <w:bookmarkEnd w:id="233"/>
+      <w:bookmarkEnd w:id="239"/>
     </w:p>
-    <w:bookmarkEnd w:id="234"/>
-    <w:bookmarkStart w:id="235" w:name="rem-source-one-se-rule"/>
     <w:p>
       <w:pPr>
         <w:pStyle w:val="FirstParagraph"/>
       </w:pPr>
       <w:r>
-        <w:rPr>
-          <w:i/>
-          <w:iCs/>
-        </w:rPr>
-        <w:t xml:space="preserve">Remark 38</w:t>
-      </w:r>
-      <w:r>
-        <w:t xml:space="preserve"> (Source: One-standard-error rule). </w:t>
-      </w:r>
-      <w:r>
-        <w:t xml:space="preserve">Hastie et al. (2009, sec. 7.10.1)</w:t>
-      </w:r>
-      <w:r>
-        <w:t xml:space="preserve">;</w:t>
-      </w:r>
-      <w:r>
-        <w:t xml:space="preserve"> </w:t>
-      </w:r>
-      <w:r>
-        <w:t xml:space="preserve">James et al. (2021, sec. 6.1.3)</w:t>
+        <w:t xml:space="preserve">Source:</w:t>
+      </w:r>
+      <w:r>
+        <w:t xml:space="preserve"> </w:t>
+      </w:r>
+      <w:r>
+        <w:t xml:space="preserve">(Hastie et al. 2009, sec. 7.10.1; James et al. 2021, sec. 6.1.3)</w:t>
       </w:r>
       <w:r>
         <w:t xml:space="preserve">.</w:t>
       </w:r>
     </w:p>
-    <w:bookmarkEnd w:id="235"/>
-    <w:bookmarkStart w:id="240" w:name="exm-one-se-rule"/>
+    <w:bookmarkEnd w:id="240"/>
+    <w:bookmarkStart w:id="245" w:name="exm-one-se-rule"/>
     <w:p>
       <w:pPr>
         <w:pStyle w:val="BodyText"/>
@@ -62706,7 +65081,7 @@
           <w:b/>
           <w:bCs/>
         </w:rPr>
-        <w:t xml:space="preserve">Example 12 (The one-standard-error rule for the simulated polynomials)</w:t>
+        <w:t xml:space="preserve">Example 13 (The one-standard-error rule for the simulated polynomials)</w:t>
       </w:r>
       <w:r>
         <w:t xml:space="preserve"> </w:t>
@@ -62728,7 +65103,7 @@
           <w:rPr>
             <w:rStyle w:val="Hyperlink"/>
           </w:rPr>
-          <w:t xml:space="preserve">Example 5</w:t>
+          <w:t xml:space="preserve">Example 6</w:t>
         </w:r>
       </w:hyperlink>
       <w:r>
@@ -62754,7 +65129,7 @@
           <w:rPr>
             <w:rStyle w:val="Hyperlink"/>
           </w:rPr>
-          <w:t xml:space="preserve">Definition 42</w:t>
+          <w:t xml:space="preserve">Definition 45</w:t>
         </w:r>
       </w:hyperlink>
       <w:r>
@@ -63748,7 +66123,7 @@
           <w:rPr>
             <w:rStyle w:val="Hyperlink"/>
           </w:rPr>
-          <w:t xml:space="preserve">Remark 24</w:t>
+          <w:t xml:space="preserve">Remark 23</w:t>
         </w:r>
       </w:hyperlink>
       <w:r>
@@ -63768,7 +66143,7 @@
       <w:tr>
         <w:tc>
           <w:tcPr/>
-          <w:bookmarkStart w:id="239" w:name="fig-one-se-rule"/>
+          <w:bookmarkStart w:id="244" w:name="fig-one-se-rule"/>
           <w:p>
             <w:pPr>
               <w:pStyle w:val="SourceCode"/>
@@ -64381,18 +66756,18 @@
                 <wp:inline>
                   <wp:extent cx="4620126" cy="3696101"/>
                   <wp:effectExtent b="0" l="0" r="0" t="0"/>
-                  <wp:docPr descr="" title="" id="237" name="Picture"/>
+                  <wp:docPr descr="" title="" id="242" name="Picture"/>
                   <a:graphic>
                     <a:graphicData uri="http://schemas.openxmlformats.org/drawingml/2006/picture">
                       <pic:pic>
                         <pic:nvPicPr>
-                          <pic:cNvPr descr="model-validation_files/figure-docx/one-se-rule-plot-1.png" id="238" name="Picture"/>
+                          <pic:cNvPr descr="model-validation_files/figure-docx/one-se-rule-plot-1.png" id="243" name="Picture"/>
                           <pic:cNvPicPr>
                             <a:picLocks noChangeArrowheads="1" noChangeAspect="1"/>
                           </pic:cNvPicPr>
                         </pic:nvPicPr>
                         <pic:blipFill>
-                          <a:blip r:embed="rId236"/>
+                          <a:blip r:embed="rId241"/>
                           <a:stretch>
                             <a:fillRect/>
                           </a:stretch>
@@ -64459,7 +66834,7 @@
                 <w:rPr>
                   <w:rStyle w:val="Hyperlink"/>
                 </w:rPr>
-                <w:t xml:space="preserve">Equation 42</w:t>
+                <w:t xml:space="preserve">Equation 44</w:t>
               </w:r>
             </w:hyperlink>
             <w:r>
@@ -64472,7 +66847,7 @@
               <w:t xml:space="preserve">The dashed line is one fold-based standard error above the smallest estimate.</w:t>
             </w:r>
           </w:p>
-          <w:bookmarkEnd w:id="239"/>
+          <w:bookmarkEnd w:id="244"/>
         </w:tc>
       </w:tr>
     </w:tbl>
@@ -64539,7 +66914,7 @@
           <w:rPr>
             <w:rStyle w:val="Hyperlink"/>
           </w:rPr>
-          <w:t xml:space="preserve">Example 5</w:t>
+          <w:t xml:space="preserve">Example 6</w:t>
         </w:r>
       </w:hyperlink>
       <w:r>
@@ -64561,9 +66936,9 @@
         <w:t xml:space="preserve">and 0.315 for degree 3.</w:t>
       </w:r>
     </w:p>
-    <w:bookmarkEnd w:id="240"/>
-    <w:bookmarkEnd w:id="241"/>
-    <w:bookmarkStart w:id="248" w:name="sec-cv-whole-procedure"/>
+    <w:bookmarkEnd w:id="245"/>
+    <w:bookmarkEnd w:id="246"/>
+    <w:bookmarkStart w:id="253" w:name="sec-cv-whole-procedure"/>
     <w:p>
       <w:pPr>
         <w:pStyle w:val="Heading2"/>
@@ -64572,7 +66947,7 @@
         <w:t xml:space="preserve">9 Cross-validating the whole procedure</w:t>
       </w:r>
     </w:p>
-    <w:bookmarkStart w:id="244" w:name="exr-cv-screening"/>
+    <w:bookmarkStart w:id="249" w:name="exr-cv-screening"/>
     <w:p>
       <w:pPr>
         <w:pStyle w:val="FirstParagraph"/>
@@ -64872,18 +67247,18 @@
                 <wp:inline>
                   <wp:extent cx="152400" cy="152400"/>
                   <wp:effectExtent b="0" l="0" r="0" t="0"/>
-                  <wp:docPr descr="" title="" id="242" name="Picture"/>
+                  <wp:docPr descr="" title="" id="247" name="Picture"/>
                   <a:graphic>
                     <a:graphicData uri="http://schemas.openxmlformats.org/drawingml/2006/picture">
                       <pic:pic>
                         <pic:nvPicPr>
-                          <pic:cNvPr descr="/opt/quarto/share/formats/docx/note.png" id="243" name="Picture"/>
+                          <pic:cNvPr descr="/opt/quarto/share/formats/docx/note.png" id="248" name="Picture"/>
                           <pic:cNvPicPr>
                             <a:picLocks noChangeArrowheads="1" noChangeAspect="1"/>
                           </pic:cNvPicPr>
                         </pic:nvPicPr>
                         <pic:blipFill>
-                          <a:blip r:embed="rId143"/>
+                          <a:blip r:embed="rId150"/>
                           <a:stretch>
                             <a:fillRect/>
                           </a:stretch>
@@ -64965,8 +67340,8 @@
         </w:tc>
       </w:tr>
     </w:tbl>
-    <w:bookmarkEnd w:id="244"/>
-    <w:bookmarkStart w:id="245" w:name="sol-cv-screening"/>
+    <w:bookmarkEnd w:id="249"/>
+    <w:bookmarkStart w:id="250" w:name="sol-cv-screening"/>
     <w:p>
       <w:pPr>
         <w:pStyle w:val="BodyText"/>
@@ -66894,8 +69269,8 @@
         <w:t xml:space="preserve">needs fails.</w:t>
       </w:r>
     </w:p>
-    <w:bookmarkEnd w:id="245"/>
-    <w:bookmarkStart w:id="247" w:name="rem-cv-every-step"/>
+    <w:bookmarkEnd w:id="250"/>
+    <w:bookmarkStart w:id="252" w:name="rem-cv-every-step"/>
     <w:p>
       <w:pPr>
         <w:pStyle w:val="BodyText"/>
@@ -66905,7 +69280,7 @@
           <w:i/>
           <w:iCs/>
         </w:rPr>
-        <w:t xml:space="preserve">Remark 39</w:t>
+        <w:t xml:space="preserve">Remark 36</w:t>
       </w:r>
       <w:r>
         <w:t xml:space="preserve"> (Cross-validate the whole procedure). </w:t>
@@ -67051,7 +69426,7 @@
       <w:r>
         <w:t xml:space="preserve"> </w:t>
       </w:r>
-      <w:hyperlink r:id="rId246">
+      <w:hyperlink r:id="rId251">
         <w:r>
           <w:rPr>
             <w:rStyle w:val="Hyperlink"/>
@@ -67075,9 +69450,9 @@
         <w:t xml:space="preserve">when they are computed without the outcome.</w:t>
       </w:r>
     </w:p>
-    <w:bookmarkEnd w:id="247"/>
-    <w:bookmarkEnd w:id="248"/>
-    <w:bookmarkStart w:id="249" w:name="further-reading"/>
+    <w:bookmarkEnd w:id="252"/>
+    <w:bookmarkEnd w:id="253"/>
+    <w:bookmarkStart w:id="254" w:name="further-reading"/>
     <w:p>
       <w:pPr>
         <w:pStyle w:val="Heading2"/>
@@ -67106,8 +69481,8 @@
         <w:t xml:space="preserve">including the covariance and correlation matrices that cross-products produce.</w:t>
       </w:r>
     </w:p>
-    <w:bookmarkEnd w:id="249"/>
-    <w:bookmarkStart w:id="257" w:name="references"/>
+    <w:bookmarkEnd w:id="254"/>
+    <w:bookmarkStart w:id="262" w:name="references"/>
     <w:p>
       <w:pPr>
         <w:pStyle w:val="Heading2"/>
@@ -67116,8 +69491,8 @@
         <w:t xml:space="preserve">References</w:t>
       </w:r>
     </w:p>
-    <w:bookmarkStart w:id="256" w:name="refs"/>
-    <w:bookmarkStart w:id="251" w:name="ref-hastie2009elements"/>
+    <w:bookmarkStart w:id="261" w:name="refs"/>
+    <w:bookmarkStart w:id="256" w:name="ref-hastie2009elements"/>
     <w:p>
       <w:pPr>
         <w:pStyle w:val="Bibliography"/>
@@ -67141,7 +69516,7 @@
       <w:r>
         <w:t xml:space="preserve"> </w:t>
       </w:r>
-      <w:hyperlink r:id="rId250">
+      <w:hyperlink r:id="rId255">
         <w:r>
           <w:rPr>
             <w:rStyle w:val="Hyperlink"/>
@@ -67153,8 +69528,8 @@
         <w:t xml:space="preserve">.</w:t>
       </w:r>
     </w:p>
-    <w:bookmarkEnd w:id="251"/>
-    <w:bookmarkStart w:id="253" w:name="ref-james2021islr2e"/>
+    <w:bookmarkEnd w:id="256"/>
+    <w:bookmarkStart w:id="258" w:name="ref-james2021islr2e"/>
     <w:p>
       <w:pPr>
         <w:pStyle w:val="Bibliography"/>
@@ -67192,7 +69567,7 @@
       <w:r>
         <w:t xml:space="preserve"> </w:t>
       </w:r>
-      <w:hyperlink r:id="rId252">
+      <w:hyperlink r:id="rId257">
         <w:r>
           <w:rPr>
             <w:rStyle w:val="Hyperlink"/>
@@ -67204,8 +69579,8 @@
         <w:t xml:space="preserve">.</w:t>
       </w:r>
     </w:p>
-    <w:bookmarkEnd w:id="253"/>
-    <w:bookmarkStart w:id="255" w:name="ref-sanchez2020matrix4sl"/>
+    <w:bookmarkEnd w:id="258"/>
+    <w:bookmarkStart w:id="260" w:name="ref-sanchez2020matrix4sl"/>
     <w:p>
       <w:pPr>
         <w:pStyle w:val="Bibliography"/>
@@ -67243,7 +69618,7 @@
       <w:r>
         <w:t xml:space="preserve"> </w:t>
       </w:r>
-      <w:hyperlink r:id="rId254">
+      <w:hyperlink r:id="rId259">
         <w:r>
           <w:rPr>
             <w:rStyle w:val="Hyperlink"/>
@@ -67255,9 +69630,9 @@
         <w:t xml:space="preserve">.</w:t>
       </w:r>
     </w:p>
-    <w:bookmarkEnd w:id="255"/>
-    <w:bookmarkEnd w:id="256"/>
-    <w:bookmarkEnd w:id="257"/>
+    <w:bookmarkEnd w:id="260"/>
+    <w:bookmarkEnd w:id="261"/>
+    <w:bookmarkEnd w:id="262"/>
     <w:sectPr>
       <w:footnotePr>
         <w:numRestart w:val="eachSect"/>
